--- a/Диплом Коростин.docx
+++ b/Диплом Коростин.docx
@@ -428,13 +428,7 @@
         <w:ind w:firstLine="0"/>
       </w:pPr>
       <w:r>
-        <w:t>«___» _________ 20</w:t>
-      </w:r>
-      <w:r>
-        <w:t>26</w:t>
-      </w:r>
-      <w:r>
-        <w:t>г.</w:t>
+        <w:t>«___» _________ 2026г.</w:t>
       </w:r>
     </w:p>
     <w:p>
@@ -497,6 +491,12 @@
     </w:p>
     <w:sdt>
       <w:sdtPr>
+        <w:rPr>
+          <w:rFonts w:cstheme="minorBidi"/>
+          <w:kern w:val="2"/>
+          <w:szCs w:val="22"/>
+          <w14:ligatures w14:val="standardContextual"/>
+        </w:rPr>
         <w:id w:val="-2018537566"/>
         <w:docPartObj>
           <w:docPartGallery w:val="Table of Contents"/>
@@ -505,11 +505,7 @@
       </w:sdtPr>
       <w:sdtEndPr>
         <w:rPr>
-          <w:rFonts w:cstheme="minorBidi"/>
           <w:bCs/>
-          <w:kern w:val="2"/>
-          <w:szCs w:val="22"/>
-          <w14:ligatures w14:val="standardContextual"/>
         </w:rPr>
       </w:sdtEndPr>
       <w:sdtContent>
@@ -571,7 +567,7 @@
             </w:rPr>
             <w:fldChar w:fldCharType="separate"/>
           </w:r>
-          <w:hyperlink w:anchor="_Toc227950339" w:history="1">
+          <w:hyperlink w:anchor="_Toc229051402" w:history="1">
             <w:r>
               <w:rPr>
                 <w:rStyle w:val="ad"/>
@@ -598,7 +594,7 @@
                 <w:noProof/>
                 <w:webHidden/>
               </w:rPr>
-              <w:instrText xml:space="preserve"> PAGEREF _Toc227950339 \h </w:instrText>
+              <w:instrText xml:space="preserve"> PAGEREF _Toc229051402 \h </w:instrText>
             </w:r>
             <w:r>
               <w:rPr>
@@ -646,7 +642,7 @@
               <w14:ligatures w14:val="standardContextual"/>
             </w:rPr>
           </w:pPr>
-          <w:hyperlink w:anchor="_Toc227950340" w:history="1">
+          <w:hyperlink w:anchor="_Toc229051403" w:history="1">
             <w:r>
               <w:rPr>
                 <w:rStyle w:val="ad"/>
@@ -692,7 +688,7 @@
                 <w:noProof/>
                 <w:webHidden/>
               </w:rPr>
-              <w:instrText xml:space="preserve"> PAGEREF _Toc227950340 \h </w:instrText>
+              <w:instrText xml:space="preserve"> PAGEREF _Toc229051403 \h </w:instrText>
             </w:r>
             <w:r>
               <w:rPr>
@@ -739,7 +735,7 @@
               <w14:ligatures w14:val="standardContextual"/>
             </w:rPr>
           </w:pPr>
-          <w:hyperlink w:anchor="_Toc227950341" w:history="1">
+          <w:hyperlink w:anchor="_Toc229051404" w:history="1">
             <w:r>
               <w:rPr>
                 <w:rStyle w:val="ad"/>
@@ -785,7 +781,7 @@
                 <w:noProof/>
                 <w:webHidden/>
               </w:rPr>
-              <w:instrText xml:space="preserve"> PAGEREF _Toc227950341 \h </w:instrText>
+              <w:instrText xml:space="preserve"> PAGEREF _Toc229051404 \h </w:instrText>
             </w:r>
             <w:r>
               <w:rPr>
@@ -833,7 +829,7 @@
               <w14:ligatures w14:val="standardContextual"/>
             </w:rPr>
           </w:pPr>
-          <w:hyperlink w:anchor="_Toc227950342" w:history="1">
+          <w:hyperlink w:anchor="_Toc229051405" w:history="1">
             <w:r>
               <w:rPr>
                 <w:rStyle w:val="ad"/>
@@ -879,7 +875,7 @@
                 <w:noProof/>
                 <w:webHidden/>
               </w:rPr>
-              <w:instrText xml:space="preserve"> PAGEREF _Toc227950342 \h </w:instrText>
+              <w:instrText xml:space="preserve"> PAGEREF _Toc229051405 \h </w:instrText>
             </w:r>
             <w:r>
               <w:rPr>
@@ -927,7 +923,7 @@
               <w14:ligatures w14:val="standardContextual"/>
             </w:rPr>
           </w:pPr>
-          <w:hyperlink w:anchor="_Toc227950343" w:history="1">
+          <w:hyperlink w:anchor="_Toc229051406" w:history="1">
             <w:r>
               <w:rPr>
                 <w:rStyle w:val="ad"/>
@@ -973,7 +969,7 @@
                 <w:noProof/>
                 <w:webHidden/>
               </w:rPr>
-              <w:instrText xml:space="preserve"> PAGEREF _Toc227950343 \h </w:instrText>
+              <w:instrText xml:space="preserve"> PAGEREF _Toc229051406 \h </w:instrText>
             </w:r>
             <w:r>
               <w:rPr>
@@ -1021,7 +1017,7 @@
               <w14:ligatures w14:val="standardContextual"/>
             </w:rPr>
           </w:pPr>
-          <w:hyperlink w:anchor="_Toc227950344" w:history="1">
+          <w:hyperlink w:anchor="_Toc229051407" w:history="1">
             <w:r>
               <w:rPr>
                 <w:rStyle w:val="ad"/>
@@ -1067,7 +1063,7 @@
                 <w:noProof/>
                 <w:webHidden/>
               </w:rPr>
-              <w:instrText xml:space="preserve"> PAGEREF _Toc227950344 \h </w:instrText>
+              <w:instrText xml:space="preserve"> PAGEREF _Toc229051407 \h </w:instrText>
             </w:r>
             <w:r>
               <w:rPr>
@@ -1114,7 +1110,7 @@
               <w14:ligatures w14:val="standardContextual"/>
             </w:rPr>
           </w:pPr>
-          <w:hyperlink w:anchor="_Toc227950345" w:history="1">
+          <w:hyperlink w:anchor="_Toc229051408" w:history="1">
             <w:r>
               <w:rPr>
                 <w:rStyle w:val="ad"/>
@@ -1160,7 +1156,7 @@
                 <w:noProof/>
                 <w:webHidden/>
               </w:rPr>
-              <w:instrText xml:space="preserve"> PAGEREF _Toc227950345 \h </w:instrText>
+              <w:instrText xml:space="preserve"> PAGEREF _Toc229051408 \h </w:instrText>
             </w:r>
             <w:r>
               <w:rPr>
@@ -1208,7 +1204,7 @@
               <w14:ligatures w14:val="standardContextual"/>
             </w:rPr>
           </w:pPr>
-          <w:hyperlink w:anchor="_Toc227950346" w:history="1">
+          <w:hyperlink w:anchor="_Toc229051409" w:history="1">
             <w:r>
               <w:rPr>
                 <w:rStyle w:val="ad"/>
@@ -1254,7 +1250,7 @@
                 <w:noProof/>
                 <w:webHidden/>
               </w:rPr>
-              <w:instrText xml:space="preserve"> PAGEREF _Toc227950346 \h </w:instrText>
+              <w:instrText xml:space="preserve"> PAGEREF _Toc229051409 \h </w:instrText>
             </w:r>
             <w:r>
               <w:rPr>
@@ -1302,7 +1298,7 @@
               <w14:ligatures w14:val="standardContextual"/>
             </w:rPr>
           </w:pPr>
-          <w:hyperlink w:anchor="_Toc227950347" w:history="1">
+          <w:hyperlink w:anchor="_Toc229051410" w:history="1">
             <w:r>
               <w:rPr>
                 <w:rStyle w:val="ad"/>
@@ -1348,7 +1344,7 @@
                 <w:noProof/>
                 <w:webHidden/>
               </w:rPr>
-              <w:instrText xml:space="preserve"> PAGEREF _Toc227950347 \h </w:instrText>
+              <w:instrText xml:space="preserve"> PAGEREF _Toc229051410 \h </w:instrText>
             </w:r>
             <w:r>
               <w:rPr>
@@ -1396,7 +1392,7 @@
               <w14:ligatures w14:val="standardContextual"/>
             </w:rPr>
           </w:pPr>
-          <w:hyperlink w:anchor="_Toc227950348" w:history="1">
+          <w:hyperlink w:anchor="_Toc229051411" w:history="1">
             <w:r>
               <w:rPr>
                 <w:rStyle w:val="ad"/>
@@ -1443,7 +1439,7 @@
                 <w:noProof/>
                 <w:webHidden/>
               </w:rPr>
-              <w:instrText xml:space="preserve"> PAGEREF _Toc227950348 \h </w:instrText>
+              <w:instrText xml:space="preserve"> PAGEREF _Toc229051411 \h </w:instrText>
             </w:r>
             <w:r>
               <w:rPr>
@@ -1491,7 +1487,7 @@
               <w14:ligatures w14:val="standardContextual"/>
             </w:rPr>
           </w:pPr>
-          <w:hyperlink w:anchor="_Toc227950349" w:history="1">
+          <w:hyperlink w:anchor="_Toc229051412" w:history="1">
             <w:r>
               <w:rPr>
                 <w:rStyle w:val="ad"/>
@@ -1537,7 +1533,7 @@
                 <w:noProof/>
                 <w:webHidden/>
               </w:rPr>
-              <w:instrText xml:space="preserve"> PAGEREF _Toc227950349 \h </w:instrText>
+              <w:instrText xml:space="preserve"> PAGEREF _Toc229051412 \h </w:instrText>
             </w:r>
             <w:r>
               <w:rPr>
@@ -1584,7 +1580,7 @@
               <w14:ligatures w14:val="standardContextual"/>
             </w:rPr>
           </w:pPr>
-          <w:hyperlink w:anchor="_Toc227950350" w:history="1">
+          <w:hyperlink w:anchor="_Toc229051413" w:history="1">
             <w:r>
               <w:rPr>
                 <w:rStyle w:val="ad"/>
@@ -1630,7 +1626,7 @@
                 <w:noProof/>
                 <w:webHidden/>
               </w:rPr>
-              <w:instrText xml:space="preserve"> PAGEREF _Toc227950350 \h </w:instrText>
+              <w:instrText xml:space="preserve"> PAGEREF _Toc229051413 \h </w:instrText>
             </w:r>
             <w:r>
               <w:rPr>
@@ -1678,7 +1674,7 @@
               <w14:ligatures w14:val="standardContextual"/>
             </w:rPr>
           </w:pPr>
-          <w:hyperlink w:anchor="_Toc227950351" w:history="1">
+          <w:hyperlink w:anchor="_Toc229051414" w:history="1">
             <w:r>
               <w:rPr>
                 <w:rStyle w:val="ad"/>
@@ -1724,7 +1720,7 @@
                 <w:noProof/>
                 <w:webHidden/>
               </w:rPr>
-              <w:instrText xml:space="preserve"> PAGEREF _Toc227950351 \h </w:instrText>
+              <w:instrText xml:space="preserve"> PAGEREF _Toc229051414 \h </w:instrText>
             </w:r>
             <w:r>
               <w:rPr>
@@ -1772,7 +1768,7 @@
               <w14:ligatures w14:val="standardContextual"/>
             </w:rPr>
           </w:pPr>
-          <w:hyperlink w:anchor="_Toc227950352" w:history="1">
+          <w:hyperlink w:anchor="_Toc229051415" w:history="1">
             <w:r>
               <w:rPr>
                 <w:rStyle w:val="ad"/>
@@ -1818,7 +1814,7 @@
                 <w:noProof/>
                 <w:webHidden/>
               </w:rPr>
-              <w:instrText xml:space="preserve"> PAGEREF _Toc227950352 \h </w:instrText>
+              <w:instrText xml:space="preserve"> PAGEREF _Toc229051415 \h </w:instrText>
             </w:r>
             <w:r>
               <w:rPr>
@@ -1838,7 +1834,7 @@
                 <w:noProof/>
                 <w:webHidden/>
               </w:rPr>
-              <w:t>45</w:t>
+              <w:t>46</w:t>
             </w:r>
             <w:r>
               <w:rPr>
@@ -1866,7 +1862,7 @@
               <w14:ligatures w14:val="standardContextual"/>
             </w:rPr>
           </w:pPr>
-          <w:hyperlink w:anchor="_Toc227950353" w:history="1">
+          <w:hyperlink w:anchor="_Toc229051416" w:history="1">
             <w:r>
               <w:rPr>
                 <w:rStyle w:val="ad"/>
@@ -1912,7 +1908,7 @@
                 <w:noProof/>
                 <w:webHidden/>
               </w:rPr>
-              <w:instrText xml:space="preserve"> PAGEREF _Toc227950353 \h </w:instrText>
+              <w:instrText xml:space="preserve"> PAGEREF _Toc229051416 \h </w:instrText>
             </w:r>
             <w:r>
               <w:rPr>
@@ -1932,7 +1928,7 @@
                 <w:noProof/>
                 <w:webHidden/>
               </w:rPr>
-              <w:t>45</w:t>
+              <w:t>48</w:t>
             </w:r>
             <w:r>
               <w:rPr>
@@ -1959,7 +1955,7 @@
               <w14:ligatures w14:val="standardContextual"/>
             </w:rPr>
           </w:pPr>
-          <w:hyperlink w:anchor="_Toc227950354" w:history="1">
+          <w:hyperlink w:anchor="_Toc229051417" w:history="1">
             <w:r>
               <w:rPr>
                 <w:rStyle w:val="ad"/>
@@ -2005,7 +2001,7 @@
                 <w:noProof/>
                 <w:webHidden/>
               </w:rPr>
-              <w:instrText xml:space="preserve"> PAGEREF _Toc227950354 \h </w:instrText>
+              <w:instrText xml:space="preserve"> PAGEREF _Toc229051417 \h </w:instrText>
             </w:r>
             <w:r>
               <w:rPr>
@@ -2025,7 +2021,7 @@
                 <w:noProof/>
                 <w:webHidden/>
               </w:rPr>
-              <w:t>46</w:t>
+              <w:t>51</w:t>
             </w:r>
             <w:r>
               <w:rPr>
@@ -2052,7 +2048,7 @@
               <w14:ligatures w14:val="standardContextual"/>
             </w:rPr>
           </w:pPr>
-          <w:hyperlink w:anchor="_Toc227950355" w:history="1">
+          <w:hyperlink w:anchor="_Toc229051418" w:history="1">
             <w:r>
               <w:rPr>
                 <w:rStyle w:val="ad"/>
@@ -2098,7 +2094,7 @@
                 <w:noProof/>
                 <w:webHidden/>
               </w:rPr>
-              <w:instrText xml:space="preserve"> PAGEREF _Toc227950355 \h </w:instrText>
+              <w:instrText xml:space="preserve"> PAGEREF _Toc229051418 \h </w:instrText>
             </w:r>
             <w:r>
               <w:rPr>
@@ -2118,7 +2114,7 @@
                 <w:noProof/>
                 <w:webHidden/>
               </w:rPr>
-              <w:t>47</w:t>
+              <w:t>56</w:t>
             </w:r>
             <w:r>
               <w:rPr>
@@ -2146,7 +2142,7 @@
               <w14:ligatures w14:val="standardContextual"/>
             </w:rPr>
           </w:pPr>
-          <w:hyperlink w:anchor="_Toc227950356" w:history="1">
+          <w:hyperlink w:anchor="_Toc229051419" w:history="1">
             <w:r>
               <w:rPr>
                 <w:rStyle w:val="ad"/>
@@ -2193,7 +2189,7 @@
                 <w:noProof/>
                 <w:webHidden/>
               </w:rPr>
-              <w:instrText xml:space="preserve"> PAGEREF _Toc227950356 \h </w:instrText>
+              <w:instrText xml:space="preserve"> PAGEREF _Toc229051419 \h </w:instrText>
             </w:r>
             <w:r>
               <w:rPr>
@@ -2213,7 +2209,7 @@
                 <w:noProof/>
                 <w:webHidden/>
               </w:rPr>
-              <w:t>47</w:t>
+              <w:t>56</w:t>
             </w:r>
             <w:r>
               <w:rPr>
@@ -2241,7 +2237,7 @@
               <w14:ligatures w14:val="standardContextual"/>
             </w:rPr>
           </w:pPr>
-          <w:hyperlink w:anchor="_Toc227950357" w:history="1">
+          <w:hyperlink w:anchor="_Toc229051420" w:history="1">
             <w:r>
               <w:rPr>
                 <w:rStyle w:val="ad"/>
@@ -2302,7 +2298,7 @@
                 <w:noProof/>
                 <w:webHidden/>
               </w:rPr>
-              <w:instrText xml:space="preserve"> PAGEREF _Toc227950357 \h </w:instrText>
+              <w:instrText xml:space="preserve"> PAGEREF _Toc229051420 \h </w:instrText>
             </w:r>
             <w:r>
               <w:rPr>
@@ -2322,7 +2318,7 @@
                 <w:noProof/>
                 <w:webHidden/>
               </w:rPr>
-              <w:t>47</w:t>
+              <w:t>56</w:t>
             </w:r>
             <w:r>
               <w:rPr>
@@ -2350,7 +2346,7 @@
               <w14:ligatures w14:val="standardContextual"/>
             </w:rPr>
           </w:pPr>
-          <w:hyperlink w:anchor="_Toc227950358" w:history="1">
+          <w:hyperlink w:anchor="_Toc229051421" w:history="1">
             <w:r>
               <w:rPr>
                 <w:rStyle w:val="ad"/>
@@ -2396,7 +2392,7 @@
                 <w:noProof/>
                 <w:webHidden/>
               </w:rPr>
-              <w:instrText xml:space="preserve"> PAGEREF _Toc227950358 \h </w:instrText>
+              <w:instrText xml:space="preserve"> PAGEREF _Toc229051421 \h </w:instrText>
             </w:r>
             <w:r>
               <w:rPr>
@@ -2416,7 +2412,7 @@
                 <w:noProof/>
                 <w:webHidden/>
               </w:rPr>
-              <w:t>48</w:t>
+              <w:t>57</w:t>
             </w:r>
             <w:r>
               <w:rPr>
@@ -2443,7 +2439,7 @@
               <w14:ligatures w14:val="standardContextual"/>
             </w:rPr>
           </w:pPr>
-          <w:hyperlink w:anchor="_Toc227950359" w:history="1">
+          <w:hyperlink w:anchor="_Toc229051422" w:history="1">
             <w:r>
               <w:rPr>
                 <w:rStyle w:val="ad"/>
@@ -2470,7 +2466,7 @@
                 <w:noProof/>
                 <w:webHidden/>
               </w:rPr>
-              <w:instrText xml:space="preserve"> PAGEREF _Toc227950359 \h </w:instrText>
+              <w:instrText xml:space="preserve"> PAGEREF _Toc229051422 \h </w:instrText>
             </w:r>
             <w:r>
               <w:rPr>
@@ -2490,7 +2486,7 @@
                 <w:noProof/>
                 <w:webHidden/>
               </w:rPr>
-              <w:t>49</w:t>
+              <w:t>58</w:t>
             </w:r>
             <w:r>
               <w:rPr>
@@ -2517,7 +2513,7 @@
               <w14:ligatures w14:val="standardContextual"/>
             </w:rPr>
           </w:pPr>
-          <w:hyperlink w:anchor="_Toc227950360" w:history="1">
+          <w:hyperlink w:anchor="_Toc229051423" w:history="1">
             <w:r>
               <w:rPr>
                 <w:rStyle w:val="ad"/>
@@ -2544,7 +2540,7 @@
                 <w:noProof/>
                 <w:webHidden/>
               </w:rPr>
-              <w:instrText xml:space="preserve"> PAGEREF _Toc227950360 \h </w:instrText>
+              <w:instrText xml:space="preserve"> PAGEREF _Toc229051423 \h </w:instrText>
             </w:r>
             <w:r>
               <w:rPr>
@@ -2564,7 +2560,7 @@
                 <w:noProof/>
                 <w:webHidden/>
               </w:rPr>
-              <w:t>50</w:t>
+              <w:t>59</w:t>
             </w:r>
             <w:r>
               <w:rPr>
@@ -2609,7 +2605,7 @@
       </w:pPr>
       <w:bookmarkStart w:id="0" w:name="_Toc216862820"/>
       <w:bookmarkStart w:id="1" w:name="_Toc226652236"/>
-      <w:bookmarkStart w:id="2" w:name="_Toc227950339"/>
+      <w:bookmarkStart w:id="2" w:name="_Toc229051402"/>
       <w:r>
         <w:lastRenderedPageBreak/>
         <w:t>ВВЕДЕНИЕ</w:t>
@@ -2745,13 +2741,7 @@
         <w:ind w:left="0" w:firstLine="709"/>
       </w:pPr>
       <w:r>
-        <w:t>Разработать кроссплатформенное мобильное приложение с функциями просмотра реестра, сканирования QR/</w:t>
-      </w:r>
-      <w:r>
-        <w:t>штрихкодов</w:t>
-      </w:r>
-      <w:r>
-        <w:t>, фиксации перемещений и проведения инвентаризационной сверки.</w:t>
+        <w:t>Разработать кроссплатформенное мобильное приложение с функциями просмотра реестра, сканирования QR/штрихкодов, фиксации перемещений и проведения инвентаризационной сверки.</w:t>
       </w:r>
     </w:p>
     <w:p>
@@ -2774,13 +2764,7 @@
     <w:p>
       <w:r>
         <w:lastRenderedPageBreak/>
-        <w:t xml:space="preserve">Предметом исследования методы, технологии и инструменты проектирования и разработки двухкомпонентной информационной системы (desktop </w:t>
-      </w:r>
-      <w:r>
-        <w:t>+</w:t>
-      </w:r>
-      <w:r>
-        <w:t xml:space="preserve"> мобильное приложение) для автоматизации учёта и инвентаризации IT-активов в условиях муниципального учреждения.</w:t>
+        <w:t>Предметом исследования методы, технологии и инструменты проектирования и разработки двухкомпонентной информационной системы (desktop + мобильное приложение) для автоматизации учёта и инвентаризации IT-активов в условиях муниципального учреждения.</w:t>
       </w:r>
     </w:p>
     <w:p>
@@ -2872,10 +2856,7 @@
     </w:p>
     <w:p>
       <w:r>
-        <w:t xml:space="preserve">Дипломный проект </w:t>
-      </w:r>
-      <w:r>
-        <w:t>включает в себя</w:t>
+        <w:t>Дипломный проект включает в себя</w:t>
       </w:r>
       <w:r>
         <w:t>:</w:t>
@@ -2921,13 +2902,7 @@
       </w:r>
       <w:r>
         <w:lastRenderedPageBreak/>
-        <w:t>описей. Отдельное внимание уделяется разработке кроссплатформенного мобильного клиента: описывается выбор технологического стека, проектирование интерфейса, адаптированного под сценарии полевой работы, реализация функций сканирования QR/</w:t>
-      </w:r>
-      <w:r>
-        <w:t>штрихкодов</w:t>
-      </w:r>
-      <w:r>
-        <w:t xml:space="preserve"> для быстрой идентификации оборудования, фиксации перемещений на месте и проведения инвентаризационной сверки, а также интеграция с серверной частью через API.</w:t>
+        <w:t>описей. Отдельное внимание уделяется разработке кроссплатформенного мобильного клиента: описывается выбор технологического стека, проектирование интерфейса, адаптированного под сценарии полевой работы, реализация функций сканирования QR/штрихкодов для быстрой идентификации оборудования, фиксации перемещений на месте и проведения инвентаризационной сверки, а также интеграция с серверной частью через API.</w:t>
       </w:r>
     </w:p>
     <w:p>
@@ -2968,7 +2943,7 @@
       </w:pPr>
       <w:bookmarkStart w:id="3" w:name="_Toc216862821"/>
       <w:bookmarkStart w:id="4" w:name="_Toc226652237"/>
-      <w:bookmarkStart w:id="5" w:name="_Toc227950340"/>
+      <w:bookmarkStart w:id="5" w:name="_Toc229051403"/>
       <w:r>
         <w:lastRenderedPageBreak/>
         <w:t>ПРОЕКТИРОВАНИЕ ИНФОРМАЦИОННОЙ СИСТЕМЫ</w:t>
@@ -2990,7 +2965,7 @@
       </w:pPr>
       <w:bookmarkStart w:id="6" w:name="_Toc216862822"/>
       <w:bookmarkStart w:id="7" w:name="_Toc226652238"/>
-      <w:bookmarkStart w:id="8" w:name="_Toc227950341"/>
+      <w:bookmarkStart w:id="8" w:name="_Toc229051404"/>
       <w:r>
         <w:t>Описание бизнес-процессов</w:t>
       </w:r>
@@ -3011,7 +2986,7 @@
         <w:pStyle w:val="3"/>
         <w:ind w:left="0" w:firstLine="709"/>
       </w:pPr>
-      <w:bookmarkStart w:id="9" w:name="_Toc227950342"/>
+      <w:bookmarkStart w:id="9" w:name="_Toc229051405"/>
       <w:r>
         <w:t>Описание Предметной области</w:t>
       </w:r>
@@ -3972,7 +3947,7 @@
         <w:pStyle w:val="3"/>
         <w:ind w:left="0" w:firstLine="709"/>
       </w:pPr>
-      <w:bookmarkStart w:id="10" w:name="_Toc227950343"/>
+      <w:bookmarkStart w:id="10" w:name="_Toc229051406"/>
       <w:r>
         <w:t>Описание используемого ПО в организации</w:t>
       </w:r>
@@ -4029,7 +4004,7 @@
         <w:pStyle w:val="3"/>
         <w:ind w:left="0" w:firstLine="709"/>
       </w:pPr>
-      <w:bookmarkStart w:id="11" w:name="_Toc227950344"/>
+      <w:bookmarkStart w:id="11" w:name="_Toc229051407"/>
       <w:r>
         <w:t>Анализ рынка существующих программных средств</w:t>
       </w:r>
@@ -4054,9 +4029,6 @@
         <w:ind w:firstLine="360"/>
       </w:pPr>
       <w:r>
-        <w:rPr>
-          <w:lang w:val="en-US"/>
-        </w:rPr>
         <w:lastRenderedPageBreak/>
         <w:t xml:space="preserve"> </w:t>
       </w:r>
@@ -4103,10 +4075,7 @@
         <w:t>Функционально:</w:t>
       </w:r>
       <w:r>
-        <w:t xml:space="preserve"> </w:t>
-      </w:r>
-      <w:r>
-        <w:t>м</w:t>
+        <w:t xml:space="preserve"> м</w:t>
       </w:r>
       <w:r>
         <w:t>ощная облачная платформа, предоставляющая полный цикл управления IT-активами от закупки до списания, с глубокой интеграцией в ITSM-процессы (управление инцидентами, изменениями).</w:t>
@@ -4779,7 +4748,7 @@
           <w:noProof/>
         </w:rPr>
         <w:drawing>
-          <wp:inline distT="0" distB="0" distL="0" distR="0" wp14:anchorId="70D6EA88" wp14:editId="44286E06">
+          <wp:inline distT="0" distB="0" distL="0" distR="0" wp14:anchorId="70D6EA88" wp14:editId="544B6410">
             <wp:extent cx="5741989" cy="2590800"/>
             <wp:effectExtent l="0" t="0" r="0" b="0"/>
             <wp:docPr id="2140150437" name="Рисунок 8" descr="Picture background"/>
@@ -4882,10 +4851,7 @@
         <w:t>Таблица 1 -</w:t>
       </w:r>
       <w:r>
-        <w:t xml:space="preserve"> </w:t>
-      </w:r>
-      <w:r>
-        <w:t>Сравнительный анализ систем управления IT-активами</w:t>
+        <w:t xml:space="preserve"> Сравнительный анализ систем управления IT-активами</w:t>
       </w:r>
     </w:p>
     <w:tbl>
@@ -5885,7 +5851,7 @@
         </w:tabs>
         <w:ind w:left="0" w:firstLine="709"/>
       </w:pPr>
-      <w:bookmarkStart w:id="12" w:name="_Toc227950345"/>
+      <w:bookmarkStart w:id="12" w:name="_Toc229051408"/>
       <w:r>
         <w:t>Информационная модель</w:t>
       </w:r>
@@ -5897,7 +5863,7 @@
         <w:pStyle w:val="3"/>
         <w:ind w:left="0" w:firstLine="709"/>
       </w:pPr>
-      <w:bookmarkStart w:id="13" w:name="_Toc227950346"/>
+      <w:bookmarkStart w:id="13" w:name="_Toc229051409"/>
       <w:r>
         <w:t>Моделирование информационных процессов</w:t>
       </w:r>
@@ -7082,7 +7048,7 @@
         <w:pStyle w:val="3"/>
         <w:ind w:left="0" w:firstLine="709"/>
       </w:pPr>
-      <w:bookmarkStart w:id="17" w:name="_Toc227950347"/>
+      <w:bookmarkStart w:id="17" w:name="_Toc229051410"/>
       <w:r>
         <w:t>Моделирование данных</w:t>
       </w:r>
@@ -7616,7 +7582,7 @@
           <w:lang w:val="en-US"/>
         </w:rPr>
       </w:pPr>
-      <w:bookmarkStart w:id="18" w:name="_Toc227950348"/>
+      <w:bookmarkStart w:id="18" w:name="_Toc229051411"/>
       <w:r>
         <w:t>Моделирование логики приложения</w:t>
       </w:r>
@@ -7707,7 +7673,6 @@
           <w:color w:val="auto"/>
           <w:sz w:val="28"/>
           <w:szCs w:val="28"/>
-          <w:lang w:val="en-US"/>
         </w:rPr>
       </w:pPr>
       <w:r>
@@ -7719,6 +7684,16 @@
           <w:szCs w:val="28"/>
         </w:rPr>
         <w:t>Рисунок</w:t>
+      </w:r>
+      <w:r>
+        <w:rPr>
+          <w:i w:val="0"/>
+          <w:iCs w:val="0"/>
+          <w:color w:val="auto"/>
+          <w:sz w:val="28"/>
+          <w:szCs w:val="28"/>
+        </w:rPr>
+        <w:t xml:space="preserve"> 12 — </w:t>
       </w:r>
       <w:r>
         <w:rPr>
@@ -7729,7 +7704,7 @@
           <w:szCs w:val="28"/>
           <w:lang w:val="en-US"/>
         </w:rPr>
-        <w:t xml:space="preserve"> 1</w:t>
+        <w:t>U</w:t>
       </w:r>
       <w:r>
         <w:rPr>
@@ -7740,7 +7715,17 @@
           <w:szCs w:val="28"/>
           <w:lang w:val="en-US"/>
         </w:rPr>
-        <w:t>2</w:t>
+        <w:t>SER</w:t>
+      </w:r>
+      <w:r>
+        <w:rPr>
+          <w:i w:val="0"/>
+          <w:iCs w:val="0"/>
+          <w:color w:val="auto"/>
+          <w:sz w:val="28"/>
+          <w:szCs w:val="28"/>
+        </w:rPr>
+        <w:t xml:space="preserve"> </w:t>
       </w:r>
       <w:r>
         <w:rPr>
@@ -7751,7 +7736,7 @@
           <w:szCs w:val="28"/>
           <w:lang w:val="en-US"/>
         </w:rPr>
-        <w:t xml:space="preserve"> — U</w:t>
+        <w:t>FLOW</w:t>
       </w:r>
       <w:r>
         <w:rPr>
@@ -7760,40 +7745,6 @@
           <w:color w:val="auto"/>
           <w:sz w:val="28"/>
           <w:szCs w:val="28"/>
-          <w:lang w:val="en-US"/>
-        </w:rPr>
-        <w:t>SER</w:t>
-      </w:r>
-      <w:r>
-        <w:rPr>
-          <w:i w:val="0"/>
-          <w:iCs w:val="0"/>
-          <w:color w:val="auto"/>
-          <w:sz w:val="28"/>
-          <w:szCs w:val="28"/>
-          <w:lang w:val="en-US"/>
-        </w:rPr>
-        <w:t xml:space="preserve"> </w:t>
-      </w:r>
-      <w:r>
-        <w:rPr>
-          <w:i w:val="0"/>
-          <w:iCs w:val="0"/>
-          <w:color w:val="auto"/>
-          <w:sz w:val="28"/>
-          <w:szCs w:val="28"/>
-          <w:lang w:val="en-US"/>
-        </w:rPr>
-        <w:t>FLOW</w:t>
-      </w:r>
-      <w:r>
-        <w:rPr>
-          <w:i w:val="0"/>
-          <w:iCs w:val="0"/>
-          <w:color w:val="auto"/>
-          <w:sz w:val="28"/>
-          <w:szCs w:val="28"/>
-          <w:lang w:val="en-US"/>
         </w:rPr>
         <w:t xml:space="preserve"> </w:t>
       </w:r>
@@ -8386,7 +8337,7 @@
       <w:pPr>
         <w:pStyle w:val="1"/>
       </w:pPr>
-      <w:bookmarkStart w:id="19" w:name="_Toc227950349"/>
+      <w:bookmarkStart w:id="19" w:name="_Toc229051412"/>
       <w:r>
         <w:lastRenderedPageBreak/>
         <w:t>РЕАЛИЗАЦИЯ ИНФОРМАЦИОННОЙ СИСТЕМЫ</w:t>
@@ -8399,190 +8350,7411 @@
       <w:pPr>
         <w:pStyle w:val="2"/>
       </w:pPr>
-      <w:bookmarkStart w:id="20" w:name="_Toc227950350"/>
+      <w:bookmarkStart w:id="20" w:name="_Toc229051413"/>
       <w:r>
         <w:t>Выбор средств разработки</w:t>
       </w:r>
       <w:bookmarkEnd w:id="20"/>
     </w:p>
+    <w:p>
+      <w:pPr>
+        <w:rPr>
+          <w:lang w:val="en-US"/>
+        </w:rPr>
+      </w:pPr>
+    </w:p>
+    <w:p>
+      <w:pPr>
+        <w:pStyle w:val="3"/>
+      </w:pPr>
+      <w:bookmarkStart w:id="21" w:name="_Toc229051414"/>
+      <w:r>
+        <w:t>Выбор языка программирования</w:t>
+      </w:r>
+      <w:bookmarkEnd w:id="21"/>
+    </w:p>
+    <w:p>
+      <w:r>
+        <w:t>Выбор языков программирования обусловлен архитектурой системы, включающей два клиентских приложения и серверную часть.</w:t>
+      </w:r>
+    </w:p>
+    <w:p>
+      <w:pPr>
+        <w:rPr>
+          <w:lang w:val="en-US"/>
+        </w:rPr>
+      </w:pPr>
+      <w:r>
+        <w:t>Для</w:t>
+      </w:r>
+      <w:r>
+        <w:t xml:space="preserve"> </w:t>
+      </w:r>
+      <w:r>
+        <w:t>разработки</w:t>
+      </w:r>
+      <w:r>
+        <w:t xml:space="preserve"> </w:t>
+      </w:r>
+      <w:r>
+        <w:rPr>
+          <w:lang w:val="en-US"/>
+        </w:rPr>
+        <w:t>desktop</w:t>
+      </w:r>
+      <w:r>
+        <w:t>-</w:t>
+      </w:r>
+      <w:r>
+        <w:t>приложения</w:t>
+      </w:r>
+      <w:r>
+        <w:t xml:space="preserve"> </w:t>
+      </w:r>
+      <w:r>
+        <w:t>выбран</w:t>
+      </w:r>
+      <w:r>
+        <w:t xml:space="preserve"> </w:t>
+      </w:r>
+      <w:r>
+        <w:t>язык</w:t>
+      </w:r>
+      <w:r>
+        <w:t xml:space="preserve"> </w:t>
+      </w:r>
+      <w:r>
+        <w:rPr>
+          <w:lang w:val="en-US"/>
+        </w:rPr>
+        <w:t>C</w:t>
+      </w:r>
+      <w:r>
+        <w:t xml:space="preserve"># </w:t>
+      </w:r>
+      <w:r>
+        <w:t>и</w:t>
+      </w:r>
+      <w:r>
+        <w:t xml:space="preserve"> </w:t>
+      </w:r>
+      <w:r>
+        <w:t>фреймворк</w:t>
+      </w:r>
+      <w:r>
+        <w:t xml:space="preserve"> </w:t>
+      </w:r>
+      <w:r>
+        <w:rPr>
+          <w:lang w:val="en-US"/>
+        </w:rPr>
+        <w:t>Windows</w:t>
+      </w:r>
+      <w:r>
+        <w:t xml:space="preserve"> </w:t>
+      </w:r>
+      <w:r>
+        <w:rPr>
+          <w:lang w:val="en-US"/>
+        </w:rPr>
+        <w:t>Presentation</w:t>
+      </w:r>
+      <w:r>
+        <w:t xml:space="preserve"> </w:t>
+      </w:r>
+      <w:r>
+        <w:rPr>
+          <w:lang w:val="en-US"/>
+        </w:rPr>
+        <w:t>Foundation</w:t>
+      </w:r>
+      <w:r>
+        <w:t xml:space="preserve"> (</w:t>
+      </w:r>
+      <w:r>
+        <w:rPr>
+          <w:lang w:val="en-US"/>
+        </w:rPr>
+        <w:t>WPF</w:t>
+      </w:r>
+      <w:r>
+        <w:t xml:space="preserve">). </w:t>
+      </w:r>
+      <w:r>
+        <w:t>Данный выбор обоснован следующими причинами:</w:t>
+      </w:r>
+    </w:p>
+    <w:p>
+      <w:pPr>
+        <w:pStyle w:val="a7"/>
+        <w:numPr>
+          <w:ilvl w:val="0"/>
+          <w:numId w:val="39"/>
+        </w:numPr>
+        <w:ind w:left="0" w:firstLine="709"/>
+      </w:pPr>
+      <w:r>
+        <w:t>C# является строго типизированным объектно-ориентированным языком, обеспечивающим высокую производительность исполняемого кода, что важно для работы с большими списками активов и формирования сложных отчётов.</w:t>
+      </w:r>
+    </w:p>
+    <w:p>
+      <w:pPr>
+        <w:pStyle w:val="a7"/>
+        <w:numPr>
+          <w:ilvl w:val="0"/>
+          <w:numId w:val="39"/>
+        </w:numPr>
+        <w:ind w:left="0" w:firstLine="709"/>
+      </w:pPr>
+      <w:r>
+        <w:t xml:space="preserve">Фреймворк WPF предоставляет современные инструменты для создания нативных Windows-приложений с богатым пользовательским интерфейсом: поддержка привязки данных (Data </w:t>
+      </w:r>
+      <w:proofErr w:type="spellStart"/>
+      <w:r>
+        <w:t>Binding</w:t>
+      </w:r>
+      <w:proofErr w:type="spellEnd"/>
+      <w:r>
+        <w:t>), стилей, шаблонов и анимаций позволяет эффективно реализовать функционал динамических таблиц, форм редактирования и интерактивных отчётов.</w:t>
+      </w:r>
+    </w:p>
+    <w:p>
+      <w:pPr>
+        <w:pStyle w:val="a7"/>
+        <w:numPr>
+          <w:ilvl w:val="0"/>
+          <w:numId w:val="39"/>
+        </w:numPr>
+        <w:ind w:left="0" w:firstLine="709"/>
+      </w:pPr>
+      <w:r>
+        <w:t>Язык и фреймворк являются частью экосистемы .NET, обеспечивающей максимальную совместимость с инфраструктурой на базе ОС Windows, принятой в государственных учреждениях, и не требующей дополнительных лицензионных затрат на среды исполнения.</w:t>
+      </w:r>
+    </w:p>
+    <w:p>
+      <w:r>
+        <w:t>Для разработки серверной части (REST API) также выбран C# и платформа ASP.NET Core Web API. Причины:</w:t>
+      </w:r>
+    </w:p>
+    <w:p>
+      <w:pPr>
+        <w:pStyle w:val="a7"/>
+        <w:numPr>
+          <w:ilvl w:val="0"/>
+          <w:numId w:val="40"/>
+        </w:numPr>
+        <w:ind w:left="0" w:firstLine="709"/>
+      </w:pPr>
+      <w:r>
+        <w:t>Единый язык для клиентской и серверной частей упрощает разработку, отладку и поддержку проекта.</w:t>
+      </w:r>
+    </w:p>
+    <w:p>
+      <w:pPr>
+        <w:pStyle w:val="a7"/>
+        <w:numPr>
+          <w:ilvl w:val="0"/>
+          <w:numId w:val="40"/>
+        </w:numPr>
+        <w:ind w:left="0" w:firstLine="709"/>
+      </w:pPr>
+      <w:r>
+        <w:lastRenderedPageBreak/>
+        <w:t xml:space="preserve">ASP.NET Core является высокопроизводительной кроссплатформенной средой для построения веб-сервисов, обеспечивающей документированное REST API с возможностью автоматической генерации спецификации </w:t>
+      </w:r>
+      <w:proofErr w:type="spellStart"/>
+      <w:r>
+        <w:t>Swagger</w:t>
+      </w:r>
+      <w:proofErr w:type="spellEnd"/>
+      <w:r>
+        <w:t>/</w:t>
+      </w:r>
+      <w:proofErr w:type="spellStart"/>
+      <w:r>
+        <w:t>OpenAPI</w:t>
+      </w:r>
+      <w:proofErr w:type="spellEnd"/>
+      <w:r>
+        <w:t>.</w:t>
+      </w:r>
+    </w:p>
+    <w:p>
+      <w:pPr>
+        <w:pStyle w:val="a7"/>
+        <w:numPr>
+          <w:ilvl w:val="0"/>
+          <w:numId w:val="40"/>
+        </w:numPr>
+        <w:ind w:left="0" w:firstLine="709"/>
+      </w:pPr>
+      <w:r>
+        <w:t>Встроенные механизмы аутентификации и авторизации позволяют реализовать безопасный доступ к данным как из desktop-приложения, так и из мобильного клиента.</w:t>
+      </w:r>
+    </w:p>
+    <w:p>
+      <w:r>
+        <w:t>Для разработки мобильного приложения выбран язык Java и среда Android Studio. Обоснование:</w:t>
+      </w:r>
+    </w:p>
+    <w:p>
+      <w:pPr>
+        <w:pStyle w:val="a7"/>
+        <w:numPr>
+          <w:ilvl w:val="0"/>
+          <w:numId w:val="40"/>
+        </w:numPr>
+        <w:ind w:left="0" w:firstLine="709"/>
+      </w:pPr>
+      <w:r>
+        <w:t>Java является официальным языком для нативной Android-разработки, обеспечивающим прямой доступ ко всем аппаратным возможностям устройства, включая камеру для сканирования штрих-кодов и файловую систему для локального хранения данных.</w:t>
+      </w:r>
+    </w:p>
+    <w:p>
+      <w:pPr>
+        <w:pStyle w:val="a7"/>
+        <w:numPr>
+          <w:ilvl w:val="0"/>
+          <w:numId w:val="40"/>
+        </w:numPr>
+        <w:ind w:left="0" w:firstLine="709"/>
+      </w:pPr>
+      <w:r>
+        <w:t>Нативная разработка гарантирует максимальную производительность и отзывчивость интерфейса, что критически важно для полевой работы в условиях ограниченного времени.</w:t>
+      </w:r>
+    </w:p>
+    <w:p>
+      <w:pPr>
+        <w:pStyle w:val="a7"/>
+        <w:numPr>
+          <w:ilvl w:val="0"/>
+          <w:numId w:val="40"/>
+        </w:numPr>
+        <w:ind w:left="0" w:firstLine="709"/>
+      </w:pPr>
+      <w:r>
+        <w:t>Android является доминирующей мобильной платформой в государственном секторе, что обеспечивает совместимость с имеющимся парком устройств (смартфоны, планшеты).</w:t>
+      </w:r>
+    </w:p>
+    <w:p>
+      <w:pPr>
+        <w:pStyle w:val="a7"/>
+        <w:ind w:left="709" w:firstLine="0"/>
+      </w:pPr>
+    </w:p>
+    <w:p>
+      <w:pPr>
+        <w:pStyle w:val="3"/>
+      </w:pPr>
+      <w:bookmarkStart w:id="22" w:name="_Toc229051415"/>
+      <w:r>
+        <w:t>Выбор среды разработки</w:t>
+      </w:r>
+      <w:bookmarkEnd w:id="22"/>
+    </w:p>
+    <w:p>
+      <w:r>
+        <w:t>Выбор сред разработки осуществлялся исходя из выбранных языков программирования и требований к удобству, функциональности и доступности инструментов.</w:t>
+      </w:r>
+    </w:p>
+    <w:p>
+      <w:r>
+        <w:t>Microsoft Visual Studio 2022 Community выбрана в качестве основной среды разработки для desktop-приложения и серверной части. Обоснование выбора:</w:t>
+      </w:r>
+    </w:p>
+    <w:p>
+      <w:pPr>
+        <w:pStyle w:val="a7"/>
+        <w:numPr>
+          <w:ilvl w:val="0"/>
+          <w:numId w:val="43"/>
+        </w:numPr>
+        <w:ind w:left="0" w:firstLine="709"/>
+      </w:pPr>
+      <w:r>
+        <w:t xml:space="preserve">Глубокая интеграция с выбранным стеком. Visual Studio является де-факто стандартом для разработки под .NET и C#, разрабатывается и </w:t>
+      </w:r>
+      <w:r>
+        <w:lastRenderedPageBreak/>
+        <w:t xml:space="preserve">поддерживается корпорацией Microsoft — создателем платформы. Это гарантирует наилучшую совместимость, своевременные обновления и поддержку новейших возможностей языка и фреймворков. Среда предоставляет визуальный редактор XAML с возможностью просмотра интерфейса в реальном времени (Live </w:t>
+      </w:r>
+      <w:proofErr w:type="spellStart"/>
+      <w:r>
+        <w:t>Preview</w:t>
+      </w:r>
+      <w:proofErr w:type="spellEnd"/>
+      <w:r>
+        <w:t>), что значительно ускоряет создание и доработку WPF-форм.</w:t>
+      </w:r>
+    </w:p>
+    <w:p>
+      <w:pPr>
+        <w:pStyle w:val="a7"/>
+        <w:numPr>
+          <w:ilvl w:val="0"/>
+          <w:numId w:val="43"/>
+        </w:numPr>
+        <w:ind w:left="0" w:firstLine="709"/>
+      </w:pPr>
+      <w:r>
+        <w:t>Интегрированные инструменты для работы с базами данных. Встроенные компоненты Server Explorer и SQL Server Data Tools (SSDT) позволяют прямо из среды разработки подключаться к серверу баз данных, просматривать и редактировать структуру таблиц, создавать и выполнять SQL-запросы, управлять подключениями. Это исключает необходимость постоянного переключения между Visual Studio и SQL Server Management Studio при разработке функционала, связанного с данными.</w:t>
+      </w:r>
+    </w:p>
+    <w:p>
+      <w:pPr>
+        <w:pStyle w:val="a7"/>
+        <w:numPr>
+          <w:ilvl w:val="0"/>
+          <w:numId w:val="43"/>
+        </w:numPr>
+        <w:ind w:left="0" w:firstLine="709"/>
+      </w:pPr>
+      <w:r>
+        <w:t>Мощный отладчик и средства профилирования. Встроенный отладчик Visual Studio позволяет устанавливать точки останова, просматривать значения переменных, анализировать стек вызовов и выявлять ошибки в реальном времени. Средства профилирования помогают находить узкие места в производительности как клиентского кода, так и серверной части.</w:t>
+      </w:r>
+    </w:p>
+    <w:p>
+      <w:pPr>
+        <w:pStyle w:val="a7"/>
+        <w:numPr>
+          <w:ilvl w:val="0"/>
+          <w:numId w:val="43"/>
+        </w:numPr>
+        <w:ind w:left="0" w:firstLine="709"/>
+      </w:pPr>
+      <w:r>
+        <w:t xml:space="preserve">Система контроля версий. Встроенная интеграция с </w:t>
+      </w:r>
+      <w:proofErr w:type="spellStart"/>
+      <w:r>
+        <w:t>Git</w:t>
+      </w:r>
+      <w:proofErr w:type="spellEnd"/>
+      <w:r>
+        <w:t xml:space="preserve"> позволяет отслеживать историю изменений проекта, создавать ветки для параллельной разработки и возвращаться к предыдущим версиям при необходимости. Это особенно важно при одновременной работе над несколькими компонентами системы (desktop-приложение, серверная часть, мобильный клиент).</w:t>
+      </w:r>
+    </w:p>
+    <w:p>
+      <w:pPr>
+        <w:pStyle w:val="a7"/>
+        <w:numPr>
+          <w:ilvl w:val="0"/>
+          <w:numId w:val="43"/>
+        </w:numPr>
+        <w:ind w:left="0" w:firstLine="709"/>
+      </w:pPr>
+      <w:r>
+        <w:t>Бесплатная редакция Community. Visual Studio 2022 Community предоставляет весь перечисленный функционал бесплатно для индивидуальных разработчиков, учебных заведений и небольших команд. Отсутствие лицензионных отчислений соответствует задаче минимизации стоимости владения разрабатываемой системой.</w:t>
+      </w:r>
+    </w:p>
+    <w:p>
+      <w:r>
+        <w:lastRenderedPageBreak/>
+        <w:t>Android Studio выбрана в качестве среды разработки мобильного приложения. Android Studio является официальной интегрированной средой разработки от Google, созданной специально для платформы Android. Её ключевые возможности:</w:t>
+      </w:r>
+    </w:p>
+    <w:p>
+      <w:pPr>
+        <w:pStyle w:val="a7"/>
+        <w:numPr>
+          <w:ilvl w:val="0"/>
+          <w:numId w:val="44"/>
+        </w:numPr>
+        <w:ind w:left="0" w:firstLine="709"/>
+      </w:pPr>
+      <w:r>
+        <w:t>Визуальный редактор макетов (</w:t>
+      </w:r>
+      <w:proofErr w:type="spellStart"/>
+      <w:r>
+        <w:t>Layout</w:t>
+      </w:r>
+      <w:proofErr w:type="spellEnd"/>
+      <w:r>
+        <w:t xml:space="preserve"> Editor) позволяет проектировать пользовательский интерфейс мобильного приложения в режиме </w:t>
+      </w:r>
+      <w:proofErr w:type="spellStart"/>
+      <w:r>
+        <w:t>drag-and-drop</w:t>
+      </w:r>
+      <w:proofErr w:type="spellEnd"/>
+      <w:r>
+        <w:t>, одновременно просматривая результат для различных размеров экрана и ориентаций устройства. Это ускоряет создание интерфейса, адаптированного под сценарии полевой работы.</w:t>
+      </w:r>
+    </w:p>
+    <w:p>
+      <w:pPr>
+        <w:pStyle w:val="a7"/>
+        <w:numPr>
+          <w:ilvl w:val="0"/>
+          <w:numId w:val="44"/>
+        </w:numPr>
+        <w:ind w:left="0" w:firstLine="709"/>
+      </w:pPr>
+      <w:r>
+        <w:t xml:space="preserve">Встроенные эмуляторы устройств (Android </w:t>
+      </w:r>
+      <w:proofErr w:type="spellStart"/>
+      <w:r>
+        <w:t>Emulator</w:t>
+      </w:r>
+      <w:proofErr w:type="spellEnd"/>
+      <w:r>
+        <w:t>) дают возможность тестировать приложение на виртуальных смартфонах и планшетах с различными версиями Android, не имея физического доступа к каждому из них. Это особенно полезно для проверки совместимости с устройствами, уже используемыми в Администрации города.</w:t>
+      </w:r>
+    </w:p>
+    <w:p>
+      <w:pPr>
+        <w:pStyle w:val="a7"/>
+        <w:numPr>
+          <w:ilvl w:val="0"/>
+          <w:numId w:val="44"/>
+        </w:numPr>
+        <w:ind w:left="0" w:firstLine="709"/>
+      </w:pPr>
+      <w:r>
+        <w:t xml:space="preserve">Профилировщик производительности (Android </w:t>
+      </w:r>
+      <w:proofErr w:type="spellStart"/>
+      <w:r>
+        <w:t>Profiler</w:t>
+      </w:r>
+      <w:proofErr w:type="spellEnd"/>
+      <w:r>
+        <w:t>) позволяет в реальном времени отслеживать использование процессора, памяти, сети и энергопотребления, выявляя и устраняя проблемы до передачи приложения конечным пользователям.</w:t>
+      </w:r>
+    </w:p>
     <w:p/>
     <w:p>
+      <w:pPr>
+        <w:pStyle w:val="3"/>
+      </w:pPr>
+      <w:bookmarkStart w:id="23" w:name="_Toc229051416"/>
+      <w:r>
+        <w:t>Выбор средств для работы с базой данных</w:t>
+      </w:r>
+      <w:bookmarkEnd w:id="23"/>
+    </w:p>
+    <w:p>
+      <w:r>
+        <w:t>В качестве системы управления базами данных выбран Microsoft SQL Server 2022 Express. Это решение обосновано тщательным анализом требований к хранению данных и условий эксплуатации системы в муниципальном учреждении.</w:t>
+      </w:r>
+    </w:p>
+    <w:p>
+      <w:pPr>
+        <w:pStyle w:val="a7"/>
+        <w:numPr>
+          <w:ilvl w:val="0"/>
+          <w:numId w:val="45"/>
+        </w:numPr>
+        <w:ind w:left="0" w:firstLine="709"/>
+      </w:pPr>
+      <w:r>
+        <w:t xml:space="preserve">Надёжность и соответствие стандартам. Microsoft SQL Server является промышленной реляционной СУБД, обеспечивающей полную поддержку транзакций ACID (атомарность, согласованность, изоляция, устойчивость). Это гарантирует целостность и непротиворечивость данных при любых операциях — от добавления нового актива до массовой синхронизации результатов инвентаризации. Даже в случае аппаратного сбоя </w:t>
+      </w:r>
+      <w:r>
+        <w:lastRenderedPageBreak/>
+        <w:t>или внезапного отключения питания данные останутся в согласованном состоянии.</w:t>
+      </w:r>
+    </w:p>
+    <w:p>
+      <w:pPr>
+        <w:pStyle w:val="a7"/>
+        <w:numPr>
+          <w:ilvl w:val="0"/>
+          <w:numId w:val="45"/>
+        </w:numPr>
+        <w:ind w:left="0" w:firstLine="709"/>
+      </w:pPr>
+      <w:r>
+        <w:t>Бесплатная редакция Express. SQL Server 2022 Express распространяется свободно и не имеет ограничений по времени использования. Единственное техническое ограничение — максимальный размер одной базы данных 10 ГБ — является более чем достаточным для хранения информации об IT-активах даже крупной городской администрации с перспективой на многие годы вперёд. Отсутствие лицензионных отчислений полностью соответствует задаче создания системы с низкой стоимостью владения.</w:t>
+      </w:r>
+    </w:p>
+    <w:p>
+      <w:pPr>
+        <w:pStyle w:val="a7"/>
+        <w:numPr>
+          <w:ilvl w:val="0"/>
+          <w:numId w:val="45"/>
+        </w:numPr>
+        <w:ind w:left="0" w:firstLine="709"/>
+      </w:pPr>
+      <w:r>
+        <w:t xml:space="preserve">Глубокая интеграция с экосистемой .NET. СУБД от Microsoft обеспечивает наилучшую совместимость с технологиями доступа к данным, используемыми в проекте: </w:t>
+      </w:r>
       <w:proofErr w:type="spellStart"/>
       <w:r>
-        <w:t>Ававав</w:t>
+        <w:t>Entity</w:t>
       </w:r>
       <w:proofErr w:type="spellEnd"/>
+      <w:r>
+        <w:t xml:space="preserve"> Framework Core (ORM-фреймворк), ADO.NET (низкоуровневый доступ) и ASP.NET Core (серверное API). Это гарантирует высокую производительность запросов, корректную обработку типов данных и отсутствие проблем, связанных с различиями в диалектах SQL.</w:t>
+      </w:r>
+    </w:p>
+    <w:p>
+      <w:pPr>
+        <w:pStyle w:val="a7"/>
+        <w:numPr>
+          <w:ilvl w:val="0"/>
+          <w:numId w:val="45"/>
+        </w:numPr>
+        <w:ind w:left="0" w:firstLine="709"/>
+      </w:pPr>
+      <w:r>
+        <w:t>Инструменты администрирования. SQL Server Management Studio (SSMS) — бесплатный графический инструмент, позволяющий выполнять любые операции по администрированию базы данных: создание и модификацию таблиц, написание и отладку T-SQL запросов, настройку резервного копирования и восстановления, управление пользователями и правами доступа. Это упрощает развёртывание и дальнейшее сопровождение системы силами IT-отдела Администрации.</w:t>
+      </w:r>
+    </w:p>
+    <w:p>
+      <w:pPr>
+        <w:pStyle w:val="a7"/>
+        <w:numPr>
+          <w:ilvl w:val="0"/>
+          <w:numId w:val="45"/>
+        </w:numPr>
+        <w:ind w:left="0" w:firstLine="709"/>
+      </w:pPr>
+      <w:r>
+        <w:t>Безопасность. Встроенные механизмы аутентификации (включая интеграцию с Windows-аутентификацией), авторизации на уровне строк и столбцов, шифрования данных (</w:t>
+      </w:r>
+      <w:proofErr w:type="spellStart"/>
+      <w:r>
+        <w:t>Transparent</w:t>
+      </w:r>
+      <w:proofErr w:type="spellEnd"/>
+      <w:r>
+        <w:t xml:space="preserve"> Data </w:t>
+      </w:r>
+      <w:proofErr w:type="spellStart"/>
+      <w:r>
+        <w:t>Encryption</w:t>
+      </w:r>
+      <w:proofErr w:type="spellEnd"/>
+      <w:r>
+        <w:t>, шифрование резервных копий) и аудита действий пользователей обеспечивают многоуровневую защиту информации, что соответствует требованиям к государственным информационным системам.</w:t>
+      </w:r>
+    </w:p>
+    <w:p>
+      <w:r>
+        <w:lastRenderedPageBreak/>
+        <w:t xml:space="preserve">Для взаимодействия приложений с базой данных используется </w:t>
+      </w:r>
+      <w:proofErr w:type="spellStart"/>
+      <w:r>
+        <w:t>Entity</w:t>
+      </w:r>
+      <w:proofErr w:type="spellEnd"/>
+      <w:r>
+        <w:t xml:space="preserve"> Framework Core — современный объектно-реляционный фреймворк (ORM), входящий в состав платформы .NET. EF Core позволяет разработчику работать с данными в объектно-ориентированном стиле, оперируя классами и коллекциями, а не написанием SQL-запросов вручную. Фреймворк автоматически преобразует LINQ-запросы в оптимизированный SQL, отслеживает изменения объектов и генерирует команды на вставку, обновление и удаление записей. Такой подход значительно сокращает объём ручного кода, снижает вероятность ошибок, связанных с некорректным синтаксисом SQL, и ускоряет процесс разработки. Встроенный механизм миграций позволяет обновлять под новые версии схему базы данных и применять изменения автоматически при развёртывании обновлений системы.</w:t>
+      </w:r>
+    </w:p>
+    <w:p>
+      <w:r>
+        <w:t>Таким образом, выбранный стек технологий — C# + WPF для desktop-приложения, Java + Android Studio для мобильного клиента, ASP.NET Core Web API для серверной части и Microsoft SQL Server для базы данных — обеспечивает оптимальный баланс между производительностью, надёжностью, стоимостью владения и удобством разработки, полностью соответствуя требованиям, сформулированным на этапе проектирования.</w:t>
+      </w:r>
+    </w:p>
+    <w:p>
+      <w:r>
+        <w:br w:type="page"/>
+      </w:r>
     </w:p>
     <w:p/>
     <w:p>
       <w:pPr>
+        <w:pStyle w:val="2"/>
+        <w:ind w:left="0" w:firstLine="709"/>
+      </w:pPr>
+      <w:bookmarkStart w:id="24" w:name="_Toc229051417"/>
+      <w:r>
+        <w:t>Р</w:t>
+      </w:r>
+      <w:r>
+        <w:t>еализация БД</w:t>
+      </w:r>
+      <w:bookmarkEnd w:id="24"/>
+    </w:p>
+    <w:p/>
+    <w:p>
+      <w:r>
+        <w:t>На основе разработанной реляционной модели (рисунок 11) была создана физическая структура базы данных в Microsoft SQL Server 2022 Express. Созданы все необходимые таблицы, индексы и связи, обеспечивающие целостность данных. Ниже приведено описание ключевых таблиц системы.</w:t>
+      </w:r>
+    </w:p>
+    <w:p>
+      <w:r>
+        <w:t>Таблица 1 предназначена для хранения информации о структурных единицах Администрации города.</w:t>
+      </w:r>
+    </w:p>
+    <w:p/>
+    <w:p>
+      <w:r>
+        <w:t>Таблица 1 — Подразделение</w:t>
+      </w:r>
+    </w:p>
+    <w:tbl>
+      <w:tblPr>
+        <w:tblStyle w:val="ac"/>
+        <w:tblW w:w="0" w:type="auto"/>
+        <w:tblLook w:val="04A0" w:firstRow="1" w:lastRow="0" w:firstColumn="1" w:lastColumn="0" w:noHBand="0" w:noVBand="1"/>
+      </w:tblPr>
+      <w:tblGrid>
+        <w:gridCol w:w="2037"/>
+        <w:gridCol w:w="1753"/>
+        <w:gridCol w:w="1879"/>
+        <w:gridCol w:w="3676"/>
+      </w:tblGrid>
+      <w:tr>
+        <w:tc>
+          <w:tcPr>
+            <w:tcW w:w="0" w:type="auto"/>
+            <w:hideMark/>
+          </w:tcPr>
+          <w:p>
+            <w:pPr>
+              <w:ind w:firstLine="0"/>
+              <w:rPr>
+                <w:sz w:val="24"/>
+                <w:szCs w:val="20"/>
+              </w:rPr>
+            </w:pPr>
+            <w:r>
+              <w:rPr>
+                <w:sz w:val="24"/>
+                <w:szCs w:val="20"/>
+              </w:rPr>
+              <w:t>Наименование поля</w:t>
+            </w:r>
+          </w:p>
+        </w:tc>
+        <w:tc>
+          <w:tcPr>
+            <w:tcW w:w="0" w:type="auto"/>
+            <w:hideMark/>
+          </w:tcPr>
+          <w:p>
+            <w:pPr>
+              <w:ind w:firstLine="0"/>
+              <w:rPr>
+                <w:sz w:val="24"/>
+                <w:szCs w:val="20"/>
+              </w:rPr>
+            </w:pPr>
+            <w:r>
+              <w:rPr>
+                <w:sz w:val="24"/>
+                <w:szCs w:val="20"/>
+              </w:rPr>
+              <w:t>Ключ</w:t>
+            </w:r>
+          </w:p>
+        </w:tc>
+        <w:tc>
+          <w:tcPr>
+            <w:tcW w:w="0" w:type="auto"/>
+            <w:hideMark/>
+          </w:tcPr>
+          <w:p>
+            <w:pPr>
+              <w:ind w:firstLine="0"/>
+              <w:rPr>
+                <w:sz w:val="24"/>
+                <w:szCs w:val="20"/>
+              </w:rPr>
+            </w:pPr>
+            <w:r>
+              <w:rPr>
+                <w:sz w:val="24"/>
+                <w:szCs w:val="20"/>
+              </w:rPr>
+              <w:t>Тип данных</w:t>
+            </w:r>
+          </w:p>
+        </w:tc>
+        <w:tc>
+          <w:tcPr>
+            <w:tcW w:w="0" w:type="auto"/>
+            <w:hideMark/>
+          </w:tcPr>
+          <w:p>
+            <w:pPr>
+              <w:ind w:firstLine="0"/>
+              <w:rPr>
+                <w:sz w:val="24"/>
+                <w:szCs w:val="20"/>
+              </w:rPr>
+            </w:pPr>
+            <w:r>
+              <w:rPr>
+                <w:sz w:val="24"/>
+                <w:szCs w:val="20"/>
+              </w:rPr>
+              <w:t>Описание</w:t>
+            </w:r>
+          </w:p>
+        </w:tc>
+      </w:tr>
+      <w:tr>
+        <w:tc>
+          <w:tcPr>
+            <w:tcW w:w="0" w:type="auto"/>
+            <w:hideMark/>
+          </w:tcPr>
+          <w:p>
+            <w:pPr>
+              <w:ind w:firstLine="0"/>
+              <w:rPr>
+                <w:sz w:val="24"/>
+                <w:szCs w:val="20"/>
+              </w:rPr>
+            </w:pPr>
+            <w:r>
+              <w:rPr>
+                <w:sz w:val="24"/>
+                <w:szCs w:val="20"/>
+              </w:rPr>
+              <w:t>Код</w:t>
+            </w:r>
+          </w:p>
+        </w:tc>
+        <w:tc>
+          <w:tcPr>
+            <w:tcW w:w="0" w:type="auto"/>
+            <w:hideMark/>
+          </w:tcPr>
+          <w:p>
+            <w:pPr>
+              <w:ind w:firstLine="0"/>
+              <w:rPr>
+                <w:sz w:val="24"/>
+                <w:szCs w:val="20"/>
+              </w:rPr>
+            </w:pPr>
+            <w:r>
+              <w:rPr>
+                <w:sz w:val="24"/>
+                <w:szCs w:val="20"/>
+              </w:rPr>
+              <w:t>Первичный ключ</w:t>
+            </w:r>
+          </w:p>
+        </w:tc>
+        <w:tc>
+          <w:tcPr>
+            <w:tcW w:w="0" w:type="auto"/>
+            <w:hideMark/>
+          </w:tcPr>
+          <w:p>
+            <w:pPr>
+              <w:ind w:firstLine="0"/>
+              <w:rPr>
+                <w:sz w:val="24"/>
+                <w:szCs w:val="20"/>
+              </w:rPr>
+            </w:pPr>
+            <w:r>
+              <w:rPr>
+                <w:sz w:val="24"/>
+                <w:szCs w:val="20"/>
+              </w:rPr>
+              <w:t>INT IDENTITY</w:t>
+            </w:r>
+          </w:p>
+        </w:tc>
+        <w:tc>
+          <w:tcPr>
+            <w:tcW w:w="0" w:type="auto"/>
+            <w:hideMark/>
+          </w:tcPr>
+          <w:p>
+            <w:pPr>
+              <w:ind w:firstLine="0"/>
+              <w:rPr>
+                <w:sz w:val="24"/>
+                <w:szCs w:val="20"/>
+              </w:rPr>
+            </w:pPr>
+            <w:r>
+              <w:rPr>
+                <w:sz w:val="24"/>
+                <w:szCs w:val="20"/>
+              </w:rPr>
+              <w:t>Уникальный идентификатор подразделения</w:t>
+            </w:r>
+          </w:p>
+        </w:tc>
+      </w:tr>
+      <w:tr>
+        <w:tc>
+          <w:tcPr>
+            <w:tcW w:w="0" w:type="auto"/>
+            <w:hideMark/>
+          </w:tcPr>
+          <w:p>
+            <w:pPr>
+              <w:ind w:firstLine="0"/>
+              <w:rPr>
+                <w:sz w:val="24"/>
+                <w:szCs w:val="20"/>
+              </w:rPr>
+            </w:pPr>
+            <w:r>
+              <w:rPr>
+                <w:sz w:val="24"/>
+                <w:szCs w:val="20"/>
+              </w:rPr>
+              <w:t>Название</w:t>
+            </w:r>
+          </w:p>
+        </w:tc>
+        <w:tc>
+          <w:tcPr>
+            <w:tcW w:w="0" w:type="auto"/>
+            <w:hideMark/>
+          </w:tcPr>
+          <w:p>
+            <w:pPr>
+              <w:ind w:firstLine="0"/>
+              <w:rPr>
+                <w:sz w:val="24"/>
+                <w:szCs w:val="20"/>
+              </w:rPr>
+            </w:pPr>
+          </w:p>
+        </w:tc>
+        <w:tc>
+          <w:tcPr>
+            <w:tcW w:w="0" w:type="auto"/>
+            <w:hideMark/>
+          </w:tcPr>
+          <w:p>
+            <w:pPr>
+              <w:ind w:firstLine="0"/>
+              <w:rPr>
+                <w:sz w:val="24"/>
+                <w:szCs w:val="20"/>
+              </w:rPr>
+            </w:pPr>
+            <w:proofErr w:type="gramStart"/>
+            <w:r>
+              <w:rPr>
+                <w:sz w:val="24"/>
+                <w:szCs w:val="20"/>
+              </w:rPr>
+              <w:t>VARCHAR(</w:t>
+            </w:r>
+            <w:proofErr w:type="gramEnd"/>
+            <w:r>
+              <w:rPr>
+                <w:sz w:val="24"/>
+                <w:szCs w:val="20"/>
+              </w:rPr>
+              <w:t>150)</w:t>
+            </w:r>
+          </w:p>
+        </w:tc>
+        <w:tc>
+          <w:tcPr>
+            <w:tcW w:w="0" w:type="auto"/>
+            <w:hideMark/>
+          </w:tcPr>
+          <w:p>
+            <w:pPr>
+              <w:ind w:firstLine="0"/>
+              <w:rPr>
+                <w:sz w:val="24"/>
+                <w:szCs w:val="20"/>
+              </w:rPr>
+            </w:pPr>
+            <w:r>
+              <w:rPr>
+                <w:sz w:val="24"/>
+                <w:szCs w:val="20"/>
+              </w:rPr>
+              <w:t>Наименование отдела/управления</w:t>
+            </w:r>
+          </w:p>
+        </w:tc>
+      </w:tr>
+    </w:tbl>
+    <w:p/>
+    <w:p>
+      <w:r>
+        <w:t>Таблица 2 содержит данные о работниках, которые являются материально-ответственными лицами (МОЛ) и пользователями системы. Поле «Роль» определяет уровень доступа и набор доступных функций в системе.</w:t>
+      </w:r>
+    </w:p>
+    <w:p/>
+    <w:p>
+      <w:r>
+        <w:t>Таблица 2 — Сотрудник</w:t>
+      </w:r>
+    </w:p>
+    <w:tbl>
+      <w:tblPr>
+        <w:tblStyle w:val="ac"/>
+        <w:tblW w:w="0" w:type="auto"/>
+        <w:tblLook w:val="04A0" w:firstRow="1" w:lastRow="0" w:firstColumn="1" w:lastColumn="0" w:noHBand="0" w:noVBand="1"/>
+      </w:tblPr>
+      <w:tblGrid>
+        <w:gridCol w:w="2172"/>
+        <w:gridCol w:w="2300"/>
+        <w:gridCol w:w="1879"/>
+        <w:gridCol w:w="2994"/>
+      </w:tblGrid>
+      <w:tr>
+        <w:tc>
+          <w:tcPr>
+            <w:tcW w:w="0" w:type="auto"/>
+            <w:hideMark/>
+          </w:tcPr>
+          <w:p>
+            <w:pPr>
+              <w:ind w:firstLine="0"/>
+              <w:rPr>
+                <w:sz w:val="24"/>
+                <w:szCs w:val="20"/>
+              </w:rPr>
+            </w:pPr>
+            <w:r>
+              <w:rPr>
+                <w:sz w:val="24"/>
+                <w:szCs w:val="20"/>
+              </w:rPr>
+              <w:t>Наименование поля</w:t>
+            </w:r>
+          </w:p>
+        </w:tc>
+        <w:tc>
+          <w:tcPr>
+            <w:tcW w:w="0" w:type="auto"/>
+            <w:hideMark/>
+          </w:tcPr>
+          <w:p>
+            <w:pPr>
+              <w:ind w:firstLine="0"/>
+              <w:rPr>
+                <w:sz w:val="24"/>
+                <w:szCs w:val="20"/>
+              </w:rPr>
+            </w:pPr>
+            <w:r>
+              <w:rPr>
+                <w:sz w:val="24"/>
+                <w:szCs w:val="20"/>
+              </w:rPr>
+              <w:t>Ключ</w:t>
+            </w:r>
+          </w:p>
+        </w:tc>
+        <w:tc>
+          <w:tcPr>
+            <w:tcW w:w="0" w:type="auto"/>
+            <w:hideMark/>
+          </w:tcPr>
+          <w:p>
+            <w:pPr>
+              <w:ind w:firstLine="0"/>
+              <w:rPr>
+                <w:sz w:val="24"/>
+                <w:szCs w:val="20"/>
+              </w:rPr>
+            </w:pPr>
+            <w:r>
+              <w:rPr>
+                <w:sz w:val="24"/>
+                <w:szCs w:val="20"/>
+              </w:rPr>
+              <w:t>Тип данных</w:t>
+            </w:r>
+          </w:p>
+        </w:tc>
+        <w:tc>
+          <w:tcPr>
+            <w:tcW w:w="0" w:type="auto"/>
+            <w:hideMark/>
+          </w:tcPr>
+          <w:p>
+            <w:pPr>
+              <w:ind w:firstLine="0"/>
+              <w:rPr>
+                <w:sz w:val="24"/>
+                <w:szCs w:val="20"/>
+              </w:rPr>
+            </w:pPr>
+            <w:r>
+              <w:rPr>
+                <w:sz w:val="24"/>
+                <w:szCs w:val="20"/>
+              </w:rPr>
+              <w:t>Описание</w:t>
+            </w:r>
+          </w:p>
+        </w:tc>
+      </w:tr>
+      <w:tr>
+        <w:tc>
+          <w:tcPr>
+            <w:tcW w:w="0" w:type="auto"/>
+            <w:hideMark/>
+          </w:tcPr>
+          <w:p>
+            <w:pPr>
+              <w:ind w:firstLine="0"/>
+              <w:rPr>
+                <w:sz w:val="24"/>
+                <w:szCs w:val="20"/>
+              </w:rPr>
+            </w:pPr>
+            <w:r>
+              <w:rPr>
+                <w:sz w:val="24"/>
+                <w:szCs w:val="20"/>
+              </w:rPr>
+              <w:t>Код</w:t>
+            </w:r>
+          </w:p>
+        </w:tc>
+        <w:tc>
+          <w:tcPr>
+            <w:tcW w:w="0" w:type="auto"/>
+            <w:hideMark/>
+          </w:tcPr>
+          <w:p>
+            <w:pPr>
+              <w:ind w:firstLine="0"/>
+              <w:rPr>
+                <w:sz w:val="24"/>
+                <w:szCs w:val="20"/>
+              </w:rPr>
+            </w:pPr>
+            <w:r>
+              <w:rPr>
+                <w:sz w:val="24"/>
+                <w:szCs w:val="20"/>
+              </w:rPr>
+              <w:t>Первичный ключ</w:t>
+            </w:r>
+          </w:p>
+        </w:tc>
+        <w:tc>
+          <w:tcPr>
+            <w:tcW w:w="0" w:type="auto"/>
+            <w:hideMark/>
+          </w:tcPr>
+          <w:p>
+            <w:pPr>
+              <w:ind w:firstLine="0"/>
+              <w:rPr>
+                <w:sz w:val="24"/>
+                <w:szCs w:val="20"/>
+              </w:rPr>
+            </w:pPr>
+            <w:r>
+              <w:rPr>
+                <w:sz w:val="24"/>
+                <w:szCs w:val="20"/>
+              </w:rPr>
+              <w:t>INT IDENTITY</w:t>
+            </w:r>
+          </w:p>
+        </w:tc>
+        <w:tc>
+          <w:tcPr>
+            <w:tcW w:w="0" w:type="auto"/>
+            <w:hideMark/>
+          </w:tcPr>
+          <w:p>
+            <w:pPr>
+              <w:ind w:firstLine="0"/>
+              <w:rPr>
+                <w:sz w:val="24"/>
+                <w:szCs w:val="20"/>
+              </w:rPr>
+            </w:pPr>
+            <w:r>
+              <w:rPr>
+                <w:sz w:val="24"/>
+                <w:szCs w:val="20"/>
+              </w:rPr>
+              <w:t>Уникальный идентификатор сотрудника</w:t>
+            </w:r>
+          </w:p>
+        </w:tc>
+      </w:tr>
+      <w:tr>
+        <w:tc>
+          <w:tcPr>
+            <w:tcW w:w="0" w:type="auto"/>
+            <w:hideMark/>
+          </w:tcPr>
+          <w:p>
+            <w:pPr>
+              <w:ind w:firstLine="0"/>
+              <w:rPr>
+                <w:sz w:val="24"/>
+                <w:szCs w:val="20"/>
+              </w:rPr>
+            </w:pPr>
+            <w:proofErr w:type="spellStart"/>
+            <w:r>
+              <w:rPr>
+                <w:sz w:val="24"/>
+                <w:szCs w:val="20"/>
+              </w:rPr>
+              <w:t>КодПодразделения</w:t>
+            </w:r>
+            <w:proofErr w:type="spellEnd"/>
+          </w:p>
+        </w:tc>
+        <w:tc>
+          <w:tcPr>
+            <w:tcW w:w="0" w:type="auto"/>
+            <w:hideMark/>
+          </w:tcPr>
+          <w:p>
+            <w:pPr>
+              <w:ind w:firstLine="0"/>
+              <w:rPr>
+                <w:sz w:val="24"/>
+                <w:szCs w:val="20"/>
+              </w:rPr>
+            </w:pPr>
+            <w:r>
+              <w:rPr>
+                <w:sz w:val="24"/>
+                <w:szCs w:val="20"/>
+              </w:rPr>
+              <w:t>Внешний ключ (Подразделение)</w:t>
+            </w:r>
+          </w:p>
+        </w:tc>
+        <w:tc>
+          <w:tcPr>
+            <w:tcW w:w="0" w:type="auto"/>
+            <w:hideMark/>
+          </w:tcPr>
+          <w:p>
+            <w:pPr>
+              <w:ind w:firstLine="0"/>
+              <w:rPr>
+                <w:sz w:val="24"/>
+                <w:szCs w:val="20"/>
+              </w:rPr>
+            </w:pPr>
+            <w:r>
+              <w:rPr>
+                <w:sz w:val="24"/>
+                <w:szCs w:val="20"/>
+              </w:rPr>
+              <w:t>INT</w:t>
+            </w:r>
+          </w:p>
+        </w:tc>
+        <w:tc>
+          <w:tcPr>
+            <w:tcW w:w="0" w:type="auto"/>
+            <w:hideMark/>
+          </w:tcPr>
+          <w:p>
+            <w:pPr>
+              <w:ind w:firstLine="0"/>
+              <w:rPr>
+                <w:sz w:val="24"/>
+                <w:szCs w:val="20"/>
+              </w:rPr>
+            </w:pPr>
+            <w:r>
+              <w:rPr>
+                <w:sz w:val="24"/>
+                <w:szCs w:val="20"/>
+              </w:rPr>
+              <w:t>Ссылка на подразделение сотрудника</w:t>
+            </w:r>
+          </w:p>
+        </w:tc>
+      </w:tr>
+      <w:tr>
+        <w:tc>
+          <w:tcPr>
+            <w:tcW w:w="0" w:type="auto"/>
+            <w:hideMark/>
+          </w:tcPr>
+          <w:p>
+            <w:pPr>
+              <w:ind w:firstLine="0"/>
+              <w:rPr>
+                <w:sz w:val="24"/>
+                <w:szCs w:val="20"/>
+              </w:rPr>
+            </w:pPr>
+            <w:r>
+              <w:rPr>
+                <w:sz w:val="24"/>
+                <w:szCs w:val="20"/>
+              </w:rPr>
+              <w:t>Фамилия</w:t>
+            </w:r>
+          </w:p>
+        </w:tc>
+        <w:tc>
+          <w:tcPr>
+            <w:tcW w:w="0" w:type="auto"/>
+            <w:hideMark/>
+          </w:tcPr>
+          <w:p>
+            <w:pPr>
+              <w:ind w:firstLine="0"/>
+              <w:rPr>
+                <w:sz w:val="24"/>
+                <w:szCs w:val="20"/>
+              </w:rPr>
+            </w:pPr>
+          </w:p>
+        </w:tc>
+        <w:tc>
+          <w:tcPr>
+            <w:tcW w:w="0" w:type="auto"/>
+            <w:hideMark/>
+          </w:tcPr>
+          <w:p>
+            <w:pPr>
+              <w:ind w:firstLine="0"/>
+              <w:rPr>
+                <w:sz w:val="24"/>
+                <w:szCs w:val="20"/>
+              </w:rPr>
+            </w:pPr>
+            <w:r>
+              <w:rPr>
+                <w:sz w:val="24"/>
+                <w:szCs w:val="20"/>
+              </w:rPr>
+              <w:t>VARCHAR(100)</w:t>
+            </w:r>
+          </w:p>
+        </w:tc>
+        <w:tc>
+          <w:tcPr>
+            <w:tcW w:w="0" w:type="auto"/>
+            <w:hideMark/>
+          </w:tcPr>
+          <w:p>
+            <w:pPr>
+              <w:ind w:firstLine="0"/>
+              <w:rPr>
+                <w:sz w:val="24"/>
+                <w:szCs w:val="20"/>
+              </w:rPr>
+            </w:pPr>
+            <w:r>
+              <w:rPr>
+                <w:sz w:val="24"/>
+                <w:szCs w:val="20"/>
+              </w:rPr>
+              <w:t>Фамилия сотрудника</w:t>
+            </w:r>
+          </w:p>
+        </w:tc>
+      </w:tr>
+      <w:tr>
+        <w:tc>
+          <w:tcPr>
+            <w:tcW w:w="0" w:type="auto"/>
+            <w:hideMark/>
+          </w:tcPr>
+          <w:p>
+            <w:pPr>
+              <w:ind w:firstLine="0"/>
+              <w:rPr>
+                <w:sz w:val="24"/>
+                <w:szCs w:val="20"/>
+              </w:rPr>
+            </w:pPr>
+            <w:r>
+              <w:rPr>
+                <w:sz w:val="24"/>
+                <w:szCs w:val="20"/>
+              </w:rPr>
+              <w:t>Имя</w:t>
+            </w:r>
+          </w:p>
+        </w:tc>
+        <w:tc>
+          <w:tcPr>
+            <w:tcW w:w="0" w:type="auto"/>
+            <w:hideMark/>
+          </w:tcPr>
+          <w:p>
+            <w:pPr>
+              <w:ind w:firstLine="0"/>
+              <w:rPr>
+                <w:sz w:val="24"/>
+                <w:szCs w:val="20"/>
+              </w:rPr>
+            </w:pPr>
+          </w:p>
+        </w:tc>
+        <w:tc>
+          <w:tcPr>
+            <w:tcW w:w="0" w:type="auto"/>
+            <w:hideMark/>
+          </w:tcPr>
+          <w:p>
+            <w:pPr>
+              <w:ind w:firstLine="0"/>
+              <w:rPr>
+                <w:sz w:val="24"/>
+                <w:szCs w:val="20"/>
+              </w:rPr>
+            </w:pPr>
+            <w:proofErr w:type="gramStart"/>
+            <w:r>
+              <w:rPr>
+                <w:sz w:val="24"/>
+                <w:szCs w:val="20"/>
+              </w:rPr>
+              <w:t>VARCHAR(</w:t>
+            </w:r>
+            <w:proofErr w:type="gramEnd"/>
+            <w:r>
+              <w:rPr>
+                <w:sz w:val="24"/>
+                <w:szCs w:val="20"/>
+              </w:rPr>
+              <w:t>100)</w:t>
+            </w:r>
+          </w:p>
+        </w:tc>
+        <w:tc>
+          <w:tcPr>
+            <w:tcW w:w="0" w:type="auto"/>
+            <w:hideMark/>
+          </w:tcPr>
+          <w:p>
+            <w:pPr>
+              <w:ind w:firstLine="0"/>
+              <w:rPr>
+                <w:sz w:val="24"/>
+                <w:szCs w:val="20"/>
+              </w:rPr>
+            </w:pPr>
+            <w:r>
+              <w:rPr>
+                <w:sz w:val="24"/>
+                <w:szCs w:val="20"/>
+              </w:rPr>
+              <w:t>Имя сотрудника</w:t>
+            </w:r>
+          </w:p>
+        </w:tc>
+      </w:tr>
+      <w:tr>
+        <w:tc>
+          <w:tcPr>
+            <w:tcW w:w="0" w:type="auto"/>
+            <w:hideMark/>
+          </w:tcPr>
+          <w:p>
+            <w:pPr>
+              <w:ind w:firstLine="0"/>
+              <w:rPr>
+                <w:sz w:val="24"/>
+                <w:szCs w:val="20"/>
+              </w:rPr>
+            </w:pPr>
+            <w:r>
+              <w:rPr>
+                <w:sz w:val="24"/>
+                <w:szCs w:val="20"/>
+              </w:rPr>
+              <w:t>Отчество</w:t>
+            </w:r>
+          </w:p>
+        </w:tc>
+        <w:tc>
+          <w:tcPr>
+            <w:tcW w:w="0" w:type="auto"/>
+            <w:hideMark/>
+          </w:tcPr>
+          <w:p>
+            <w:pPr>
+              <w:ind w:firstLine="0"/>
+              <w:rPr>
+                <w:sz w:val="24"/>
+                <w:szCs w:val="20"/>
+              </w:rPr>
+            </w:pPr>
+          </w:p>
+        </w:tc>
+        <w:tc>
+          <w:tcPr>
+            <w:tcW w:w="0" w:type="auto"/>
+            <w:hideMark/>
+          </w:tcPr>
+          <w:p>
+            <w:pPr>
+              <w:ind w:firstLine="0"/>
+              <w:rPr>
+                <w:sz w:val="24"/>
+                <w:szCs w:val="20"/>
+              </w:rPr>
+            </w:pPr>
+            <w:proofErr w:type="gramStart"/>
+            <w:r>
+              <w:rPr>
+                <w:sz w:val="24"/>
+                <w:szCs w:val="20"/>
+              </w:rPr>
+              <w:t>VARCHAR(</w:t>
+            </w:r>
+            <w:proofErr w:type="gramEnd"/>
+            <w:r>
+              <w:rPr>
+                <w:sz w:val="24"/>
+                <w:szCs w:val="20"/>
+              </w:rPr>
+              <w:t>100)</w:t>
+            </w:r>
+          </w:p>
+        </w:tc>
+        <w:tc>
+          <w:tcPr>
+            <w:tcW w:w="0" w:type="auto"/>
+            <w:hideMark/>
+          </w:tcPr>
+          <w:p>
+            <w:pPr>
+              <w:ind w:firstLine="0"/>
+              <w:rPr>
+                <w:sz w:val="24"/>
+                <w:szCs w:val="20"/>
+              </w:rPr>
+            </w:pPr>
+            <w:r>
+              <w:rPr>
+                <w:sz w:val="24"/>
+                <w:szCs w:val="20"/>
+              </w:rPr>
+              <w:t>Отчество сотрудника</w:t>
+            </w:r>
+          </w:p>
+        </w:tc>
+      </w:tr>
+      <w:tr>
+        <w:tc>
+          <w:tcPr>
+            <w:tcW w:w="0" w:type="auto"/>
+            <w:hideMark/>
+          </w:tcPr>
+          <w:p>
+            <w:pPr>
+              <w:ind w:firstLine="0"/>
+              <w:rPr>
+                <w:sz w:val="24"/>
+                <w:szCs w:val="20"/>
+              </w:rPr>
+            </w:pPr>
+            <w:r>
+              <w:rPr>
+                <w:sz w:val="24"/>
+                <w:szCs w:val="20"/>
+              </w:rPr>
+              <w:t>Должность</w:t>
+            </w:r>
+          </w:p>
+        </w:tc>
+        <w:tc>
+          <w:tcPr>
+            <w:tcW w:w="0" w:type="auto"/>
+            <w:hideMark/>
+          </w:tcPr>
+          <w:p>
+            <w:pPr>
+              <w:ind w:firstLine="0"/>
+              <w:rPr>
+                <w:sz w:val="24"/>
+                <w:szCs w:val="20"/>
+              </w:rPr>
+            </w:pPr>
+          </w:p>
+        </w:tc>
+        <w:tc>
+          <w:tcPr>
+            <w:tcW w:w="0" w:type="auto"/>
+            <w:hideMark/>
+          </w:tcPr>
+          <w:p>
+            <w:pPr>
+              <w:ind w:firstLine="0"/>
+              <w:rPr>
+                <w:sz w:val="24"/>
+                <w:szCs w:val="20"/>
+              </w:rPr>
+            </w:pPr>
+            <w:proofErr w:type="gramStart"/>
+            <w:r>
+              <w:rPr>
+                <w:sz w:val="24"/>
+                <w:szCs w:val="20"/>
+              </w:rPr>
+              <w:t>VARCHAR(</w:t>
+            </w:r>
+            <w:proofErr w:type="gramEnd"/>
+            <w:r>
+              <w:rPr>
+                <w:sz w:val="24"/>
+                <w:szCs w:val="20"/>
+              </w:rPr>
+              <w:t>150)</w:t>
+            </w:r>
+          </w:p>
+        </w:tc>
+        <w:tc>
+          <w:tcPr>
+            <w:tcW w:w="0" w:type="auto"/>
+            <w:hideMark/>
+          </w:tcPr>
+          <w:p>
+            <w:pPr>
+              <w:ind w:firstLine="0"/>
+              <w:rPr>
+                <w:sz w:val="24"/>
+                <w:szCs w:val="20"/>
+              </w:rPr>
+            </w:pPr>
+            <w:r>
+              <w:rPr>
+                <w:sz w:val="24"/>
+                <w:szCs w:val="20"/>
+              </w:rPr>
+              <w:t>Должность сотрудника</w:t>
+            </w:r>
+          </w:p>
+        </w:tc>
+      </w:tr>
+      <w:tr>
+        <w:tc>
+          <w:tcPr>
+            <w:tcW w:w="0" w:type="auto"/>
+            <w:hideMark/>
+          </w:tcPr>
+          <w:p>
+            <w:pPr>
+              <w:ind w:firstLine="0"/>
+              <w:rPr>
+                <w:sz w:val="24"/>
+                <w:szCs w:val="20"/>
+              </w:rPr>
+            </w:pPr>
+            <w:r>
+              <w:rPr>
+                <w:sz w:val="24"/>
+                <w:szCs w:val="20"/>
+              </w:rPr>
+              <w:t>Логин</w:t>
+            </w:r>
+          </w:p>
+        </w:tc>
+        <w:tc>
+          <w:tcPr>
+            <w:tcW w:w="0" w:type="auto"/>
+            <w:hideMark/>
+          </w:tcPr>
+          <w:p>
+            <w:pPr>
+              <w:ind w:firstLine="0"/>
+              <w:rPr>
+                <w:sz w:val="24"/>
+                <w:szCs w:val="20"/>
+              </w:rPr>
+            </w:pPr>
+            <w:r>
+              <w:rPr>
+                <w:sz w:val="24"/>
+                <w:szCs w:val="20"/>
+              </w:rPr>
+              <w:t>Уникальный</w:t>
+            </w:r>
+          </w:p>
+        </w:tc>
+        <w:tc>
+          <w:tcPr>
+            <w:tcW w:w="0" w:type="auto"/>
+            <w:hideMark/>
+          </w:tcPr>
+          <w:p>
+            <w:pPr>
+              <w:ind w:firstLine="0"/>
+              <w:rPr>
+                <w:sz w:val="24"/>
+                <w:szCs w:val="20"/>
+              </w:rPr>
+            </w:pPr>
+            <w:proofErr w:type="gramStart"/>
+            <w:r>
+              <w:rPr>
+                <w:sz w:val="24"/>
+                <w:szCs w:val="20"/>
+              </w:rPr>
+              <w:t>VARCHAR(</w:t>
+            </w:r>
+            <w:proofErr w:type="gramEnd"/>
+            <w:r>
+              <w:rPr>
+                <w:sz w:val="24"/>
+                <w:szCs w:val="20"/>
+              </w:rPr>
+              <w:t>50)</w:t>
+            </w:r>
+          </w:p>
+        </w:tc>
+        <w:tc>
+          <w:tcPr>
+            <w:tcW w:w="0" w:type="auto"/>
+            <w:hideMark/>
+          </w:tcPr>
+          <w:p>
+            <w:pPr>
+              <w:ind w:firstLine="0"/>
+              <w:rPr>
+                <w:sz w:val="24"/>
+                <w:szCs w:val="20"/>
+              </w:rPr>
+            </w:pPr>
+            <w:r>
+              <w:rPr>
+                <w:sz w:val="24"/>
+                <w:szCs w:val="20"/>
+              </w:rPr>
+              <w:t>Учётная запись для входа в систему</w:t>
+            </w:r>
+          </w:p>
+        </w:tc>
+      </w:tr>
+      <w:tr>
+        <w:tc>
+          <w:tcPr>
+            <w:tcW w:w="0" w:type="auto"/>
+            <w:hideMark/>
+          </w:tcPr>
+          <w:p>
+            <w:pPr>
+              <w:ind w:firstLine="0"/>
+              <w:rPr>
+                <w:sz w:val="24"/>
+                <w:szCs w:val="20"/>
+              </w:rPr>
+            </w:pPr>
+            <w:r>
+              <w:rPr>
+                <w:sz w:val="24"/>
+                <w:szCs w:val="20"/>
+              </w:rPr>
+              <w:lastRenderedPageBreak/>
+              <w:t>Пароль</w:t>
+            </w:r>
+          </w:p>
+        </w:tc>
+        <w:tc>
+          <w:tcPr>
+            <w:tcW w:w="0" w:type="auto"/>
+            <w:hideMark/>
+          </w:tcPr>
+          <w:p>
+            <w:pPr>
+              <w:ind w:firstLine="0"/>
+              <w:rPr>
+                <w:sz w:val="24"/>
+                <w:szCs w:val="20"/>
+              </w:rPr>
+            </w:pPr>
+          </w:p>
+        </w:tc>
+        <w:tc>
+          <w:tcPr>
+            <w:tcW w:w="0" w:type="auto"/>
+            <w:hideMark/>
+          </w:tcPr>
+          <w:p>
+            <w:pPr>
+              <w:ind w:firstLine="0"/>
+              <w:rPr>
+                <w:sz w:val="24"/>
+                <w:szCs w:val="20"/>
+              </w:rPr>
+            </w:pPr>
+            <w:proofErr w:type="gramStart"/>
+            <w:r>
+              <w:rPr>
+                <w:sz w:val="24"/>
+                <w:szCs w:val="20"/>
+              </w:rPr>
+              <w:t>VARCHAR(</w:t>
+            </w:r>
+            <w:proofErr w:type="gramEnd"/>
+            <w:r>
+              <w:rPr>
+                <w:sz w:val="24"/>
+                <w:szCs w:val="20"/>
+              </w:rPr>
+              <w:t>255)</w:t>
+            </w:r>
+          </w:p>
+        </w:tc>
+        <w:tc>
+          <w:tcPr>
+            <w:tcW w:w="0" w:type="auto"/>
+            <w:hideMark/>
+          </w:tcPr>
+          <w:p>
+            <w:pPr>
+              <w:ind w:firstLine="0"/>
+              <w:rPr>
+                <w:sz w:val="24"/>
+                <w:szCs w:val="20"/>
+              </w:rPr>
+            </w:pPr>
+            <w:r>
+              <w:rPr>
+                <w:sz w:val="24"/>
+                <w:szCs w:val="20"/>
+              </w:rPr>
+              <w:t>Хэш пароля для аутентификации</w:t>
+            </w:r>
+          </w:p>
+        </w:tc>
+      </w:tr>
+      <w:tr>
+        <w:tc>
+          <w:tcPr>
+            <w:tcW w:w="0" w:type="auto"/>
+            <w:hideMark/>
+          </w:tcPr>
+          <w:p>
+            <w:pPr>
+              <w:ind w:firstLine="0"/>
+              <w:rPr>
+                <w:sz w:val="24"/>
+                <w:szCs w:val="20"/>
+              </w:rPr>
+            </w:pPr>
+            <w:r>
+              <w:rPr>
+                <w:sz w:val="24"/>
+                <w:szCs w:val="20"/>
+              </w:rPr>
+              <w:t>Роль</w:t>
+            </w:r>
+          </w:p>
+        </w:tc>
+        <w:tc>
+          <w:tcPr>
+            <w:tcW w:w="0" w:type="auto"/>
+            <w:hideMark/>
+          </w:tcPr>
+          <w:p>
+            <w:pPr>
+              <w:ind w:firstLine="0"/>
+              <w:rPr>
+                <w:sz w:val="24"/>
+                <w:szCs w:val="20"/>
+              </w:rPr>
+            </w:pPr>
+          </w:p>
+        </w:tc>
+        <w:tc>
+          <w:tcPr>
+            <w:tcW w:w="0" w:type="auto"/>
+            <w:hideMark/>
+          </w:tcPr>
+          <w:p>
+            <w:pPr>
+              <w:ind w:firstLine="0"/>
+              <w:rPr>
+                <w:sz w:val="24"/>
+                <w:szCs w:val="20"/>
+              </w:rPr>
+            </w:pPr>
+            <w:proofErr w:type="gramStart"/>
+            <w:r>
+              <w:rPr>
+                <w:sz w:val="24"/>
+                <w:szCs w:val="20"/>
+              </w:rPr>
+              <w:t>VARCHAR(</w:t>
+            </w:r>
+            <w:proofErr w:type="gramEnd"/>
+            <w:r>
+              <w:rPr>
+                <w:sz w:val="24"/>
+                <w:szCs w:val="20"/>
+              </w:rPr>
+              <w:t>30)</w:t>
+            </w:r>
+          </w:p>
+        </w:tc>
+        <w:tc>
+          <w:tcPr>
+            <w:tcW w:w="0" w:type="auto"/>
+            <w:hideMark/>
+          </w:tcPr>
+          <w:p>
+            <w:pPr>
+              <w:ind w:firstLine="0"/>
+              <w:rPr>
+                <w:sz w:val="24"/>
+                <w:szCs w:val="20"/>
+              </w:rPr>
+            </w:pPr>
+            <w:r>
+              <w:rPr>
+                <w:sz w:val="24"/>
+                <w:szCs w:val="20"/>
+              </w:rPr>
+              <w:t>Роль: Администратор, Бухгалтер, Сотрудник, Инвентаризатор</w:t>
+            </w:r>
+          </w:p>
+        </w:tc>
+      </w:tr>
+    </w:tbl>
+    <w:p/>
+    <w:p>
+      <w:r>
+        <w:t>Таблица 3 является справочником категорий оборудования.</w:t>
+      </w:r>
+    </w:p>
+    <w:p/>
+    <w:p>
+      <w:r>
+        <w:t xml:space="preserve">Таблица 3 — </w:t>
+      </w:r>
+      <w:proofErr w:type="spellStart"/>
+      <w:r>
+        <w:t>ТипАктива</w:t>
+      </w:r>
+      <w:proofErr w:type="spellEnd"/>
+    </w:p>
+    <w:tbl>
+      <w:tblPr>
+        <w:tblStyle w:val="ac"/>
+        <w:tblW w:w="0" w:type="auto"/>
+        <w:tblLook w:val="04A0" w:firstRow="1" w:lastRow="0" w:firstColumn="1" w:lastColumn="0" w:noHBand="0" w:noVBand="1"/>
+      </w:tblPr>
+      <w:tblGrid>
+        <w:gridCol w:w="2005"/>
+        <w:gridCol w:w="1719"/>
+        <w:gridCol w:w="1879"/>
+        <w:gridCol w:w="3742"/>
+      </w:tblGrid>
+      <w:tr>
+        <w:tc>
+          <w:tcPr>
+            <w:tcW w:w="0" w:type="auto"/>
+            <w:hideMark/>
+          </w:tcPr>
+          <w:p>
+            <w:pPr>
+              <w:ind w:firstLine="0"/>
+              <w:rPr>
+                <w:sz w:val="24"/>
+                <w:szCs w:val="20"/>
+              </w:rPr>
+            </w:pPr>
+            <w:r>
+              <w:rPr>
+                <w:sz w:val="24"/>
+                <w:szCs w:val="20"/>
+              </w:rPr>
+              <w:t>Наименование поля</w:t>
+            </w:r>
+          </w:p>
+        </w:tc>
+        <w:tc>
+          <w:tcPr>
+            <w:tcW w:w="0" w:type="auto"/>
+            <w:hideMark/>
+          </w:tcPr>
+          <w:p>
+            <w:pPr>
+              <w:ind w:firstLine="0"/>
+              <w:rPr>
+                <w:sz w:val="24"/>
+                <w:szCs w:val="20"/>
+              </w:rPr>
+            </w:pPr>
+            <w:r>
+              <w:rPr>
+                <w:sz w:val="24"/>
+                <w:szCs w:val="20"/>
+              </w:rPr>
+              <w:t>Ключ</w:t>
+            </w:r>
+          </w:p>
+        </w:tc>
+        <w:tc>
+          <w:tcPr>
+            <w:tcW w:w="0" w:type="auto"/>
+            <w:hideMark/>
+          </w:tcPr>
+          <w:p>
+            <w:pPr>
+              <w:ind w:firstLine="0"/>
+              <w:rPr>
+                <w:sz w:val="24"/>
+                <w:szCs w:val="20"/>
+              </w:rPr>
+            </w:pPr>
+            <w:r>
+              <w:rPr>
+                <w:sz w:val="24"/>
+                <w:szCs w:val="20"/>
+              </w:rPr>
+              <w:t>Тип данных</w:t>
+            </w:r>
+          </w:p>
+        </w:tc>
+        <w:tc>
+          <w:tcPr>
+            <w:tcW w:w="0" w:type="auto"/>
+            <w:hideMark/>
+          </w:tcPr>
+          <w:p>
+            <w:pPr>
+              <w:ind w:firstLine="0"/>
+              <w:rPr>
+                <w:sz w:val="24"/>
+                <w:szCs w:val="20"/>
+              </w:rPr>
+            </w:pPr>
+            <w:r>
+              <w:rPr>
+                <w:sz w:val="24"/>
+                <w:szCs w:val="20"/>
+              </w:rPr>
+              <w:t>Описание</w:t>
+            </w:r>
+          </w:p>
+        </w:tc>
+      </w:tr>
+      <w:tr>
+        <w:tc>
+          <w:tcPr>
+            <w:tcW w:w="0" w:type="auto"/>
+            <w:hideMark/>
+          </w:tcPr>
+          <w:p>
+            <w:pPr>
+              <w:ind w:firstLine="0"/>
+              <w:rPr>
+                <w:sz w:val="24"/>
+                <w:szCs w:val="20"/>
+              </w:rPr>
+            </w:pPr>
+            <w:r>
+              <w:rPr>
+                <w:sz w:val="24"/>
+                <w:szCs w:val="20"/>
+              </w:rPr>
+              <w:t>Код</w:t>
+            </w:r>
+          </w:p>
+        </w:tc>
+        <w:tc>
+          <w:tcPr>
+            <w:tcW w:w="0" w:type="auto"/>
+            <w:hideMark/>
+          </w:tcPr>
+          <w:p>
+            <w:pPr>
+              <w:ind w:firstLine="0"/>
+              <w:rPr>
+                <w:sz w:val="24"/>
+                <w:szCs w:val="20"/>
+              </w:rPr>
+            </w:pPr>
+            <w:r>
+              <w:rPr>
+                <w:sz w:val="24"/>
+                <w:szCs w:val="20"/>
+              </w:rPr>
+              <w:t>Первичный ключ</w:t>
+            </w:r>
+          </w:p>
+        </w:tc>
+        <w:tc>
+          <w:tcPr>
+            <w:tcW w:w="0" w:type="auto"/>
+            <w:hideMark/>
+          </w:tcPr>
+          <w:p>
+            <w:pPr>
+              <w:ind w:firstLine="0"/>
+              <w:rPr>
+                <w:sz w:val="24"/>
+                <w:szCs w:val="20"/>
+              </w:rPr>
+            </w:pPr>
+            <w:r>
+              <w:rPr>
+                <w:sz w:val="24"/>
+                <w:szCs w:val="20"/>
+              </w:rPr>
+              <w:t>INT IDENTITY</w:t>
+            </w:r>
+          </w:p>
+        </w:tc>
+        <w:tc>
+          <w:tcPr>
+            <w:tcW w:w="0" w:type="auto"/>
+            <w:hideMark/>
+          </w:tcPr>
+          <w:p>
+            <w:pPr>
+              <w:ind w:firstLine="0"/>
+              <w:rPr>
+                <w:sz w:val="24"/>
+                <w:szCs w:val="20"/>
+              </w:rPr>
+            </w:pPr>
+            <w:r>
+              <w:rPr>
+                <w:sz w:val="24"/>
+                <w:szCs w:val="20"/>
+              </w:rPr>
+              <w:t>Уникальный идентификатор типа</w:t>
+            </w:r>
+          </w:p>
+        </w:tc>
+      </w:tr>
+      <w:tr>
+        <w:tc>
+          <w:tcPr>
+            <w:tcW w:w="0" w:type="auto"/>
+            <w:hideMark/>
+          </w:tcPr>
+          <w:p>
+            <w:pPr>
+              <w:ind w:firstLine="0"/>
+              <w:rPr>
+                <w:sz w:val="24"/>
+                <w:szCs w:val="20"/>
+              </w:rPr>
+            </w:pPr>
+            <w:r>
+              <w:rPr>
+                <w:sz w:val="24"/>
+                <w:szCs w:val="20"/>
+              </w:rPr>
+              <w:t>Название</w:t>
+            </w:r>
+          </w:p>
+        </w:tc>
+        <w:tc>
+          <w:tcPr>
+            <w:tcW w:w="0" w:type="auto"/>
+            <w:hideMark/>
+          </w:tcPr>
+          <w:p>
+            <w:pPr>
+              <w:ind w:firstLine="0"/>
+              <w:rPr>
+                <w:sz w:val="24"/>
+                <w:szCs w:val="20"/>
+              </w:rPr>
+            </w:pPr>
+          </w:p>
+        </w:tc>
+        <w:tc>
+          <w:tcPr>
+            <w:tcW w:w="0" w:type="auto"/>
+            <w:hideMark/>
+          </w:tcPr>
+          <w:p>
+            <w:pPr>
+              <w:ind w:firstLine="0"/>
+              <w:rPr>
+                <w:sz w:val="24"/>
+                <w:szCs w:val="20"/>
+              </w:rPr>
+            </w:pPr>
+            <w:proofErr w:type="gramStart"/>
+            <w:r>
+              <w:rPr>
+                <w:sz w:val="24"/>
+                <w:szCs w:val="20"/>
+              </w:rPr>
+              <w:t>VARCHAR(</w:t>
+            </w:r>
+            <w:proofErr w:type="gramEnd"/>
+            <w:r>
+              <w:rPr>
+                <w:sz w:val="24"/>
+                <w:szCs w:val="20"/>
+              </w:rPr>
+              <w:t>100)</w:t>
+            </w:r>
+          </w:p>
+        </w:tc>
+        <w:tc>
+          <w:tcPr>
+            <w:tcW w:w="0" w:type="auto"/>
+            <w:hideMark/>
+          </w:tcPr>
+          <w:p>
+            <w:pPr>
+              <w:ind w:firstLine="0"/>
+              <w:rPr>
+                <w:sz w:val="24"/>
+                <w:szCs w:val="20"/>
+              </w:rPr>
+            </w:pPr>
+            <w:r>
+              <w:rPr>
+                <w:sz w:val="24"/>
+                <w:szCs w:val="20"/>
+              </w:rPr>
+              <w:t>Наименование типа (Ноутбук, Монитор, Принтер)</w:t>
+            </w:r>
+          </w:p>
+        </w:tc>
+      </w:tr>
+    </w:tbl>
+    <w:p/>
+    <w:p>
+      <w:r>
+        <w:t>Таблица 4 является справочником возможных состояний IT-актива.</w:t>
+      </w:r>
+    </w:p>
+    <w:p/>
+    <w:p>
+      <w:r>
+        <w:t>Таблица 4 — СтатусАктива</w:t>
+      </w:r>
+    </w:p>
+    <w:tbl>
+      <w:tblPr>
+        <w:tblStyle w:val="ac"/>
+        <w:tblW w:w="0" w:type="auto"/>
+        <w:tblLook w:val="04A0" w:firstRow="1" w:lastRow="0" w:firstColumn="1" w:lastColumn="0" w:noHBand="0" w:noVBand="1"/>
+      </w:tblPr>
+      <w:tblGrid>
+        <w:gridCol w:w="1947"/>
+        <w:gridCol w:w="1655"/>
+        <w:gridCol w:w="1879"/>
+        <w:gridCol w:w="3864"/>
+      </w:tblGrid>
+      <w:tr>
+        <w:tc>
+          <w:tcPr>
+            <w:tcW w:w="0" w:type="auto"/>
+            <w:hideMark/>
+          </w:tcPr>
+          <w:p>
+            <w:pPr>
+              <w:ind w:firstLine="0"/>
+              <w:rPr>
+                <w:sz w:val="24"/>
+                <w:szCs w:val="20"/>
+              </w:rPr>
+            </w:pPr>
+            <w:r>
+              <w:rPr>
+                <w:sz w:val="24"/>
+                <w:szCs w:val="20"/>
+              </w:rPr>
+              <w:t>Наименование поля</w:t>
+            </w:r>
+          </w:p>
+        </w:tc>
+        <w:tc>
+          <w:tcPr>
+            <w:tcW w:w="0" w:type="auto"/>
+            <w:hideMark/>
+          </w:tcPr>
+          <w:p>
+            <w:pPr>
+              <w:ind w:firstLine="0"/>
+              <w:rPr>
+                <w:sz w:val="24"/>
+                <w:szCs w:val="20"/>
+              </w:rPr>
+            </w:pPr>
+            <w:r>
+              <w:rPr>
+                <w:sz w:val="24"/>
+                <w:szCs w:val="20"/>
+              </w:rPr>
+              <w:t>Ключ</w:t>
+            </w:r>
+          </w:p>
+        </w:tc>
+        <w:tc>
+          <w:tcPr>
+            <w:tcW w:w="0" w:type="auto"/>
+            <w:hideMark/>
+          </w:tcPr>
+          <w:p>
+            <w:pPr>
+              <w:ind w:firstLine="0"/>
+              <w:rPr>
+                <w:sz w:val="24"/>
+                <w:szCs w:val="20"/>
+              </w:rPr>
+            </w:pPr>
+            <w:r>
+              <w:rPr>
+                <w:sz w:val="24"/>
+                <w:szCs w:val="20"/>
+              </w:rPr>
+              <w:t>Тип данных</w:t>
+            </w:r>
+          </w:p>
+        </w:tc>
+        <w:tc>
+          <w:tcPr>
+            <w:tcW w:w="0" w:type="auto"/>
+            <w:hideMark/>
+          </w:tcPr>
+          <w:p>
+            <w:pPr>
+              <w:ind w:firstLine="0"/>
+              <w:rPr>
+                <w:sz w:val="24"/>
+                <w:szCs w:val="20"/>
+              </w:rPr>
+            </w:pPr>
+            <w:r>
+              <w:rPr>
+                <w:sz w:val="24"/>
+                <w:szCs w:val="20"/>
+              </w:rPr>
+              <w:t>Описание</w:t>
+            </w:r>
+          </w:p>
+        </w:tc>
+      </w:tr>
+      <w:tr>
+        <w:tc>
+          <w:tcPr>
+            <w:tcW w:w="0" w:type="auto"/>
+            <w:hideMark/>
+          </w:tcPr>
+          <w:p>
+            <w:pPr>
+              <w:ind w:firstLine="0"/>
+              <w:rPr>
+                <w:sz w:val="24"/>
+                <w:szCs w:val="20"/>
+              </w:rPr>
+            </w:pPr>
+            <w:r>
+              <w:rPr>
+                <w:sz w:val="24"/>
+                <w:szCs w:val="20"/>
+              </w:rPr>
+              <w:t>Код</w:t>
+            </w:r>
+          </w:p>
+        </w:tc>
+        <w:tc>
+          <w:tcPr>
+            <w:tcW w:w="0" w:type="auto"/>
+            <w:hideMark/>
+          </w:tcPr>
+          <w:p>
+            <w:pPr>
+              <w:ind w:firstLine="0"/>
+              <w:rPr>
+                <w:sz w:val="24"/>
+                <w:szCs w:val="20"/>
+              </w:rPr>
+            </w:pPr>
+            <w:r>
+              <w:rPr>
+                <w:sz w:val="24"/>
+                <w:szCs w:val="20"/>
+              </w:rPr>
+              <w:t>Первичный ключ</w:t>
+            </w:r>
+          </w:p>
+        </w:tc>
+        <w:tc>
+          <w:tcPr>
+            <w:tcW w:w="0" w:type="auto"/>
+            <w:hideMark/>
+          </w:tcPr>
+          <w:p>
+            <w:pPr>
+              <w:ind w:firstLine="0"/>
+              <w:rPr>
+                <w:sz w:val="24"/>
+                <w:szCs w:val="20"/>
+              </w:rPr>
+            </w:pPr>
+            <w:r>
+              <w:rPr>
+                <w:sz w:val="24"/>
+                <w:szCs w:val="20"/>
+              </w:rPr>
+              <w:t>INT IDENTITY</w:t>
+            </w:r>
+          </w:p>
+        </w:tc>
+        <w:tc>
+          <w:tcPr>
+            <w:tcW w:w="0" w:type="auto"/>
+            <w:hideMark/>
+          </w:tcPr>
+          <w:p>
+            <w:pPr>
+              <w:ind w:firstLine="0"/>
+              <w:rPr>
+                <w:sz w:val="24"/>
+                <w:szCs w:val="20"/>
+              </w:rPr>
+            </w:pPr>
+            <w:r>
+              <w:rPr>
+                <w:sz w:val="24"/>
+                <w:szCs w:val="20"/>
+              </w:rPr>
+              <w:t>Уникальный идентификатор статуса</w:t>
+            </w:r>
+          </w:p>
+        </w:tc>
+      </w:tr>
+      <w:tr>
+        <w:tc>
+          <w:tcPr>
+            <w:tcW w:w="0" w:type="auto"/>
+            <w:hideMark/>
+          </w:tcPr>
+          <w:p>
+            <w:pPr>
+              <w:ind w:firstLine="0"/>
+              <w:rPr>
+                <w:sz w:val="24"/>
+                <w:szCs w:val="20"/>
+              </w:rPr>
+            </w:pPr>
+            <w:r>
+              <w:rPr>
+                <w:sz w:val="24"/>
+                <w:szCs w:val="20"/>
+              </w:rPr>
+              <w:t>Название</w:t>
+            </w:r>
+          </w:p>
+        </w:tc>
+        <w:tc>
+          <w:tcPr>
+            <w:tcW w:w="0" w:type="auto"/>
+            <w:hideMark/>
+          </w:tcPr>
+          <w:p>
+            <w:pPr>
+              <w:ind w:firstLine="0"/>
+              <w:rPr>
+                <w:sz w:val="24"/>
+                <w:szCs w:val="20"/>
+              </w:rPr>
+            </w:pPr>
+          </w:p>
+        </w:tc>
+        <w:tc>
+          <w:tcPr>
+            <w:tcW w:w="0" w:type="auto"/>
+            <w:hideMark/>
+          </w:tcPr>
+          <w:p>
+            <w:pPr>
+              <w:ind w:firstLine="0"/>
+              <w:rPr>
+                <w:sz w:val="24"/>
+                <w:szCs w:val="20"/>
+              </w:rPr>
+            </w:pPr>
+            <w:proofErr w:type="gramStart"/>
+            <w:r>
+              <w:rPr>
+                <w:sz w:val="24"/>
+                <w:szCs w:val="20"/>
+              </w:rPr>
+              <w:t>VARCHAR(</w:t>
+            </w:r>
+            <w:proofErr w:type="gramEnd"/>
+            <w:r>
+              <w:rPr>
+                <w:sz w:val="24"/>
+                <w:szCs w:val="20"/>
+              </w:rPr>
+              <w:t>50)</w:t>
+            </w:r>
+          </w:p>
+        </w:tc>
+        <w:tc>
+          <w:tcPr>
+            <w:tcW w:w="0" w:type="auto"/>
+            <w:hideMark/>
+          </w:tcPr>
+          <w:p>
+            <w:pPr>
+              <w:ind w:firstLine="0"/>
+              <w:rPr>
+                <w:sz w:val="24"/>
+                <w:szCs w:val="20"/>
+              </w:rPr>
+            </w:pPr>
+            <w:r>
+              <w:rPr>
+                <w:sz w:val="24"/>
+                <w:szCs w:val="20"/>
+              </w:rPr>
+              <w:t>Наименование статуса (В эксплуатации, В ремонте, Списано)</w:t>
+            </w:r>
+          </w:p>
+        </w:tc>
+      </w:tr>
+      <w:tr>
+        <w:tc>
+          <w:tcPr>
+            <w:tcW w:w="0" w:type="auto"/>
+            <w:hideMark/>
+          </w:tcPr>
+          <w:p>
+            <w:pPr>
+              <w:ind w:firstLine="0"/>
+              <w:rPr>
+                <w:sz w:val="24"/>
+                <w:szCs w:val="20"/>
+              </w:rPr>
+            </w:pPr>
+            <w:r>
+              <w:rPr>
+                <w:sz w:val="24"/>
+                <w:szCs w:val="20"/>
+              </w:rPr>
+              <w:t>Описание</w:t>
+            </w:r>
+          </w:p>
+        </w:tc>
+        <w:tc>
+          <w:tcPr>
+            <w:tcW w:w="0" w:type="auto"/>
+            <w:hideMark/>
+          </w:tcPr>
+          <w:p>
+            <w:pPr>
+              <w:ind w:firstLine="0"/>
+              <w:rPr>
+                <w:sz w:val="24"/>
+                <w:szCs w:val="20"/>
+              </w:rPr>
+            </w:pPr>
+          </w:p>
+        </w:tc>
+        <w:tc>
+          <w:tcPr>
+            <w:tcW w:w="0" w:type="auto"/>
+            <w:hideMark/>
+          </w:tcPr>
+          <w:p>
+            <w:pPr>
+              <w:ind w:firstLine="0"/>
+              <w:rPr>
+                <w:sz w:val="24"/>
+                <w:szCs w:val="20"/>
+              </w:rPr>
+            </w:pPr>
+            <w:proofErr w:type="gramStart"/>
+            <w:r>
+              <w:rPr>
+                <w:sz w:val="24"/>
+                <w:szCs w:val="20"/>
+              </w:rPr>
+              <w:t>VARCHAR(</w:t>
+            </w:r>
+            <w:proofErr w:type="gramEnd"/>
+            <w:r>
+              <w:rPr>
+                <w:sz w:val="24"/>
+                <w:szCs w:val="20"/>
+              </w:rPr>
+              <w:t>200)</w:t>
+            </w:r>
+          </w:p>
+        </w:tc>
+        <w:tc>
+          <w:tcPr>
+            <w:tcW w:w="0" w:type="auto"/>
+            <w:hideMark/>
+          </w:tcPr>
+          <w:p>
+            <w:pPr>
+              <w:ind w:firstLine="0"/>
+              <w:rPr>
+                <w:sz w:val="24"/>
+                <w:szCs w:val="20"/>
+              </w:rPr>
+            </w:pPr>
+            <w:r>
+              <w:rPr>
+                <w:sz w:val="24"/>
+                <w:szCs w:val="20"/>
+              </w:rPr>
+              <w:t>Пояснение к статусу</w:t>
+            </w:r>
+          </w:p>
+        </w:tc>
+      </w:tr>
+    </w:tbl>
+    <w:p/>
+    <w:p>
+      <w:r>
+        <w:t>Таблица 5 является центральной таблицей системы и хранит основную информацию об учётной единице. Поле «QRКод» предназначено для маркировки оборудования и последующего сканирования через мобильное приложение.</w:t>
+      </w:r>
+    </w:p>
+    <w:p/>
+    <w:p>
+      <w:r>
+        <w:t>Таблица 5 — Актив</w:t>
+      </w:r>
+    </w:p>
+    <w:tbl>
+      <w:tblPr>
+        <w:tblStyle w:val="ac"/>
+        <w:tblW w:w="0" w:type="auto"/>
+        <w:tblLook w:val="04A0" w:firstRow="1" w:lastRow="0" w:firstColumn="1" w:lastColumn="0" w:noHBand="0" w:noVBand="1"/>
+      </w:tblPr>
+      <w:tblGrid>
+        <w:gridCol w:w="2477"/>
+        <w:gridCol w:w="2306"/>
+        <w:gridCol w:w="1890"/>
+        <w:gridCol w:w="2672"/>
+      </w:tblGrid>
+      <w:tr>
+        <w:tc>
+          <w:tcPr>
+            <w:tcW w:w="0" w:type="auto"/>
+            <w:hideMark/>
+          </w:tcPr>
+          <w:p>
+            <w:pPr>
+              <w:ind w:firstLine="0"/>
+              <w:rPr>
+                <w:sz w:val="24"/>
+                <w:szCs w:val="24"/>
+              </w:rPr>
+            </w:pPr>
+            <w:r>
+              <w:rPr>
+                <w:sz w:val="24"/>
+                <w:szCs w:val="24"/>
+              </w:rPr>
+              <w:t>Наименование поля</w:t>
+            </w:r>
+          </w:p>
+        </w:tc>
+        <w:tc>
+          <w:tcPr>
+            <w:tcW w:w="0" w:type="auto"/>
+            <w:hideMark/>
+          </w:tcPr>
+          <w:p>
+            <w:pPr>
+              <w:ind w:firstLine="0"/>
+              <w:rPr>
+                <w:sz w:val="24"/>
+                <w:szCs w:val="24"/>
+              </w:rPr>
+            </w:pPr>
+            <w:r>
+              <w:rPr>
+                <w:sz w:val="24"/>
+                <w:szCs w:val="24"/>
+              </w:rPr>
+              <w:t>Ключ</w:t>
+            </w:r>
+          </w:p>
+        </w:tc>
+        <w:tc>
+          <w:tcPr>
+            <w:tcW w:w="0" w:type="auto"/>
+            <w:hideMark/>
+          </w:tcPr>
+          <w:p>
+            <w:pPr>
+              <w:ind w:firstLine="0"/>
+              <w:rPr>
+                <w:sz w:val="24"/>
+                <w:szCs w:val="24"/>
+              </w:rPr>
+            </w:pPr>
+            <w:r>
+              <w:rPr>
+                <w:sz w:val="24"/>
+                <w:szCs w:val="24"/>
+              </w:rPr>
+              <w:t>Тип данных</w:t>
+            </w:r>
+          </w:p>
+        </w:tc>
+        <w:tc>
+          <w:tcPr>
+            <w:tcW w:w="0" w:type="auto"/>
+            <w:hideMark/>
+          </w:tcPr>
+          <w:p>
+            <w:pPr>
+              <w:ind w:firstLine="0"/>
+              <w:rPr>
+                <w:sz w:val="24"/>
+                <w:szCs w:val="24"/>
+              </w:rPr>
+            </w:pPr>
+            <w:r>
+              <w:rPr>
+                <w:sz w:val="24"/>
+                <w:szCs w:val="24"/>
+              </w:rPr>
+              <w:t>Описание</w:t>
+            </w:r>
+          </w:p>
+        </w:tc>
+      </w:tr>
+      <w:tr>
+        <w:tc>
+          <w:tcPr>
+            <w:tcW w:w="0" w:type="auto"/>
+            <w:hideMark/>
+          </w:tcPr>
+          <w:p>
+            <w:pPr>
+              <w:ind w:firstLine="0"/>
+              <w:rPr>
+                <w:sz w:val="24"/>
+                <w:szCs w:val="24"/>
+              </w:rPr>
+            </w:pPr>
+            <w:proofErr w:type="spellStart"/>
+            <w:r>
+              <w:rPr>
+                <w:sz w:val="24"/>
+                <w:szCs w:val="24"/>
+              </w:rPr>
+              <w:t>ИнвентарныйНомер</w:t>
+            </w:r>
+            <w:proofErr w:type="spellEnd"/>
+          </w:p>
+        </w:tc>
+        <w:tc>
+          <w:tcPr>
+            <w:tcW w:w="0" w:type="auto"/>
+            <w:hideMark/>
+          </w:tcPr>
+          <w:p>
+            <w:pPr>
+              <w:ind w:firstLine="0"/>
+              <w:rPr>
+                <w:sz w:val="24"/>
+                <w:szCs w:val="24"/>
+              </w:rPr>
+            </w:pPr>
+            <w:r>
+              <w:rPr>
+                <w:sz w:val="24"/>
+                <w:szCs w:val="24"/>
+              </w:rPr>
+              <w:t>Первичный ключ</w:t>
+            </w:r>
+          </w:p>
+        </w:tc>
+        <w:tc>
+          <w:tcPr>
+            <w:tcW w:w="0" w:type="auto"/>
+            <w:hideMark/>
+          </w:tcPr>
+          <w:p>
+            <w:pPr>
+              <w:ind w:firstLine="0"/>
+              <w:rPr>
+                <w:sz w:val="24"/>
+                <w:szCs w:val="24"/>
+              </w:rPr>
+            </w:pPr>
+            <w:proofErr w:type="gramStart"/>
+            <w:r>
+              <w:rPr>
+                <w:sz w:val="24"/>
+                <w:szCs w:val="24"/>
+              </w:rPr>
+              <w:t>VARCHAR(</w:t>
+            </w:r>
+            <w:proofErr w:type="gramEnd"/>
+            <w:r>
+              <w:rPr>
+                <w:sz w:val="24"/>
+                <w:szCs w:val="24"/>
+              </w:rPr>
+              <w:t>50)</w:t>
+            </w:r>
+          </w:p>
+        </w:tc>
+        <w:tc>
+          <w:tcPr>
+            <w:tcW w:w="0" w:type="auto"/>
+            <w:hideMark/>
+          </w:tcPr>
+          <w:p>
+            <w:pPr>
+              <w:ind w:firstLine="0"/>
+              <w:rPr>
+                <w:sz w:val="24"/>
+                <w:szCs w:val="24"/>
+              </w:rPr>
+            </w:pPr>
+            <w:r>
+              <w:rPr>
+                <w:sz w:val="24"/>
+                <w:szCs w:val="24"/>
+              </w:rPr>
+              <w:t>Уникальный инвентарный номер актива</w:t>
+            </w:r>
+          </w:p>
+        </w:tc>
+      </w:tr>
+      <w:tr>
+        <w:tc>
+          <w:tcPr>
+            <w:tcW w:w="0" w:type="auto"/>
+            <w:hideMark/>
+          </w:tcPr>
+          <w:p>
+            <w:pPr>
+              <w:ind w:firstLine="0"/>
+              <w:rPr>
+                <w:sz w:val="24"/>
+                <w:szCs w:val="24"/>
+              </w:rPr>
+            </w:pPr>
+            <w:proofErr w:type="spellStart"/>
+            <w:r>
+              <w:rPr>
+                <w:sz w:val="24"/>
+                <w:szCs w:val="24"/>
+              </w:rPr>
+              <w:t>КодТипа</w:t>
+            </w:r>
+            <w:proofErr w:type="spellEnd"/>
+          </w:p>
+        </w:tc>
+        <w:tc>
+          <w:tcPr>
+            <w:tcW w:w="0" w:type="auto"/>
+            <w:hideMark/>
+          </w:tcPr>
+          <w:p>
+            <w:pPr>
+              <w:ind w:firstLine="0"/>
+              <w:rPr>
+                <w:sz w:val="24"/>
+                <w:szCs w:val="24"/>
+              </w:rPr>
+            </w:pPr>
+            <w:r>
+              <w:rPr>
+                <w:sz w:val="24"/>
+                <w:szCs w:val="24"/>
+              </w:rPr>
+              <w:t>Внешний ключ (</w:t>
+            </w:r>
+            <w:proofErr w:type="spellStart"/>
+            <w:r>
+              <w:rPr>
+                <w:sz w:val="24"/>
+                <w:szCs w:val="24"/>
+              </w:rPr>
+              <w:t>ТипАктива</w:t>
+            </w:r>
+            <w:proofErr w:type="spellEnd"/>
+            <w:r>
+              <w:rPr>
+                <w:sz w:val="24"/>
+                <w:szCs w:val="24"/>
+              </w:rPr>
+              <w:t>)</w:t>
+            </w:r>
+          </w:p>
+        </w:tc>
+        <w:tc>
+          <w:tcPr>
+            <w:tcW w:w="0" w:type="auto"/>
+            <w:hideMark/>
+          </w:tcPr>
+          <w:p>
+            <w:pPr>
+              <w:ind w:firstLine="0"/>
+              <w:rPr>
+                <w:sz w:val="24"/>
+                <w:szCs w:val="24"/>
+              </w:rPr>
+            </w:pPr>
+            <w:r>
+              <w:rPr>
+                <w:sz w:val="24"/>
+                <w:szCs w:val="24"/>
+              </w:rPr>
+              <w:t>INT</w:t>
+            </w:r>
+          </w:p>
+        </w:tc>
+        <w:tc>
+          <w:tcPr>
+            <w:tcW w:w="0" w:type="auto"/>
+            <w:hideMark/>
+          </w:tcPr>
+          <w:p>
+            <w:pPr>
+              <w:ind w:firstLine="0"/>
+              <w:rPr>
+                <w:sz w:val="24"/>
+                <w:szCs w:val="24"/>
+              </w:rPr>
+            </w:pPr>
+            <w:r>
+              <w:rPr>
+                <w:sz w:val="24"/>
+                <w:szCs w:val="24"/>
+              </w:rPr>
+              <w:t>Тип оборудования</w:t>
+            </w:r>
+          </w:p>
+        </w:tc>
+      </w:tr>
+      <w:tr>
+        <w:tc>
+          <w:tcPr>
+            <w:tcW w:w="0" w:type="auto"/>
+            <w:hideMark/>
+          </w:tcPr>
+          <w:p>
+            <w:pPr>
+              <w:ind w:firstLine="0"/>
+              <w:rPr>
+                <w:sz w:val="24"/>
+                <w:szCs w:val="24"/>
+              </w:rPr>
+            </w:pPr>
+            <w:proofErr w:type="spellStart"/>
+            <w:r>
+              <w:rPr>
+                <w:sz w:val="24"/>
+                <w:szCs w:val="24"/>
+              </w:rPr>
+              <w:lastRenderedPageBreak/>
+              <w:t>КодСтатуса</w:t>
+            </w:r>
+            <w:proofErr w:type="spellEnd"/>
+          </w:p>
+        </w:tc>
+        <w:tc>
+          <w:tcPr>
+            <w:tcW w:w="0" w:type="auto"/>
+            <w:hideMark/>
+          </w:tcPr>
+          <w:p>
+            <w:pPr>
+              <w:ind w:firstLine="0"/>
+              <w:rPr>
+                <w:sz w:val="24"/>
+                <w:szCs w:val="24"/>
+              </w:rPr>
+            </w:pPr>
+            <w:r>
+              <w:rPr>
+                <w:sz w:val="24"/>
+                <w:szCs w:val="24"/>
+              </w:rPr>
+              <w:t>Внешний ключ (СтатусАктива)</w:t>
+            </w:r>
+          </w:p>
+        </w:tc>
+        <w:tc>
+          <w:tcPr>
+            <w:tcW w:w="0" w:type="auto"/>
+            <w:hideMark/>
+          </w:tcPr>
+          <w:p>
+            <w:pPr>
+              <w:ind w:firstLine="0"/>
+              <w:rPr>
+                <w:sz w:val="24"/>
+                <w:szCs w:val="24"/>
+              </w:rPr>
+            </w:pPr>
+            <w:r>
+              <w:rPr>
+                <w:sz w:val="24"/>
+                <w:szCs w:val="24"/>
+              </w:rPr>
+              <w:t>INT</w:t>
+            </w:r>
+          </w:p>
+        </w:tc>
+        <w:tc>
+          <w:tcPr>
+            <w:tcW w:w="0" w:type="auto"/>
+            <w:hideMark/>
+          </w:tcPr>
+          <w:p>
+            <w:pPr>
+              <w:ind w:firstLine="0"/>
+              <w:rPr>
+                <w:sz w:val="24"/>
+                <w:szCs w:val="24"/>
+              </w:rPr>
+            </w:pPr>
+            <w:r>
+              <w:rPr>
+                <w:sz w:val="24"/>
+                <w:szCs w:val="24"/>
+              </w:rPr>
+              <w:t>Текущий статус актива</w:t>
+            </w:r>
+          </w:p>
+        </w:tc>
+      </w:tr>
+      <w:tr>
+        <w:tc>
+          <w:tcPr>
+            <w:tcW w:w="0" w:type="auto"/>
+            <w:hideMark/>
+          </w:tcPr>
+          <w:p>
+            <w:pPr>
+              <w:ind w:firstLine="0"/>
+              <w:rPr>
+                <w:sz w:val="24"/>
+                <w:szCs w:val="24"/>
+              </w:rPr>
+            </w:pPr>
+            <w:proofErr w:type="spellStart"/>
+            <w:r>
+              <w:rPr>
+                <w:sz w:val="24"/>
+                <w:szCs w:val="24"/>
+              </w:rPr>
+              <w:t>КодСотрудника</w:t>
+            </w:r>
+            <w:proofErr w:type="spellEnd"/>
+          </w:p>
+        </w:tc>
+        <w:tc>
+          <w:tcPr>
+            <w:tcW w:w="0" w:type="auto"/>
+            <w:hideMark/>
+          </w:tcPr>
+          <w:p>
+            <w:pPr>
+              <w:ind w:firstLine="0"/>
+              <w:rPr>
+                <w:sz w:val="24"/>
+                <w:szCs w:val="24"/>
+              </w:rPr>
+            </w:pPr>
+            <w:r>
+              <w:rPr>
+                <w:sz w:val="24"/>
+                <w:szCs w:val="24"/>
+              </w:rPr>
+              <w:t>Внешний ключ (Сотрудник)</w:t>
+            </w:r>
+          </w:p>
+        </w:tc>
+        <w:tc>
+          <w:tcPr>
+            <w:tcW w:w="0" w:type="auto"/>
+            <w:hideMark/>
+          </w:tcPr>
+          <w:p>
+            <w:pPr>
+              <w:ind w:firstLine="0"/>
+              <w:rPr>
+                <w:sz w:val="24"/>
+                <w:szCs w:val="24"/>
+              </w:rPr>
+            </w:pPr>
+            <w:r>
+              <w:rPr>
+                <w:sz w:val="24"/>
+                <w:szCs w:val="24"/>
+              </w:rPr>
+              <w:t>INT</w:t>
+            </w:r>
+          </w:p>
+        </w:tc>
+        <w:tc>
+          <w:tcPr>
+            <w:tcW w:w="0" w:type="auto"/>
+            <w:hideMark/>
+          </w:tcPr>
+          <w:p>
+            <w:pPr>
+              <w:ind w:firstLine="0"/>
+              <w:rPr>
+                <w:sz w:val="24"/>
+                <w:szCs w:val="24"/>
+              </w:rPr>
+            </w:pPr>
+            <w:r>
+              <w:rPr>
+                <w:sz w:val="24"/>
+                <w:szCs w:val="24"/>
+              </w:rPr>
+              <w:t>Текущий материально-ответственный сотрудник</w:t>
+            </w:r>
+          </w:p>
+        </w:tc>
+      </w:tr>
+      <w:tr>
+        <w:tc>
+          <w:tcPr>
+            <w:tcW w:w="0" w:type="auto"/>
+            <w:hideMark/>
+          </w:tcPr>
+          <w:p>
+            <w:pPr>
+              <w:ind w:firstLine="0"/>
+              <w:rPr>
+                <w:sz w:val="24"/>
+                <w:szCs w:val="24"/>
+              </w:rPr>
+            </w:pPr>
+            <w:proofErr w:type="spellStart"/>
+            <w:r>
+              <w:rPr>
+                <w:sz w:val="24"/>
+                <w:szCs w:val="24"/>
+              </w:rPr>
+              <w:t>КодПодразделения</w:t>
+            </w:r>
+            <w:proofErr w:type="spellEnd"/>
+          </w:p>
+        </w:tc>
+        <w:tc>
+          <w:tcPr>
+            <w:tcW w:w="0" w:type="auto"/>
+            <w:hideMark/>
+          </w:tcPr>
+          <w:p>
+            <w:pPr>
+              <w:ind w:firstLine="0"/>
+              <w:rPr>
+                <w:sz w:val="24"/>
+                <w:szCs w:val="24"/>
+              </w:rPr>
+            </w:pPr>
+            <w:r>
+              <w:rPr>
+                <w:sz w:val="24"/>
+                <w:szCs w:val="24"/>
+              </w:rPr>
+              <w:t>Внешний ключ (Подразделение)</w:t>
+            </w:r>
+          </w:p>
+        </w:tc>
+        <w:tc>
+          <w:tcPr>
+            <w:tcW w:w="0" w:type="auto"/>
+            <w:hideMark/>
+          </w:tcPr>
+          <w:p>
+            <w:pPr>
+              <w:ind w:firstLine="0"/>
+              <w:rPr>
+                <w:sz w:val="24"/>
+                <w:szCs w:val="24"/>
+              </w:rPr>
+            </w:pPr>
+            <w:r>
+              <w:rPr>
+                <w:sz w:val="24"/>
+                <w:szCs w:val="24"/>
+              </w:rPr>
+              <w:t>INT</w:t>
+            </w:r>
+          </w:p>
+        </w:tc>
+        <w:tc>
+          <w:tcPr>
+            <w:tcW w:w="0" w:type="auto"/>
+            <w:hideMark/>
+          </w:tcPr>
+          <w:p>
+            <w:pPr>
+              <w:ind w:firstLine="0"/>
+              <w:rPr>
+                <w:sz w:val="24"/>
+                <w:szCs w:val="24"/>
+              </w:rPr>
+            </w:pPr>
+            <w:r>
+              <w:rPr>
+                <w:sz w:val="24"/>
+                <w:szCs w:val="24"/>
+              </w:rPr>
+              <w:t>Подразделение размещения</w:t>
+            </w:r>
+          </w:p>
+        </w:tc>
+      </w:tr>
+      <w:tr>
+        <w:tc>
+          <w:tcPr>
+            <w:tcW w:w="0" w:type="auto"/>
+            <w:hideMark/>
+          </w:tcPr>
+          <w:p>
+            <w:pPr>
+              <w:ind w:firstLine="0"/>
+              <w:rPr>
+                <w:sz w:val="24"/>
+                <w:szCs w:val="24"/>
+              </w:rPr>
+            </w:pPr>
+            <w:r>
+              <w:rPr>
+                <w:sz w:val="24"/>
+                <w:szCs w:val="24"/>
+              </w:rPr>
+              <w:t>Наименование</w:t>
+            </w:r>
+          </w:p>
+        </w:tc>
+        <w:tc>
+          <w:tcPr>
+            <w:tcW w:w="0" w:type="auto"/>
+            <w:hideMark/>
+          </w:tcPr>
+          <w:p>
+            <w:pPr>
+              <w:ind w:firstLine="0"/>
+              <w:rPr>
+                <w:sz w:val="24"/>
+                <w:szCs w:val="24"/>
+              </w:rPr>
+            </w:pPr>
+          </w:p>
+        </w:tc>
+        <w:tc>
+          <w:tcPr>
+            <w:tcW w:w="0" w:type="auto"/>
+            <w:hideMark/>
+          </w:tcPr>
+          <w:p>
+            <w:pPr>
+              <w:ind w:firstLine="0"/>
+              <w:rPr>
+                <w:sz w:val="24"/>
+                <w:szCs w:val="24"/>
+              </w:rPr>
+            </w:pPr>
+            <w:proofErr w:type="gramStart"/>
+            <w:r>
+              <w:rPr>
+                <w:sz w:val="24"/>
+                <w:szCs w:val="24"/>
+              </w:rPr>
+              <w:t>VARCHAR(</w:t>
+            </w:r>
+            <w:proofErr w:type="gramEnd"/>
+            <w:r>
+              <w:rPr>
+                <w:sz w:val="24"/>
+                <w:szCs w:val="24"/>
+              </w:rPr>
+              <w:t>200)</w:t>
+            </w:r>
+          </w:p>
+        </w:tc>
+        <w:tc>
+          <w:tcPr>
+            <w:tcW w:w="0" w:type="auto"/>
+            <w:hideMark/>
+          </w:tcPr>
+          <w:p>
+            <w:pPr>
+              <w:ind w:firstLine="0"/>
+              <w:rPr>
+                <w:sz w:val="24"/>
+                <w:szCs w:val="24"/>
+              </w:rPr>
+            </w:pPr>
+            <w:r>
+              <w:rPr>
+                <w:sz w:val="24"/>
+                <w:szCs w:val="24"/>
+              </w:rPr>
+              <w:t>Модель и краткое описание актива</w:t>
+            </w:r>
+          </w:p>
+        </w:tc>
+      </w:tr>
+      <w:tr>
+        <w:tc>
+          <w:tcPr>
+            <w:tcW w:w="0" w:type="auto"/>
+            <w:hideMark/>
+          </w:tcPr>
+          <w:p>
+            <w:pPr>
+              <w:ind w:firstLine="0"/>
+              <w:rPr>
+                <w:sz w:val="24"/>
+                <w:szCs w:val="24"/>
+              </w:rPr>
+            </w:pPr>
+            <w:proofErr w:type="spellStart"/>
+            <w:r>
+              <w:rPr>
+                <w:sz w:val="24"/>
+                <w:szCs w:val="24"/>
+              </w:rPr>
+              <w:t>СерийныйНомер</w:t>
+            </w:r>
+            <w:proofErr w:type="spellEnd"/>
+          </w:p>
+        </w:tc>
+        <w:tc>
+          <w:tcPr>
+            <w:tcW w:w="0" w:type="auto"/>
+            <w:hideMark/>
+          </w:tcPr>
+          <w:p>
+            <w:pPr>
+              <w:ind w:firstLine="0"/>
+              <w:rPr>
+                <w:sz w:val="24"/>
+                <w:szCs w:val="24"/>
+              </w:rPr>
+            </w:pPr>
+            <w:r>
+              <w:rPr>
+                <w:sz w:val="24"/>
+                <w:szCs w:val="24"/>
+              </w:rPr>
+              <w:t>Уникальный</w:t>
+            </w:r>
+          </w:p>
+        </w:tc>
+        <w:tc>
+          <w:tcPr>
+            <w:tcW w:w="0" w:type="auto"/>
+            <w:hideMark/>
+          </w:tcPr>
+          <w:p>
+            <w:pPr>
+              <w:ind w:firstLine="0"/>
+              <w:rPr>
+                <w:sz w:val="24"/>
+                <w:szCs w:val="24"/>
+              </w:rPr>
+            </w:pPr>
+            <w:proofErr w:type="gramStart"/>
+            <w:r>
+              <w:rPr>
+                <w:sz w:val="24"/>
+                <w:szCs w:val="24"/>
+              </w:rPr>
+              <w:t>VARCHAR(</w:t>
+            </w:r>
+            <w:proofErr w:type="gramEnd"/>
+            <w:r>
+              <w:rPr>
+                <w:sz w:val="24"/>
+                <w:szCs w:val="24"/>
+              </w:rPr>
+              <w:t>50)</w:t>
+            </w:r>
+          </w:p>
+        </w:tc>
+        <w:tc>
+          <w:tcPr>
+            <w:tcW w:w="0" w:type="auto"/>
+            <w:hideMark/>
+          </w:tcPr>
+          <w:p>
+            <w:pPr>
+              <w:ind w:firstLine="0"/>
+              <w:rPr>
+                <w:sz w:val="24"/>
+                <w:szCs w:val="24"/>
+              </w:rPr>
+            </w:pPr>
+            <w:r>
+              <w:rPr>
+                <w:sz w:val="24"/>
+                <w:szCs w:val="24"/>
+              </w:rPr>
+              <w:t>Заводской серийный номер</w:t>
+            </w:r>
+          </w:p>
+        </w:tc>
+      </w:tr>
+      <w:tr>
+        <w:tc>
+          <w:tcPr>
+            <w:tcW w:w="0" w:type="auto"/>
+            <w:hideMark/>
+          </w:tcPr>
+          <w:p>
+            <w:pPr>
+              <w:ind w:firstLine="0"/>
+              <w:rPr>
+                <w:sz w:val="24"/>
+                <w:szCs w:val="24"/>
+              </w:rPr>
+            </w:pPr>
+            <w:proofErr w:type="spellStart"/>
+            <w:r>
+              <w:rPr>
+                <w:sz w:val="24"/>
+                <w:szCs w:val="24"/>
+              </w:rPr>
+              <w:t>ДатаПоступления</w:t>
+            </w:r>
+            <w:proofErr w:type="spellEnd"/>
+          </w:p>
+        </w:tc>
+        <w:tc>
+          <w:tcPr>
+            <w:tcW w:w="0" w:type="auto"/>
+            <w:hideMark/>
+          </w:tcPr>
+          <w:p>
+            <w:pPr>
+              <w:ind w:firstLine="0"/>
+              <w:rPr>
+                <w:sz w:val="24"/>
+                <w:szCs w:val="24"/>
+              </w:rPr>
+            </w:pPr>
+          </w:p>
+        </w:tc>
+        <w:tc>
+          <w:tcPr>
+            <w:tcW w:w="0" w:type="auto"/>
+            <w:hideMark/>
+          </w:tcPr>
+          <w:p>
+            <w:pPr>
+              <w:ind w:firstLine="0"/>
+              <w:rPr>
+                <w:sz w:val="24"/>
+                <w:szCs w:val="24"/>
+              </w:rPr>
+            </w:pPr>
+            <w:r>
+              <w:rPr>
+                <w:sz w:val="24"/>
+                <w:szCs w:val="24"/>
+              </w:rPr>
+              <w:t>DATE</w:t>
+            </w:r>
+          </w:p>
+        </w:tc>
+        <w:tc>
+          <w:tcPr>
+            <w:tcW w:w="0" w:type="auto"/>
+            <w:hideMark/>
+          </w:tcPr>
+          <w:p>
+            <w:pPr>
+              <w:ind w:firstLine="0"/>
+              <w:rPr>
+                <w:sz w:val="24"/>
+                <w:szCs w:val="24"/>
+              </w:rPr>
+            </w:pPr>
+            <w:r>
+              <w:rPr>
+                <w:sz w:val="24"/>
+                <w:szCs w:val="24"/>
+              </w:rPr>
+              <w:t>Дата принятия к учёту</w:t>
+            </w:r>
+          </w:p>
+        </w:tc>
+      </w:tr>
+      <w:tr>
+        <w:tc>
+          <w:tcPr>
+            <w:tcW w:w="0" w:type="auto"/>
+            <w:hideMark/>
+          </w:tcPr>
+          <w:p>
+            <w:pPr>
+              <w:ind w:firstLine="0"/>
+              <w:rPr>
+                <w:sz w:val="24"/>
+                <w:szCs w:val="24"/>
+              </w:rPr>
+            </w:pPr>
+            <w:proofErr w:type="spellStart"/>
+            <w:r>
+              <w:rPr>
+                <w:sz w:val="24"/>
+                <w:szCs w:val="24"/>
+              </w:rPr>
+              <w:t>БалансоваяСтоимость</w:t>
+            </w:r>
+            <w:proofErr w:type="spellEnd"/>
+          </w:p>
+        </w:tc>
+        <w:tc>
+          <w:tcPr>
+            <w:tcW w:w="0" w:type="auto"/>
+            <w:hideMark/>
+          </w:tcPr>
+          <w:p>
+            <w:pPr>
+              <w:ind w:firstLine="0"/>
+              <w:rPr>
+                <w:sz w:val="24"/>
+                <w:szCs w:val="24"/>
+              </w:rPr>
+            </w:pPr>
+          </w:p>
+        </w:tc>
+        <w:tc>
+          <w:tcPr>
+            <w:tcW w:w="0" w:type="auto"/>
+            <w:hideMark/>
+          </w:tcPr>
+          <w:p>
+            <w:pPr>
+              <w:ind w:firstLine="0"/>
+              <w:rPr>
+                <w:sz w:val="24"/>
+                <w:szCs w:val="24"/>
+              </w:rPr>
+            </w:pPr>
+            <w:proofErr w:type="gramStart"/>
+            <w:r>
+              <w:rPr>
+                <w:sz w:val="24"/>
+                <w:szCs w:val="24"/>
+              </w:rPr>
+              <w:t>DECIMAL(</w:t>
+            </w:r>
+            <w:proofErr w:type="gramEnd"/>
+            <w:r>
+              <w:rPr>
+                <w:sz w:val="24"/>
+                <w:szCs w:val="24"/>
+              </w:rPr>
+              <w:t>15,2)</w:t>
+            </w:r>
+          </w:p>
+        </w:tc>
+        <w:tc>
+          <w:tcPr>
+            <w:tcW w:w="0" w:type="auto"/>
+            <w:hideMark/>
+          </w:tcPr>
+          <w:p>
+            <w:pPr>
+              <w:ind w:firstLine="0"/>
+              <w:rPr>
+                <w:sz w:val="24"/>
+                <w:szCs w:val="24"/>
+              </w:rPr>
+            </w:pPr>
+            <w:r>
+              <w:rPr>
+                <w:sz w:val="24"/>
+                <w:szCs w:val="24"/>
+              </w:rPr>
+              <w:t>Первоначальная стоимость</w:t>
+            </w:r>
+          </w:p>
+        </w:tc>
+      </w:tr>
+      <w:tr>
+        <w:tc>
+          <w:tcPr>
+            <w:tcW w:w="0" w:type="auto"/>
+            <w:hideMark/>
+          </w:tcPr>
+          <w:p>
+            <w:pPr>
+              <w:ind w:firstLine="0"/>
+              <w:rPr>
+                <w:sz w:val="24"/>
+                <w:szCs w:val="24"/>
+              </w:rPr>
+            </w:pPr>
+            <w:r>
+              <w:rPr>
+                <w:sz w:val="24"/>
+                <w:szCs w:val="24"/>
+              </w:rPr>
+              <w:t>QRКод</w:t>
+            </w:r>
+          </w:p>
+        </w:tc>
+        <w:tc>
+          <w:tcPr>
+            <w:tcW w:w="0" w:type="auto"/>
+            <w:hideMark/>
+          </w:tcPr>
+          <w:p>
+            <w:pPr>
+              <w:ind w:firstLine="0"/>
+              <w:rPr>
+                <w:sz w:val="24"/>
+                <w:szCs w:val="24"/>
+              </w:rPr>
+            </w:pPr>
+          </w:p>
+        </w:tc>
+        <w:tc>
+          <w:tcPr>
+            <w:tcW w:w="0" w:type="auto"/>
+            <w:hideMark/>
+          </w:tcPr>
+          <w:p>
+            <w:pPr>
+              <w:ind w:firstLine="0"/>
+              <w:rPr>
+                <w:sz w:val="24"/>
+                <w:szCs w:val="24"/>
+              </w:rPr>
+            </w:pPr>
+            <w:proofErr w:type="gramStart"/>
+            <w:r>
+              <w:rPr>
+                <w:sz w:val="24"/>
+                <w:szCs w:val="24"/>
+              </w:rPr>
+              <w:t>VARCHAR(</w:t>
+            </w:r>
+            <w:proofErr w:type="gramEnd"/>
+            <w:r>
+              <w:rPr>
+                <w:sz w:val="24"/>
+                <w:szCs w:val="24"/>
+              </w:rPr>
+              <w:t>100)</w:t>
+            </w:r>
+          </w:p>
+        </w:tc>
+        <w:tc>
+          <w:tcPr>
+            <w:tcW w:w="0" w:type="auto"/>
+            <w:hideMark/>
+          </w:tcPr>
+          <w:p>
+            <w:pPr>
+              <w:ind w:firstLine="0"/>
+              <w:rPr>
+                <w:sz w:val="24"/>
+                <w:szCs w:val="24"/>
+              </w:rPr>
+            </w:pPr>
+            <w:r>
+              <w:rPr>
+                <w:sz w:val="24"/>
+                <w:szCs w:val="24"/>
+              </w:rPr>
+              <w:t>Идентификатор для штрих-кода</w:t>
+            </w:r>
+          </w:p>
+        </w:tc>
+      </w:tr>
+    </w:tbl>
+    <w:p/>
+    <w:p>
+      <w:r>
+        <w:t>Таблица 6 фиксирует всю историю изменений, связанных с активом.</w:t>
+      </w:r>
+    </w:p>
+    <w:p/>
+    <w:p>
+      <w:r>
+        <w:t>Таблица 6 — ИсторияПеремещений</w:t>
+      </w:r>
+    </w:p>
+    <w:tbl>
+      <w:tblPr>
+        <w:tblStyle w:val="ac"/>
+        <w:tblW w:w="0" w:type="auto"/>
+        <w:tblLook w:val="04A0" w:firstRow="1" w:lastRow="0" w:firstColumn="1" w:lastColumn="0" w:noHBand="0" w:noVBand="1"/>
+      </w:tblPr>
+      <w:tblGrid>
+        <w:gridCol w:w="2340"/>
+        <w:gridCol w:w="1975"/>
+        <w:gridCol w:w="1879"/>
+        <w:gridCol w:w="3151"/>
+      </w:tblGrid>
+      <w:tr>
+        <w:tc>
+          <w:tcPr>
+            <w:tcW w:w="0" w:type="auto"/>
+            <w:hideMark/>
+          </w:tcPr>
+          <w:p>
+            <w:pPr>
+              <w:ind w:firstLine="0"/>
+              <w:rPr>
+                <w:sz w:val="24"/>
+                <w:szCs w:val="20"/>
+              </w:rPr>
+            </w:pPr>
+            <w:r>
+              <w:rPr>
+                <w:sz w:val="24"/>
+                <w:szCs w:val="20"/>
+              </w:rPr>
+              <w:t>Наименование поля</w:t>
+            </w:r>
+          </w:p>
+        </w:tc>
+        <w:tc>
+          <w:tcPr>
+            <w:tcW w:w="0" w:type="auto"/>
+            <w:hideMark/>
+          </w:tcPr>
+          <w:p>
+            <w:pPr>
+              <w:ind w:firstLine="0"/>
+              <w:rPr>
+                <w:sz w:val="24"/>
+                <w:szCs w:val="20"/>
+              </w:rPr>
+            </w:pPr>
+            <w:r>
+              <w:rPr>
+                <w:sz w:val="24"/>
+                <w:szCs w:val="20"/>
+              </w:rPr>
+              <w:t>Ключ</w:t>
+            </w:r>
+          </w:p>
+        </w:tc>
+        <w:tc>
+          <w:tcPr>
+            <w:tcW w:w="0" w:type="auto"/>
+            <w:hideMark/>
+          </w:tcPr>
+          <w:p>
+            <w:pPr>
+              <w:ind w:firstLine="0"/>
+              <w:rPr>
+                <w:sz w:val="24"/>
+                <w:szCs w:val="20"/>
+              </w:rPr>
+            </w:pPr>
+            <w:r>
+              <w:rPr>
+                <w:sz w:val="24"/>
+                <w:szCs w:val="20"/>
+              </w:rPr>
+              <w:t>Тип данных</w:t>
+            </w:r>
+          </w:p>
+        </w:tc>
+        <w:tc>
+          <w:tcPr>
+            <w:tcW w:w="0" w:type="auto"/>
+            <w:hideMark/>
+          </w:tcPr>
+          <w:p>
+            <w:pPr>
+              <w:ind w:firstLine="0"/>
+              <w:rPr>
+                <w:sz w:val="24"/>
+                <w:szCs w:val="20"/>
+              </w:rPr>
+            </w:pPr>
+            <w:r>
+              <w:rPr>
+                <w:sz w:val="24"/>
+                <w:szCs w:val="20"/>
+              </w:rPr>
+              <w:t>Описание</w:t>
+            </w:r>
+          </w:p>
+        </w:tc>
+      </w:tr>
+      <w:tr>
+        <w:tc>
+          <w:tcPr>
+            <w:tcW w:w="0" w:type="auto"/>
+            <w:hideMark/>
+          </w:tcPr>
+          <w:p>
+            <w:pPr>
+              <w:ind w:firstLine="0"/>
+              <w:rPr>
+                <w:sz w:val="24"/>
+                <w:szCs w:val="20"/>
+              </w:rPr>
+            </w:pPr>
+            <w:r>
+              <w:rPr>
+                <w:sz w:val="24"/>
+                <w:szCs w:val="20"/>
+              </w:rPr>
+              <w:t>Код</w:t>
+            </w:r>
+          </w:p>
+        </w:tc>
+        <w:tc>
+          <w:tcPr>
+            <w:tcW w:w="0" w:type="auto"/>
+            <w:hideMark/>
+          </w:tcPr>
+          <w:p>
+            <w:pPr>
+              <w:ind w:firstLine="0"/>
+              <w:rPr>
+                <w:sz w:val="24"/>
+                <w:szCs w:val="20"/>
+              </w:rPr>
+            </w:pPr>
+            <w:r>
+              <w:rPr>
+                <w:sz w:val="24"/>
+                <w:szCs w:val="20"/>
+              </w:rPr>
+              <w:t>Первичный ключ</w:t>
+            </w:r>
+          </w:p>
+        </w:tc>
+        <w:tc>
+          <w:tcPr>
+            <w:tcW w:w="0" w:type="auto"/>
+            <w:hideMark/>
+          </w:tcPr>
+          <w:p>
+            <w:pPr>
+              <w:ind w:firstLine="0"/>
+              <w:rPr>
+                <w:sz w:val="24"/>
+                <w:szCs w:val="20"/>
+              </w:rPr>
+            </w:pPr>
+            <w:r>
+              <w:rPr>
+                <w:sz w:val="24"/>
+                <w:szCs w:val="20"/>
+              </w:rPr>
+              <w:t>INT IDENTITY</w:t>
+            </w:r>
+          </w:p>
+        </w:tc>
+        <w:tc>
+          <w:tcPr>
+            <w:tcW w:w="0" w:type="auto"/>
+            <w:hideMark/>
+          </w:tcPr>
+          <w:p>
+            <w:pPr>
+              <w:ind w:firstLine="0"/>
+              <w:rPr>
+                <w:sz w:val="24"/>
+                <w:szCs w:val="20"/>
+              </w:rPr>
+            </w:pPr>
+            <w:r>
+              <w:rPr>
+                <w:sz w:val="24"/>
+                <w:szCs w:val="20"/>
+              </w:rPr>
+              <w:t>Уникальный идентификатор записи</w:t>
+            </w:r>
+          </w:p>
+        </w:tc>
+      </w:tr>
+      <w:tr>
+        <w:tc>
+          <w:tcPr>
+            <w:tcW w:w="0" w:type="auto"/>
+            <w:hideMark/>
+          </w:tcPr>
+          <w:p>
+            <w:pPr>
+              <w:ind w:firstLine="0"/>
+              <w:rPr>
+                <w:sz w:val="24"/>
+                <w:szCs w:val="20"/>
+              </w:rPr>
+            </w:pPr>
+            <w:proofErr w:type="spellStart"/>
+            <w:r>
+              <w:rPr>
+                <w:sz w:val="24"/>
+                <w:szCs w:val="20"/>
+              </w:rPr>
+              <w:t>ИнвентарныйНомер</w:t>
+            </w:r>
+            <w:proofErr w:type="spellEnd"/>
+          </w:p>
+        </w:tc>
+        <w:tc>
+          <w:tcPr>
+            <w:tcW w:w="0" w:type="auto"/>
+            <w:hideMark/>
+          </w:tcPr>
+          <w:p>
+            <w:pPr>
+              <w:ind w:firstLine="0"/>
+              <w:rPr>
+                <w:sz w:val="24"/>
+                <w:szCs w:val="20"/>
+              </w:rPr>
+            </w:pPr>
+            <w:r>
+              <w:rPr>
+                <w:sz w:val="24"/>
+                <w:szCs w:val="20"/>
+              </w:rPr>
+              <w:t>Внешний ключ (Актив)</w:t>
+            </w:r>
+          </w:p>
+        </w:tc>
+        <w:tc>
+          <w:tcPr>
+            <w:tcW w:w="0" w:type="auto"/>
+            <w:hideMark/>
+          </w:tcPr>
+          <w:p>
+            <w:pPr>
+              <w:ind w:firstLine="0"/>
+              <w:rPr>
+                <w:sz w:val="24"/>
+                <w:szCs w:val="20"/>
+              </w:rPr>
+            </w:pPr>
+            <w:proofErr w:type="gramStart"/>
+            <w:r>
+              <w:rPr>
+                <w:sz w:val="24"/>
+                <w:szCs w:val="20"/>
+              </w:rPr>
+              <w:t>VARCHAR(</w:t>
+            </w:r>
+            <w:proofErr w:type="gramEnd"/>
+            <w:r>
+              <w:rPr>
+                <w:sz w:val="24"/>
+                <w:szCs w:val="20"/>
+              </w:rPr>
+              <w:t>50)</w:t>
+            </w:r>
+          </w:p>
+        </w:tc>
+        <w:tc>
+          <w:tcPr>
+            <w:tcW w:w="0" w:type="auto"/>
+            <w:hideMark/>
+          </w:tcPr>
+          <w:p>
+            <w:pPr>
+              <w:ind w:firstLine="0"/>
+              <w:rPr>
+                <w:sz w:val="24"/>
+                <w:szCs w:val="20"/>
+              </w:rPr>
+            </w:pPr>
+            <w:r>
+              <w:rPr>
+                <w:sz w:val="24"/>
+                <w:szCs w:val="20"/>
+              </w:rPr>
+              <w:t>Ссылка на актив</w:t>
+            </w:r>
+          </w:p>
+        </w:tc>
+      </w:tr>
+      <w:tr>
+        <w:tc>
+          <w:tcPr>
+            <w:tcW w:w="0" w:type="auto"/>
+            <w:hideMark/>
+          </w:tcPr>
+          <w:p>
+            <w:pPr>
+              <w:ind w:firstLine="0"/>
+              <w:rPr>
+                <w:sz w:val="24"/>
+                <w:szCs w:val="20"/>
+              </w:rPr>
+            </w:pPr>
+            <w:proofErr w:type="spellStart"/>
+            <w:r>
+              <w:rPr>
+                <w:sz w:val="24"/>
+                <w:szCs w:val="20"/>
+              </w:rPr>
+              <w:t>КодСотрудникаОт</w:t>
+            </w:r>
+            <w:proofErr w:type="spellEnd"/>
+          </w:p>
+        </w:tc>
+        <w:tc>
+          <w:tcPr>
+            <w:tcW w:w="0" w:type="auto"/>
+            <w:hideMark/>
+          </w:tcPr>
+          <w:p>
+            <w:pPr>
+              <w:ind w:firstLine="0"/>
+              <w:rPr>
+                <w:sz w:val="24"/>
+                <w:szCs w:val="20"/>
+              </w:rPr>
+            </w:pPr>
+            <w:r>
+              <w:rPr>
+                <w:sz w:val="24"/>
+                <w:szCs w:val="20"/>
+              </w:rPr>
+              <w:t>Внешний ключ (Сотрудник)</w:t>
+            </w:r>
+          </w:p>
+        </w:tc>
+        <w:tc>
+          <w:tcPr>
+            <w:tcW w:w="0" w:type="auto"/>
+            <w:hideMark/>
+          </w:tcPr>
+          <w:p>
+            <w:pPr>
+              <w:ind w:firstLine="0"/>
+              <w:rPr>
+                <w:sz w:val="24"/>
+                <w:szCs w:val="20"/>
+              </w:rPr>
+            </w:pPr>
+            <w:r>
+              <w:rPr>
+                <w:sz w:val="24"/>
+                <w:szCs w:val="20"/>
+              </w:rPr>
+              <w:t>INT</w:t>
+            </w:r>
+          </w:p>
+        </w:tc>
+        <w:tc>
+          <w:tcPr>
+            <w:tcW w:w="0" w:type="auto"/>
+            <w:hideMark/>
+          </w:tcPr>
+          <w:p>
+            <w:pPr>
+              <w:ind w:firstLine="0"/>
+              <w:rPr>
+                <w:sz w:val="24"/>
+                <w:szCs w:val="20"/>
+              </w:rPr>
+            </w:pPr>
+            <w:r>
+              <w:rPr>
+                <w:sz w:val="24"/>
+                <w:szCs w:val="20"/>
+              </w:rPr>
+              <w:t>Предыдущий МОЛ (может быть NULL для первой записи)</w:t>
+            </w:r>
+          </w:p>
+        </w:tc>
+      </w:tr>
+      <w:tr>
+        <w:tc>
+          <w:tcPr>
+            <w:tcW w:w="0" w:type="auto"/>
+            <w:hideMark/>
+          </w:tcPr>
+          <w:p>
+            <w:pPr>
+              <w:ind w:firstLine="0"/>
+              <w:rPr>
+                <w:sz w:val="24"/>
+                <w:szCs w:val="20"/>
+              </w:rPr>
+            </w:pPr>
+            <w:proofErr w:type="spellStart"/>
+            <w:r>
+              <w:rPr>
+                <w:sz w:val="24"/>
+                <w:szCs w:val="20"/>
+              </w:rPr>
+              <w:t>КодСотрудникаКому</w:t>
+            </w:r>
+            <w:proofErr w:type="spellEnd"/>
+          </w:p>
+        </w:tc>
+        <w:tc>
+          <w:tcPr>
+            <w:tcW w:w="0" w:type="auto"/>
+            <w:hideMark/>
+          </w:tcPr>
+          <w:p>
+            <w:pPr>
+              <w:ind w:firstLine="0"/>
+              <w:rPr>
+                <w:sz w:val="24"/>
+                <w:szCs w:val="20"/>
+              </w:rPr>
+            </w:pPr>
+            <w:r>
+              <w:rPr>
+                <w:sz w:val="24"/>
+                <w:szCs w:val="20"/>
+              </w:rPr>
+              <w:t>Внешний ключ (Сотрудник)</w:t>
+            </w:r>
+          </w:p>
+        </w:tc>
+        <w:tc>
+          <w:tcPr>
+            <w:tcW w:w="0" w:type="auto"/>
+            <w:hideMark/>
+          </w:tcPr>
+          <w:p>
+            <w:pPr>
+              <w:ind w:firstLine="0"/>
+              <w:rPr>
+                <w:sz w:val="24"/>
+                <w:szCs w:val="20"/>
+              </w:rPr>
+            </w:pPr>
+            <w:r>
+              <w:rPr>
+                <w:sz w:val="24"/>
+                <w:szCs w:val="20"/>
+              </w:rPr>
+              <w:t>INT</w:t>
+            </w:r>
+          </w:p>
+        </w:tc>
+        <w:tc>
+          <w:tcPr>
+            <w:tcW w:w="0" w:type="auto"/>
+            <w:hideMark/>
+          </w:tcPr>
+          <w:p>
+            <w:pPr>
+              <w:ind w:firstLine="0"/>
+              <w:rPr>
+                <w:sz w:val="24"/>
+                <w:szCs w:val="20"/>
+              </w:rPr>
+            </w:pPr>
+            <w:r>
+              <w:rPr>
+                <w:sz w:val="24"/>
+                <w:szCs w:val="20"/>
+              </w:rPr>
+              <w:t>Новый МОЛ</w:t>
+            </w:r>
+          </w:p>
+        </w:tc>
+      </w:tr>
+      <w:tr>
+        <w:tc>
+          <w:tcPr>
+            <w:tcW w:w="0" w:type="auto"/>
+            <w:hideMark/>
+          </w:tcPr>
+          <w:p>
+            <w:pPr>
+              <w:ind w:firstLine="0"/>
+              <w:rPr>
+                <w:sz w:val="24"/>
+                <w:szCs w:val="20"/>
+              </w:rPr>
+            </w:pPr>
+            <w:proofErr w:type="spellStart"/>
+            <w:r>
+              <w:rPr>
+                <w:sz w:val="24"/>
+                <w:szCs w:val="20"/>
+              </w:rPr>
+              <w:t>ДатаПеремещения</w:t>
+            </w:r>
+            <w:proofErr w:type="spellEnd"/>
+          </w:p>
+        </w:tc>
+        <w:tc>
+          <w:tcPr>
+            <w:tcW w:w="0" w:type="auto"/>
+            <w:hideMark/>
+          </w:tcPr>
+          <w:p>
+            <w:pPr>
+              <w:ind w:firstLine="0"/>
+              <w:rPr>
+                <w:sz w:val="24"/>
+                <w:szCs w:val="20"/>
+              </w:rPr>
+            </w:pPr>
+          </w:p>
+        </w:tc>
+        <w:tc>
+          <w:tcPr>
+            <w:tcW w:w="0" w:type="auto"/>
+            <w:hideMark/>
+          </w:tcPr>
+          <w:p>
+            <w:pPr>
+              <w:ind w:firstLine="0"/>
+              <w:rPr>
+                <w:sz w:val="24"/>
+                <w:szCs w:val="20"/>
+              </w:rPr>
+            </w:pPr>
+            <w:r>
+              <w:rPr>
+                <w:sz w:val="24"/>
+                <w:szCs w:val="20"/>
+              </w:rPr>
+              <w:t>DATETIME</w:t>
+            </w:r>
+          </w:p>
+        </w:tc>
+        <w:tc>
+          <w:tcPr>
+            <w:tcW w:w="0" w:type="auto"/>
+            <w:hideMark/>
+          </w:tcPr>
+          <w:p>
+            <w:pPr>
+              <w:ind w:firstLine="0"/>
+              <w:rPr>
+                <w:sz w:val="24"/>
+                <w:szCs w:val="20"/>
+              </w:rPr>
+            </w:pPr>
+            <w:r>
+              <w:rPr>
+                <w:sz w:val="24"/>
+                <w:szCs w:val="20"/>
+              </w:rPr>
+              <w:t>Дата и время изменения ответственного</w:t>
+            </w:r>
+          </w:p>
+        </w:tc>
+      </w:tr>
+      <w:tr>
+        <w:tc>
+          <w:tcPr>
+            <w:tcW w:w="0" w:type="auto"/>
+            <w:hideMark/>
+          </w:tcPr>
+          <w:p>
+            <w:pPr>
+              <w:ind w:firstLine="0"/>
+              <w:rPr>
+                <w:sz w:val="24"/>
+                <w:szCs w:val="20"/>
+              </w:rPr>
+            </w:pPr>
+            <w:r>
+              <w:rPr>
+                <w:sz w:val="24"/>
+                <w:szCs w:val="20"/>
+              </w:rPr>
+              <w:t>Причина</w:t>
+            </w:r>
+          </w:p>
+        </w:tc>
+        <w:tc>
+          <w:tcPr>
+            <w:tcW w:w="0" w:type="auto"/>
+            <w:hideMark/>
+          </w:tcPr>
+          <w:p>
+            <w:pPr>
+              <w:ind w:firstLine="0"/>
+              <w:rPr>
+                <w:sz w:val="24"/>
+                <w:szCs w:val="20"/>
+              </w:rPr>
+            </w:pPr>
+          </w:p>
+        </w:tc>
+        <w:tc>
+          <w:tcPr>
+            <w:tcW w:w="0" w:type="auto"/>
+            <w:hideMark/>
+          </w:tcPr>
+          <w:p>
+            <w:pPr>
+              <w:ind w:firstLine="0"/>
+              <w:rPr>
+                <w:sz w:val="24"/>
+                <w:szCs w:val="20"/>
+              </w:rPr>
+            </w:pPr>
+            <w:proofErr w:type="gramStart"/>
+            <w:r>
+              <w:rPr>
+                <w:sz w:val="24"/>
+                <w:szCs w:val="20"/>
+              </w:rPr>
+              <w:t>VARCHAR(</w:t>
+            </w:r>
+            <w:proofErr w:type="gramEnd"/>
+            <w:r>
+              <w:rPr>
+                <w:sz w:val="24"/>
+                <w:szCs w:val="20"/>
+              </w:rPr>
+              <w:t>300)</w:t>
+            </w:r>
+          </w:p>
+        </w:tc>
+        <w:tc>
+          <w:tcPr>
+            <w:tcW w:w="0" w:type="auto"/>
+            <w:hideMark/>
+          </w:tcPr>
+          <w:p>
+            <w:pPr>
+              <w:ind w:firstLine="0"/>
+              <w:rPr>
+                <w:sz w:val="24"/>
+                <w:szCs w:val="20"/>
+              </w:rPr>
+            </w:pPr>
+            <w:r>
+              <w:rPr>
+                <w:sz w:val="24"/>
+                <w:szCs w:val="20"/>
+              </w:rPr>
+              <w:t>Основание для перемещения (приказ, служебная записка)</w:t>
+            </w:r>
+          </w:p>
+        </w:tc>
+      </w:tr>
+      <w:tr>
+        <w:tc>
+          <w:tcPr>
+            <w:tcW w:w="0" w:type="auto"/>
+            <w:hideMark/>
+          </w:tcPr>
+          <w:p>
+            <w:pPr>
+              <w:ind w:firstLine="0"/>
+              <w:rPr>
+                <w:sz w:val="24"/>
+                <w:szCs w:val="20"/>
+              </w:rPr>
+            </w:pPr>
+            <w:proofErr w:type="spellStart"/>
+            <w:r>
+              <w:rPr>
+                <w:sz w:val="24"/>
+                <w:szCs w:val="20"/>
+              </w:rPr>
+              <w:t>ДокументОснование</w:t>
+            </w:r>
+            <w:proofErr w:type="spellEnd"/>
+          </w:p>
+        </w:tc>
+        <w:tc>
+          <w:tcPr>
+            <w:tcW w:w="0" w:type="auto"/>
+            <w:hideMark/>
+          </w:tcPr>
+          <w:p>
+            <w:pPr>
+              <w:ind w:firstLine="0"/>
+              <w:rPr>
+                <w:sz w:val="24"/>
+                <w:szCs w:val="20"/>
+              </w:rPr>
+            </w:pPr>
+          </w:p>
+        </w:tc>
+        <w:tc>
+          <w:tcPr>
+            <w:tcW w:w="0" w:type="auto"/>
+            <w:hideMark/>
+          </w:tcPr>
+          <w:p>
+            <w:pPr>
+              <w:ind w:firstLine="0"/>
+              <w:rPr>
+                <w:sz w:val="24"/>
+                <w:szCs w:val="20"/>
+              </w:rPr>
+            </w:pPr>
+            <w:proofErr w:type="gramStart"/>
+            <w:r>
+              <w:rPr>
+                <w:sz w:val="24"/>
+                <w:szCs w:val="20"/>
+              </w:rPr>
+              <w:t>VARCHAR(</w:t>
+            </w:r>
+            <w:proofErr w:type="gramEnd"/>
+            <w:r>
+              <w:rPr>
+                <w:sz w:val="24"/>
+                <w:szCs w:val="20"/>
+              </w:rPr>
+              <w:t>100)</w:t>
+            </w:r>
+          </w:p>
+        </w:tc>
+        <w:tc>
+          <w:tcPr>
+            <w:tcW w:w="0" w:type="auto"/>
+            <w:hideMark/>
+          </w:tcPr>
+          <w:p>
+            <w:pPr>
+              <w:ind w:firstLine="0"/>
+              <w:rPr>
+                <w:sz w:val="24"/>
+                <w:szCs w:val="20"/>
+              </w:rPr>
+            </w:pPr>
+            <w:r>
+              <w:rPr>
+                <w:sz w:val="24"/>
+                <w:szCs w:val="20"/>
+              </w:rPr>
+              <w:t>Номер документа-основания</w:t>
+            </w:r>
+          </w:p>
+        </w:tc>
+      </w:tr>
+    </w:tbl>
+    <w:p/>
+    <w:p>
+      <w:r>
+        <w:t>Таблица 7 введена для поддержки мобильной инвентаризации. Хранит информацию о каждой отдельной проверке, создаваемой через мобильное приложение.</w:t>
+      </w:r>
+    </w:p>
+    <w:p/>
+    <w:p>
+      <w:r>
+        <w:t>Таблица 7 — СессияИнвентаризации</w:t>
+      </w:r>
+    </w:p>
+    <w:tbl>
+      <w:tblPr>
+        <w:tblStyle w:val="ac"/>
+        <w:tblW w:w="0" w:type="auto"/>
+        <w:tblLook w:val="04A0" w:firstRow="1" w:lastRow="0" w:firstColumn="1" w:lastColumn="0" w:noHBand="0" w:noVBand="1"/>
+      </w:tblPr>
+      <w:tblGrid>
+        <w:gridCol w:w="2355"/>
+        <w:gridCol w:w="2237"/>
+        <w:gridCol w:w="1765"/>
+        <w:gridCol w:w="2988"/>
+      </w:tblGrid>
+      <w:tr>
+        <w:tc>
+          <w:tcPr>
+            <w:tcW w:w="0" w:type="auto"/>
+            <w:hideMark/>
+          </w:tcPr>
+          <w:p>
+            <w:pPr>
+              <w:ind w:firstLine="0"/>
+              <w:rPr>
+                <w:sz w:val="24"/>
+                <w:szCs w:val="20"/>
+              </w:rPr>
+            </w:pPr>
+            <w:r>
+              <w:rPr>
+                <w:sz w:val="24"/>
+                <w:szCs w:val="20"/>
+              </w:rPr>
+              <w:lastRenderedPageBreak/>
+              <w:t>Наименование поля</w:t>
+            </w:r>
+          </w:p>
+        </w:tc>
+        <w:tc>
+          <w:tcPr>
+            <w:tcW w:w="0" w:type="auto"/>
+            <w:hideMark/>
+          </w:tcPr>
+          <w:p>
+            <w:pPr>
+              <w:spacing w:line="360" w:lineRule="auto"/>
+              <w:ind w:firstLine="0"/>
+              <w:rPr>
+                <w:sz w:val="24"/>
+                <w:szCs w:val="20"/>
+              </w:rPr>
+            </w:pPr>
+            <w:r>
+              <w:rPr>
+                <w:sz w:val="24"/>
+                <w:szCs w:val="20"/>
+              </w:rPr>
+              <w:t>Ключ</w:t>
+            </w:r>
+          </w:p>
+        </w:tc>
+        <w:tc>
+          <w:tcPr>
+            <w:tcW w:w="0" w:type="auto"/>
+            <w:hideMark/>
+          </w:tcPr>
+          <w:p>
+            <w:pPr>
+              <w:spacing w:line="360" w:lineRule="auto"/>
+              <w:ind w:firstLine="0"/>
+              <w:rPr>
+                <w:sz w:val="24"/>
+                <w:szCs w:val="20"/>
+              </w:rPr>
+            </w:pPr>
+            <w:r>
+              <w:rPr>
+                <w:sz w:val="24"/>
+                <w:szCs w:val="20"/>
+              </w:rPr>
+              <w:t>Тип данных</w:t>
+            </w:r>
+          </w:p>
+        </w:tc>
+        <w:tc>
+          <w:tcPr>
+            <w:tcW w:w="0" w:type="auto"/>
+            <w:hideMark/>
+          </w:tcPr>
+          <w:p>
+            <w:pPr>
+              <w:spacing w:line="360" w:lineRule="auto"/>
+              <w:ind w:firstLine="0"/>
+              <w:rPr>
+                <w:sz w:val="24"/>
+                <w:szCs w:val="20"/>
+              </w:rPr>
+            </w:pPr>
+            <w:r>
+              <w:rPr>
+                <w:sz w:val="24"/>
+                <w:szCs w:val="20"/>
+              </w:rPr>
+              <w:t>Описание</w:t>
+            </w:r>
+          </w:p>
+        </w:tc>
+      </w:tr>
+      <w:tr>
+        <w:tc>
+          <w:tcPr>
+            <w:tcW w:w="0" w:type="auto"/>
+            <w:hideMark/>
+          </w:tcPr>
+          <w:p>
+            <w:pPr>
+              <w:spacing w:line="360" w:lineRule="auto"/>
+              <w:ind w:firstLine="0"/>
+              <w:rPr>
+                <w:sz w:val="24"/>
+                <w:szCs w:val="20"/>
+              </w:rPr>
+            </w:pPr>
+            <w:r>
+              <w:rPr>
+                <w:sz w:val="24"/>
+                <w:szCs w:val="20"/>
+              </w:rPr>
+              <w:t>Код</w:t>
+            </w:r>
+          </w:p>
+        </w:tc>
+        <w:tc>
+          <w:tcPr>
+            <w:tcW w:w="0" w:type="auto"/>
+            <w:hideMark/>
+          </w:tcPr>
+          <w:p>
+            <w:pPr>
+              <w:spacing w:line="360" w:lineRule="auto"/>
+              <w:ind w:firstLine="0"/>
+              <w:rPr>
+                <w:sz w:val="24"/>
+                <w:szCs w:val="20"/>
+              </w:rPr>
+            </w:pPr>
+            <w:r>
+              <w:rPr>
+                <w:sz w:val="24"/>
+                <w:szCs w:val="20"/>
+              </w:rPr>
+              <w:t>Первичный ключ</w:t>
+            </w:r>
+          </w:p>
+        </w:tc>
+        <w:tc>
+          <w:tcPr>
+            <w:tcW w:w="0" w:type="auto"/>
+            <w:hideMark/>
+          </w:tcPr>
+          <w:p>
+            <w:pPr>
+              <w:spacing w:line="360" w:lineRule="auto"/>
+              <w:ind w:firstLine="0"/>
+              <w:rPr>
+                <w:sz w:val="24"/>
+                <w:szCs w:val="20"/>
+              </w:rPr>
+            </w:pPr>
+            <w:r>
+              <w:rPr>
+                <w:sz w:val="24"/>
+                <w:szCs w:val="20"/>
+              </w:rPr>
+              <w:t>INT IDENTITY</w:t>
+            </w:r>
+          </w:p>
+        </w:tc>
+        <w:tc>
+          <w:tcPr>
+            <w:tcW w:w="0" w:type="auto"/>
+            <w:hideMark/>
+          </w:tcPr>
+          <w:p>
+            <w:pPr>
+              <w:spacing w:line="360" w:lineRule="auto"/>
+              <w:ind w:firstLine="0"/>
+              <w:rPr>
+                <w:sz w:val="24"/>
+                <w:szCs w:val="20"/>
+              </w:rPr>
+            </w:pPr>
+            <w:r>
+              <w:rPr>
+                <w:sz w:val="24"/>
+                <w:szCs w:val="20"/>
+              </w:rPr>
+              <w:t>Уникальный идентификатор сессии</w:t>
+            </w:r>
+          </w:p>
+        </w:tc>
+      </w:tr>
+      <w:tr>
+        <w:tc>
+          <w:tcPr>
+            <w:tcW w:w="0" w:type="auto"/>
+            <w:hideMark/>
+          </w:tcPr>
+          <w:p>
+            <w:pPr>
+              <w:spacing w:line="360" w:lineRule="auto"/>
+              <w:ind w:firstLine="0"/>
+              <w:rPr>
+                <w:sz w:val="24"/>
+                <w:szCs w:val="20"/>
+              </w:rPr>
+            </w:pPr>
+            <w:proofErr w:type="spellStart"/>
+            <w:r>
+              <w:rPr>
+                <w:sz w:val="24"/>
+                <w:szCs w:val="20"/>
+              </w:rPr>
+              <w:t>КодПодразделения</w:t>
+            </w:r>
+            <w:proofErr w:type="spellEnd"/>
+          </w:p>
+        </w:tc>
+        <w:tc>
+          <w:tcPr>
+            <w:tcW w:w="0" w:type="auto"/>
+            <w:hideMark/>
+          </w:tcPr>
+          <w:p>
+            <w:pPr>
+              <w:spacing w:line="360" w:lineRule="auto"/>
+              <w:ind w:firstLine="0"/>
+              <w:rPr>
+                <w:sz w:val="24"/>
+                <w:szCs w:val="20"/>
+              </w:rPr>
+            </w:pPr>
+            <w:r>
+              <w:rPr>
+                <w:sz w:val="24"/>
+                <w:szCs w:val="20"/>
+              </w:rPr>
+              <w:t>Внешний ключ (Подразделение)</w:t>
+            </w:r>
+          </w:p>
+        </w:tc>
+        <w:tc>
+          <w:tcPr>
+            <w:tcW w:w="0" w:type="auto"/>
+            <w:hideMark/>
+          </w:tcPr>
+          <w:p>
+            <w:pPr>
+              <w:spacing w:line="360" w:lineRule="auto"/>
+              <w:ind w:firstLine="0"/>
+              <w:rPr>
+                <w:sz w:val="24"/>
+                <w:szCs w:val="20"/>
+              </w:rPr>
+            </w:pPr>
+            <w:r>
+              <w:rPr>
+                <w:sz w:val="24"/>
+                <w:szCs w:val="20"/>
+              </w:rPr>
+              <w:t>INT</w:t>
+            </w:r>
+          </w:p>
+        </w:tc>
+        <w:tc>
+          <w:tcPr>
+            <w:tcW w:w="0" w:type="auto"/>
+            <w:hideMark/>
+          </w:tcPr>
+          <w:p>
+            <w:pPr>
+              <w:spacing w:line="360" w:lineRule="auto"/>
+              <w:ind w:firstLine="0"/>
+              <w:rPr>
+                <w:sz w:val="24"/>
+                <w:szCs w:val="20"/>
+              </w:rPr>
+            </w:pPr>
+            <w:r>
+              <w:rPr>
+                <w:sz w:val="24"/>
+                <w:szCs w:val="20"/>
+              </w:rPr>
+              <w:t>Проверяемое подразделение</w:t>
+            </w:r>
+          </w:p>
+        </w:tc>
+      </w:tr>
+      <w:tr>
+        <w:tc>
+          <w:tcPr>
+            <w:tcW w:w="0" w:type="auto"/>
+            <w:hideMark/>
+          </w:tcPr>
+          <w:p>
+            <w:pPr>
+              <w:spacing w:line="360" w:lineRule="auto"/>
+              <w:ind w:firstLine="0"/>
+              <w:rPr>
+                <w:sz w:val="24"/>
+                <w:szCs w:val="20"/>
+              </w:rPr>
+            </w:pPr>
+            <w:proofErr w:type="spellStart"/>
+            <w:r>
+              <w:rPr>
+                <w:sz w:val="24"/>
+                <w:szCs w:val="20"/>
+              </w:rPr>
+              <w:t>КодИнвентаризатора</w:t>
+            </w:r>
+            <w:proofErr w:type="spellEnd"/>
+          </w:p>
+        </w:tc>
+        <w:tc>
+          <w:tcPr>
+            <w:tcW w:w="0" w:type="auto"/>
+            <w:hideMark/>
+          </w:tcPr>
+          <w:p>
+            <w:pPr>
+              <w:spacing w:line="360" w:lineRule="auto"/>
+              <w:ind w:firstLine="0"/>
+              <w:rPr>
+                <w:sz w:val="24"/>
+                <w:szCs w:val="20"/>
+              </w:rPr>
+            </w:pPr>
+            <w:r>
+              <w:rPr>
+                <w:sz w:val="24"/>
+                <w:szCs w:val="20"/>
+              </w:rPr>
+              <w:t>Внешний ключ (Сотрудник)</w:t>
+            </w:r>
+          </w:p>
+        </w:tc>
+        <w:tc>
+          <w:tcPr>
+            <w:tcW w:w="0" w:type="auto"/>
+            <w:hideMark/>
+          </w:tcPr>
+          <w:p>
+            <w:pPr>
+              <w:spacing w:line="360" w:lineRule="auto"/>
+              <w:ind w:firstLine="0"/>
+              <w:rPr>
+                <w:sz w:val="24"/>
+                <w:szCs w:val="20"/>
+              </w:rPr>
+            </w:pPr>
+            <w:r>
+              <w:rPr>
+                <w:sz w:val="24"/>
+                <w:szCs w:val="20"/>
+              </w:rPr>
+              <w:t>INT</w:t>
+            </w:r>
+          </w:p>
+        </w:tc>
+        <w:tc>
+          <w:tcPr>
+            <w:tcW w:w="0" w:type="auto"/>
+            <w:hideMark/>
+          </w:tcPr>
+          <w:p>
+            <w:pPr>
+              <w:spacing w:line="360" w:lineRule="auto"/>
+              <w:ind w:firstLine="0"/>
+              <w:rPr>
+                <w:sz w:val="24"/>
+                <w:szCs w:val="20"/>
+              </w:rPr>
+            </w:pPr>
+            <w:r>
+              <w:rPr>
+                <w:sz w:val="24"/>
+                <w:szCs w:val="20"/>
+              </w:rPr>
+              <w:t>Сотрудник, проводящий проверку</w:t>
+            </w:r>
+          </w:p>
+        </w:tc>
+      </w:tr>
+      <w:tr>
+        <w:tc>
+          <w:tcPr>
+            <w:tcW w:w="0" w:type="auto"/>
+            <w:hideMark/>
+          </w:tcPr>
+          <w:p>
+            <w:pPr>
+              <w:spacing w:line="360" w:lineRule="auto"/>
+              <w:ind w:firstLine="0"/>
+              <w:rPr>
+                <w:sz w:val="24"/>
+                <w:szCs w:val="20"/>
+              </w:rPr>
+            </w:pPr>
+            <w:proofErr w:type="spellStart"/>
+            <w:r>
+              <w:rPr>
+                <w:sz w:val="24"/>
+                <w:szCs w:val="20"/>
+              </w:rPr>
+              <w:t>ДатаСоздания</w:t>
+            </w:r>
+            <w:proofErr w:type="spellEnd"/>
+          </w:p>
+        </w:tc>
+        <w:tc>
+          <w:tcPr>
+            <w:tcW w:w="0" w:type="auto"/>
+            <w:hideMark/>
+          </w:tcPr>
+          <w:p>
+            <w:pPr>
+              <w:spacing w:line="360" w:lineRule="auto"/>
+              <w:ind w:firstLine="0"/>
+              <w:rPr>
+                <w:sz w:val="24"/>
+                <w:szCs w:val="20"/>
+              </w:rPr>
+            </w:pPr>
+          </w:p>
+        </w:tc>
+        <w:tc>
+          <w:tcPr>
+            <w:tcW w:w="0" w:type="auto"/>
+            <w:hideMark/>
+          </w:tcPr>
+          <w:p>
+            <w:pPr>
+              <w:spacing w:line="360" w:lineRule="auto"/>
+              <w:ind w:firstLine="0"/>
+              <w:rPr>
+                <w:sz w:val="24"/>
+                <w:szCs w:val="20"/>
+              </w:rPr>
+            </w:pPr>
+            <w:r>
+              <w:rPr>
+                <w:sz w:val="24"/>
+                <w:szCs w:val="20"/>
+              </w:rPr>
+              <w:t>DATE</w:t>
+            </w:r>
+          </w:p>
+        </w:tc>
+        <w:tc>
+          <w:tcPr>
+            <w:tcW w:w="0" w:type="auto"/>
+            <w:hideMark/>
+          </w:tcPr>
+          <w:p>
+            <w:pPr>
+              <w:spacing w:line="360" w:lineRule="auto"/>
+              <w:ind w:firstLine="0"/>
+              <w:rPr>
+                <w:sz w:val="24"/>
+                <w:szCs w:val="20"/>
+              </w:rPr>
+            </w:pPr>
+            <w:r>
+              <w:rPr>
+                <w:sz w:val="24"/>
+                <w:szCs w:val="20"/>
+              </w:rPr>
+              <w:t>Дата начала проверки</w:t>
+            </w:r>
+          </w:p>
+        </w:tc>
+      </w:tr>
+      <w:tr>
+        <w:tc>
+          <w:tcPr>
+            <w:tcW w:w="0" w:type="auto"/>
+            <w:hideMark/>
+          </w:tcPr>
+          <w:p>
+            <w:pPr>
+              <w:spacing w:line="360" w:lineRule="auto"/>
+              <w:ind w:firstLine="0"/>
+              <w:rPr>
+                <w:sz w:val="24"/>
+                <w:szCs w:val="20"/>
+              </w:rPr>
+            </w:pPr>
+            <w:proofErr w:type="spellStart"/>
+            <w:r>
+              <w:rPr>
+                <w:sz w:val="24"/>
+                <w:szCs w:val="20"/>
+              </w:rPr>
+              <w:t>ДатаЗавершения</w:t>
+            </w:r>
+            <w:proofErr w:type="spellEnd"/>
+          </w:p>
+        </w:tc>
+        <w:tc>
+          <w:tcPr>
+            <w:tcW w:w="0" w:type="auto"/>
+            <w:hideMark/>
+          </w:tcPr>
+          <w:p>
+            <w:pPr>
+              <w:spacing w:line="360" w:lineRule="auto"/>
+              <w:ind w:firstLine="0"/>
+              <w:rPr>
+                <w:sz w:val="24"/>
+                <w:szCs w:val="20"/>
+              </w:rPr>
+            </w:pPr>
+          </w:p>
+        </w:tc>
+        <w:tc>
+          <w:tcPr>
+            <w:tcW w:w="0" w:type="auto"/>
+            <w:hideMark/>
+          </w:tcPr>
+          <w:p>
+            <w:pPr>
+              <w:spacing w:line="360" w:lineRule="auto"/>
+              <w:ind w:firstLine="0"/>
+              <w:rPr>
+                <w:sz w:val="24"/>
+                <w:szCs w:val="20"/>
+              </w:rPr>
+            </w:pPr>
+            <w:r>
+              <w:rPr>
+                <w:sz w:val="24"/>
+                <w:szCs w:val="20"/>
+              </w:rPr>
+              <w:t>DATE</w:t>
+            </w:r>
+          </w:p>
+        </w:tc>
+        <w:tc>
+          <w:tcPr>
+            <w:tcW w:w="0" w:type="auto"/>
+            <w:hideMark/>
+          </w:tcPr>
+          <w:p>
+            <w:pPr>
+              <w:spacing w:line="360" w:lineRule="auto"/>
+              <w:ind w:firstLine="0"/>
+              <w:rPr>
+                <w:sz w:val="24"/>
+                <w:szCs w:val="20"/>
+              </w:rPr>
+            </w:pPr>
+            <w:r>
+              <w:rPr>
+                <w:sz w:val="24"/>
+                <w:szCs w:val="20"/>
+              </w:rPr>
+              <w:t>Дата завершения (может быть NULL)</w:t>
+            </w:r>
+          </w:p>
+        </w:tc>
+      </w:tr>
+      <w:tr>
+        <w:tc>
+          <w:tcPr>
+            <w:tcW w:w="0" w:type="auto"/>
+            <w:hideMark/>
+          </w:tcPr>
+          <w:p>
+            <w:pPr>
+              <w:spacing w:line="360" w:lineRule="auto"/>
+              <w:ind w:firstLine="0"/>
+              <w:rPr>
+                <w:sz w:val="24"/>
+                <w:szCs w:val="20"/>
+              </w:rPr>
+            </w:pPr>
+            <w:r>
+              <w:rPr>
+                <w:sz w:val="24"/>
+                <w:szCs w:val="20"/>
+              </w:rPr>
+              <w:t>Статус</w:t>
+            </w:r>
+          </w:p>
+        </w:tc>
+        <w:tc>
+          <w:tcPr>
+            <w:tcW w:w="0" w:type="auto"/>
+            <w:hideMark/>
+          </w:tcPr>
+          <w:p>
+            <w:pPr>
+              <w:spacing w:line="360" w:lineRule="auto"/>
+              <w:ind w:firstLine="0"/>
+              <w:rPr>
+                <w:sz w:val="24"/>
+                <w:szCs w:val="20"/>
+              </w:rPr>
+            </w:pPr>
+          </w:p>
+        </w:tc>
+        <w:tc>
+          <w:tcPr>
+            <w:tcW w:w="0" w:type="auto"/>
+            <w:hideMark/>
+          </w:tcPr>
+          <w:p>
+            <w:pPr>
+              <w:spacing w:line="360" w:lineRule="auto"/>
+              <w:ind w:firstLine="0"/>
+              <w:rPr>
+                <w:sz w:val="24"/>
+                <w:szCs w:val="20"/>
+              </w:rPr>
+            </w:pPr>
+            <w:proofErr w:type="gramStart"/>
+            <w:r>
+              <w:rPr>
+                <w:sz w:val="24"/>
+                <w:szCs w:val="20"/>
+              </w:rPr>
+              <w:t>VARCHAR(</w:t>
+            </w:r>
+            <w:proofErr w:type="gramEnd"/>
+            <w:r>
+              <w:rPr>
+                <w:sz w:val="24"/>
+                <w:szCs w:val="20"/>
+              </w:rPr>
+              <w:t>30)</w:t>
+            </w:r>
+          </w:p>
+        </w:tc>
+        <w:tc>
+          <w:tcPr>
+            <w:tcW w:w="0" w:type="auto"/>
+            <w:hideMark/>
+          </w:tcPr>
+          <w:p>
+            <w:pPr>
+              <w:spacing w:line="360" w:lineRule="auto"/>
+              <w:ind w:firstLine="0"/>
+              <w:rPr>
+                <w:sz w:val="24"/>
+                <w:szCs w:val="20"/>
+              </w:rPr>
+            </w:pPr>
+            <w:r>
+              <w:rPr>
+                <w:sz w:val="24"/>
+                <w:szCs w:val="20"/>
+              </w:rPr>
+              <w:t>«В процессе», «Завершена», «Синхронизирована»</w:t>
+            </w:r>
+          </w:p>
+        </w:tc>
+      </w:tr>
+    </w:tbl>
+    <w:p/>
+    <w:p>
+      <w:r>
+        <w:t>Таблица 8 фиксирует итог осмотра конкретного актива в рамках сессии инвентаризации. Поле «Синхронизировано» обеспечивает поддержку офлайн-режима работы мобильного приложения.</w:t>
+      </w:r>
+    </w:p>
+    <w:p/>
+    <w:p>
+      <w:r>
+        <w:t>Таблица 8 — РезультатПроверки</w:t>
+      </w:r>
+    </w:p>
+    <w:tbl>
+      <w:tblPr>
+        <w:tblStyle w:val="ac"/>
+        <w:tblW w:w="0" w:type="auto"/>
+        <w:tblLook w:val="04A0" w:firstRow="1" w:lastRow="0" w:firstColumn="1" w:lastColumn="0" w:noHBand="0" w:noVBand="1"/>
+      </w:tblPr>
+      <w:tblGrid>
+        <w:gridCol w:w="2285"/>
+        <w:gridCol w:w="2958"/>
+        <w:gridCol w:w="1879"/>
+        <w:gridCol w:w="2223"/>
+      </w:tblGrid>
+      <w:tr>
+        <w:tc>
+          <w:tcPr>
+            <w:tcW w:w="0" w:type="auto"/>
+            <w:hideMark/>
+          </w:tcPr>
+          <w:p>
+            <w:pPr>
+              <w:ind w:firstLine="0"/>
+              <w:rPr>
+                <w:sz w:val="24"/>
+                <w:szCs w:val="20"/>
+              </w:rPr>
+            </w:pPr>
+            <w:r>
+              <w:rPr>
+                <w:sz w:val="24"/>
+                <w:szCs w:val="20"/>
+              </w:rPr>
+              <w:t>Наименование поля</w:t>
+            </w:r>
+          </w:p>
+        </w:tc>
+        <w:tc>
+          <w:tcPr>
+            <w:tcW w:w="0" w:type="auto"/>
+            <w:hideMark/>
+          </w:tcPr>
+          <w:p>
+            <w:pPr>
+              <w:ind w:firstLine="0"/>
+              <w:rPr>
+                <w:sz w:val="24"/>
+                <w:szCs w:val="20"/>
+              </w:rPr>
+            </w:pPr>
+            <w:r>
+              <w:rPr>
+                <w:sz w:val="24"/>
+                <w:szCs w:val="20"/>
+              </w:rPr>
+              <w:t>Ключ</w:t>
+            </w:r>
+          </w:p>
+        </w:tc>
+        <w:tc>
+          <w:tcPr>
+            <w:tcW w:w="0" w:type="auto"/>
+            <w:hideMark/>
+          </w:tcPr>
+          <w:p>
+            <w:pPr>
+              <w:ind w:firstLine="0"/>
+              <w:rPr>
+                <w:sz w:val="24"/>
+                <w:szCs w:val="20"/>
+              </w:rPr>
+            </w:pPr>
+            <w:r>
+              <w:rPr>
+                <w:sz w:val="24"/>
+                <w:szCs w:val="20"/>
+              </w:rPr>
+              <w:t>Тип данных</w:t>
+            </w:r>
+          </w:p>
+        </w:tc>
+        <w:tc>
+          <w:tcPr>
+            <w:tcW w:w="0" w:type="auto"/>
+            <w:hideMark/>
+          </w:tcPr>
+          <w:p>
+            <w:pPr>
+              <w:ind w:firstLine="0"/>
+              <w:rPr>
+                <w:sz w:val="24"/>
+                <w:szCs w:val="20"/>
+              </w:rPr>
+            </w:pPr>
+            <w:r>
+              <w:rPr>
+                <w:sz w:val="24"/>
+                <w:szCs w:val="20"/>
+              </w:rPr>
+              <w:t>Описание</w:t>
+            </w:r>
+          </w:p>
+        </w:tc>
+      </w:tr>
+      <w:tr>
+        <w:tc>
+          <w:tcPr>
+            <w:tcW w:w="0" w:type="auto"/>
+            <w:hideMark/>
+          </w:tcPr>
+          <w:p>
+            <w:pPr>
+              <w:ind w:firstLine="0"/>
+              <w:rPr>
+                <w:sz w:val="24"/>
+                <w:szCs w:val="20"/>
+              </w:rPr>
+            </w:pPr>
+            <w:r>
+              <w:rPr>
+                <w:sz w:val="24"/>
+                <w:szCs w:val="20"/>
+              </w:rPr>
+              <w:t>Код</w:t>
+            </w:r>
+          </w:p>
+        </w:tc>
+        <w:tc>
+          <w:tcPr>
+            <w:tcW w:w="0" w:type="auto"/>
+            <w:hideMark/>
+          </w:tcPr>
+          <w:p>
+            <w:pPr>
+              <w:ind w:firstLine="0"/>
+              <w:rPr>
+                <w:sz w:val="24"/>
+                <w:szCs w:val="20"/>
+              </w:rPr>
+            </w:pPr>
+            <w:r>
+              <w:rPr>
+                <w:sz w:val="24"/>
+                <w:szCs w:val="20"/>
+              </w:rPr>
+              <w:t>Первичный ключ</w:t>
+            </w:r>
+          </w:p>
+        </w:tc>
+        <w:tc>
+          <w:tcPr>
+            <w:tcW w:w="0" w:type="auto"/>
+            <w:hideMark/>
+          </w:tcPr>
+          <w:p>
+            <w:pPr>
+              <w:ind w:firstLine="0"/>
+              <w:rPr>
+                <w:sz w:val="24"/>
+                <w:szCs w:val="20"/>
+              </w:rPr>
+            </w:pPr>
+            <w:r>
+              <w:rPr>
+                <w:sz w:val="24"/>
+                <w:szCs w:val="20"/>
+              </w:rPr>
+              <w:t>INT IDENTITY</w:t>
+            </w:r>
+          </w:p>
+        </w:tc>
+        <w:tc>
+          <w:tcPr>
+            <w:tcW w:w="0" w:type="auto"/>
+            <w:hideMark/>
+          </w:tcPr>
+          <w:p>
+            <w:pPr>
+              <w:ind w:firstLine="0"/>
+              <w:rPr>
+                <w:sz w:val="24"/>
+                <w:szCs w:val="20"/>
+              </w:rPr>
+            </w:pPr>
+            <w:r>
+              <w:rPr>
+                <w:sz w:val="24"/>
+                <w:szCs w:val="20"/>
+              </w:rPr>
+              <w:t>Уникальный идентификатор записи</w:t>
+            </w:r>
+          </w:p>
+        </w:tc>
+      </w:tr>
+      <w:tr>
+        <w:tc>
+          <w:tcPr>
+            <w:tcW w:w="0" w:type="auto"/>
+            <w:hideMark/>
+          </w:tcPr>
+          <w:p>
+            <w:pPr>
+              <w:ind w:firstLine="0"/>
+              <w:rPr>
+                <w:sz w:val="24"/>
+                <w:szCs w:val="20"/>
+              </w:rPr>
+            </w:pPr>
+            <w:proofErr w:type="spellStart"/>
+            <w:r>
+              <w:rPr>
+                <w:sz w:val="24"/>
+                <w:szCs w:val="20"/>
+              </w:rPr>
+              <w:t>КодСессии</w:t>
+            </w:r>
+            <w:proofErr w:type="spellEnd"/>
+          </w:p>
+        </w:tc>
+        <w:tc>
+          <w:tcPr>
+            <w:tcW w:w="0" w:type="auto"/>
+            <w:hideMark/>
+          </w:tcPr>
+          <w:p>
+            <w:pPr>
+              <w:ind w:firstLine="0"/>
+              <w:rPr>
+                <w:sz w:val="24"/>
+                <w:szCs w:val="20"/>
+              </w:rPr>
+            </w:pPr>
+            <w:r>
+              <w:rPr>
+                <w:sz w:val="24"/>
+                <w:szCs w:val="20"/>
+              </w:rPr>
+              <w:t>Внешний ключ (СессияИнвентаризации)</w:t>
+            </w:r>
+          </w:p>
+        </w:tc>
+        <w:tc>
+          <w:tcPr>
+            <w:tcW w:w="0" w:type="auto"/>
+            <w:hideMark/>
+          </w:tcPr>
+          <w:p>
+            <w:pPr>
+              <w:ind w:firstLine="0"/>
+              <w:rPr>
+                <w:sz w:val="24"/>
+                <w:szCs w:val="20"/>
+              </w:rPr>
+            </w:pPr>
+            <w:r>
+              <w:rPr>
+                <w:sz w:val="24"/>
+                <w:szCs w:val="20"/>
+              </w:rPr>
+              <w:t>INT</w:t>
+            </w:r>
+          </w:p>
+        </w:tc>
+        <w:tc>
+          <w:tcPr>
+            <w:tcW w:w="0" w:type="auto"/>
+            <w:hideMark/>
+          </w:tcPr>
+          <w:p>
+            <w:pPr>
+              <w:ind w:firstLine="0"/>
+              <w:rPr>
+                <w:sz w:val="24"/>
+                <w:szCs w:val="20"/>
+              </w:rPr>
+            </w:pPr>
+            <w:r>
+              <w:rPr>
+                <w:sz w:val="24"/>
+                <w:szCs w:val="20"/>
+              </w:rPr>
+              <w:t>Ссылка на сессию инвентаризации</w:t>
+            </w:r>
+          </w:p>
+        </w:tc>
+      </w:tr>
+      <w:tr>
+        <w:tc>
+          <w:tcPr>
+            <w:tcW w:w="0" w:type="auto"/>
+            <w:hideMark/>
+          </w:tcPr>
+          <w:p>
+            <w:pPr>
+              <w:ind w:firstLine="0"/>
+              <w:rPr>
+                <w:sz w:val="24"/>
+                <w:szCs w:val="20"/>
+              </w:rPr>
+            </w:pPr>
+            <w:proofErr w:type="spellStart"/>
+            <w:r>
+              <w:rPr>
+                <w:sz w:val="24"/>
+                <w:szCs w:val="20"/>
+              </w:rPr>
+              <w:t>ИнвентарныйНомер</w:t>
+            </w:r>
+            <w:proofErr w:type="spellEnd"/>
+          </w:p>
+        </w:tc>
+        <w:tc>
+          <w:tcPr>
+            <w:tcW w:w="0" w:type="auto"/>
+            <w:hideMark/>
+          </w:tcPr>
+          <w:p>
+            <w:pPr>
+              <w:ind w:firstLine="0"/>
+              <w:rPr>
+                <w:sz w:val="24"/>
+                <w:szCs w:val="20"/>
+              </w:rPr>
+            </w:pPr>
+            <w:r>
+              <w:rPr>
+                <w:sz w:val="24"/>
+                <w:szCs w:val="20"/>
+              </w:rPr>
+              <w:t>Внешний ключ (Актив)</w:t>
+            </w:r>
+          </w:p>
+        </w:tc>
+        <w:tc>
+          <w:tcPr>
+            <w:tcW w:w="0" w:type="auto"/>
+            <w:hideMark/>
+          </w:tcPr>
+          <w:p>
+            <w:pPr>
+              <w:ind w:firstLine="0"/>
+              <w:rPr>
+                <w:sz w:val="24"/>
+                <w:szCs w:val="20"/>
+              </w:rPr>
+            </w:pPr>
+            <w:proofErr w:type="gramStart"/>
+            <w:r>
+              <w:rPr>
+                <w:sz w:val="24"/>
+                <w:szCs w:val="20"/>
+              </w:rPr>
+              <w:t>VARCHAR(</w:t>
+            </w:r>
+            <w:proofErr w:type="gramEnd"/>
+            <w:r>
+              <w:rPr>
+                <w:sz w:val="24"/>
+                <w:szCs w:val="20"/>
+              </w:rPr>
+              <w:t>50)</w:t>
+            </w:r>
+          </w:p>
+        </w:tc>
+        <w:tc>
+          <w:tcPr>
+            <w:tcW w:w="0" w:type="auto"/>
+            <w:hideMark/>
+          </w:tcPr>
+          <w:p>
+            <w:pPr>
+              <w:ind w:firstLine="0"/>
+              <w:rPr>
+                <w:sz w:val="24"/>
+                <w:szCs w:val="20"/>
+              </w:rPr>
+            </w:pPr>
+            <w:r>
+              <w:rPr>
+                <w:sz w:val="24"/>
+                <w:szCs w:val="20"/>
+              </w:rPr>
+              <w:t>Ссылка на проверяемый актив</w:t>
+            </w:r>
+          </w:p>
+        </w:tc>
+      </w:tr>
+      <w:tr>
+        <w:tc>
+          <w:tcPr>
+            <w:tcW w:w="0" w:type="auto"/>
+            <w:hideMark/>
+          </w:tcPr>
+          <w:p>
+            <w:pPr>
+              <w:ind w:firstLine="0"/>
+              <w:rPr>
+                <w:sz w:val="24"/>
+                <w:szCs w:val="20"/>
+              </w:rPr>
+            </w:pPr>
+            <w:proofErr w:type="spellStart"/>
+            <w:r>
+              <w:rPr>
+                <w:sz w:val="24"/>
+                <w:szCs w:val="20"/>
+              </w:rPr>
+              <w:t>СтатусПроверки</w:t>
+            </w:r>
+            <w:proofErr w:type="spellEnd"/>
+          </w:p>
+        </w:tc>
+        <w:tc>
+          <w:tcPr>
+            <w:tcW w:w="0" w:type="auto"/>
+            <w:hideMark/>
+          </w:tcPr>
+          <w:p>
+            <w:pPr>
+              <w:ind w:firstLine="0"/>
+              <w:rPr>
+                <w:sz w:val="24"/>
+                <w:szCs w:val="20"/>
+              </w:rPr>
+            </w:pPr>
+          </w:p>
+        </w:tc>
+        <w:tc>
+          <w:tcPr>
+            <w:tcW w:w="0" w:type="auto"/>
+            <w:hideMark/>
+          </w:tcPr>
+          <w:p>
+            <w:pPr>
+              <w:ind w:firstLine="0"/>
+              <w:rPr>
+                <w:sz w:val="24"/>
+                <w:szCs w:val="20"/>
+              </w:rPr>
+            </w:pPr>
+            <w:proofErr w:type="gramStart"/>
+            <w:r>
+              <w:rPr>
+                <w:sz w:val="24"/>
+                <w:szCs w:val="20"/>
+              </w:rPr>
+              <w:t>VARCHAR(</w:t>
+            </w:r>
+            <w:proofErr w:type="gramEnd"/>
+            <w:r>
+              <w:rPr>
+                <w:sz w:val="24"/>
+                <w:szCs w:val="20"/>
+              </w:rPr>
+              <w:t>30)</w:t>
+            </w:r>
+          </w:p>
+        </w:tc>
+        <w:tc>
+          <w:tcPr>
+            <w:tcW w:w="0" w:type="auto"/>
+            <w:hideMark/>
+          </w:tcPr>
+          <w:p>
+            <w:pPr>
+              <w:ind w:firstLine="0"/>
+              <w:rPr>
+                <w:sz w:val="24"/>
+                <w:szCs w:val="20"/>
+              </w:rPr>
+            </w:pPr>
+            <w:r>
+              <w:rPr>
+                <w:sz w:val="24"/>
+                <w:szCs w:val="20"/>
+              </w:rPr>
+              <w:t>«На месте», «Неисправен», «Отсутствует»</w:t>
+            </w:r>
+          </w:p>
+        </w:tc>
+      </w:tr>
+      <w:tr>
+        <w:tc>
+          <w:tcPr>
+            <w:tcW w:w="0" w:type="auto"/>
+            <w:hideMark/>
+          </w:tcPr>
+          <w:p>
+            <w:pPr>
+              <w:ind w:firstLine="0"/>
+              <w:rPr>
+                <w:sz w:val="24"/>
+                <w:szCs w:val="20"/>
+              </w:rPr>
+            </w:pPr>
+            <w:r>
+              <w:rPr>
+                <w:sz w:val="24"/>
+                <w:szCs w:val="20"/>
+              </w:rPr>
+              <w:t>Комментарий</w:t>
+            </w:r>
+          </w:p>
+        </w:tc>
+        <w:tc>
+          <w:tcPr>
+            <w:tcW w:w="0" w:type="auto"/>
+            <w:hideMark/>
+          </w:tcPr>
+          <w:p>
+            <w:pPr>
+              <w:ind w:firstLine="0"/>
+              <w:rPr>
+                <w:sz w:val="24"/>
+                <w:szCs w:val="20"/>
+              </w:rPr>
+            </w:pPr>
+          </w:p>
+        </w:tc>
+        <w:tc>
+          <w:tcPr>
+            <w:tcW w:w="0" w:type="auto"/>
+            <w:hideMark/>
+          </w:tcPr>
+          <w:p>
+            <w:pPr>
+              <w:ind w:firstLine="0"/>
+              <w:rPr>
+                <w:sz w:val="24"/>
+                <w:szCs w:val="20"/>
+              </w:rPr>
+            </w:pPr>
+            <w:proofErr w:type="gramStart"/>
+            <w:r>
+              <w:rPr>
+                <w:sz w:val="24"/>
+                <w:szCs w:val="20"/>
+              </w:rPr>
+              <w:t>VARCHAR(</w:t>
+            </w:r>
+            <w:proofErr w:type="gramEnd"/>
+            <w:r>
+              <w:rPr>
+                <w:sz w:val="24"/>
+                <w:szCs w:val="20"/>
+              </w:rPr>
+              <w:t>500)</w:t>
+            </w:r>
+          </w:p>
+        </w:tc>
+        <w:tc>
+          <w:tcPr>
+            <w:tcW w:w="0" w:type="auto"/>
+            <w:hideMark/>
+          </w:tcPr>
+          <w:p>
+            <w:pPr>
+              <w:ind w:firstLine="0"/>
+              <w:rPr>
+                <w:sz w:val="24"/>
+                <w:szCs w:val="20"/>
+              </w:rPr>
+            </w:pPr>
+            <w:r>
+              <w:rPr>
+                <w:sz w:val="24"/>
+                <w:szCs w:val="20"/>
+              </w:rPr>
+              <w:t>Примечание инвентаризатора</w:t>
+            </w:r>
+          </w:p>
+        </w:tc>
+      </w:tr>
+      <w:tr>
+        <w:tc>
+          <w:tcPr>
+            <w:tcW w:w="0" w:type="auto"/>
+            <w:hideMark/>
+          </w:tcPr>
+          <w:p>
+            <w:pPr>
+              <w:ind w:firstLine="0"/>
+              <w:rPr>
+                <w:sz w:val="24"/>
+                <w:szCs w:val="20"/>
+              </w:rPr>
+            </w:pPr>
+            <w:r>
+              <w:rPr>
+                <w:sz w:val="24"/>
+                <w:szCs w:val="20"/>
+              </w:rPr>
+              <w:t>Фото</w:t>
+            </w:r>
+          </w:p>
+        </w:tc>
+        <w:tc>
+          <w:tcPr>
+            <w:tcW w:w="0" w:type="auto"/>
+            <w:hideMark/>
+          </w:tcPr>
+          <w:p>
+            <w:pPr>
+              <w:ind w:firstLine="0"/>
+              <w:rPr>
+                <w:sz w:val="24"/>
+                <w:szCs w:val="20"/>
+              </w:rPr>
+            </w:pPr>
+          </w:p>
+        </w:tc>
+        <w:tc>
+          <w:tcPr>
+            <w:tcW w:w="0" w:type="auto"/>
+            <w:hideMark/>
+          </w:tcPr>
+          <w:p>
+            <w:pPr>
+              <w:ind w:firstLine="0"/>
+              <w:rPr>
+                <w:sz w:val="24"/>
+                <w:szCs w:val="20"/>
+              </w:rPr>
+            </w:pPr>
+            <w:proofErr w:type="gramStart"/>
+            <w:r>
+              <w:rPr>
+                <w:sz w:val="24"/>
+                <w:szCs w:val="20"/>
+              </w:rPr>
+              <w:t>VARCHAR(</w:t>
+            </w:r>
+            <w:proofErr w:type="gramEnd"/>
+            <w:r>
+              <w:rPr>
+                <w:sz w:val="24"/>
+                <w:szCs w:val="20"/>
+              </w:rPr>
+              <w:t>255)</w:t>
+            </w:r>
+          </w:p>
+        </w:tc>
+        <w:tc>
+          <w:tcPr>
+            <w:tcW w:w="0" w:type="auto"/>
+            <w:hideMark/>
+          </w:tcPr>
+          <w:p>
+            <w:pPr>
+              <w:ind w:firstLine="0"/>
+              <w:rPr>
+                <w:sz w:val="24"/>
+                <w:szCs w:val="20"/>
+              </w:rPr>
+            </w:pPr>
+            <w:r>
+              <w:rPr>
+                <w:sz w:val="24"/>
+                <w:szCs w:val="20"/>
+              </w:rPr>
+              <w:t>Путь к файлу фотографии (может быть NULL)</w:t>
+            </w:r>
+          </w:p>
+        </w:tc>
+      </w:tr>
+      <w:tr>
+        <w:tc>
+          <w:tcPr>
+            <w:tcW w:w="0" w:type="auto"/>
+            <w:hideMark/>
+          </w:tcPr>
+          <w:p>
+            <w:pPr>
+              <w:ind w:firstLine="0"/>
+              <w:rPr>
+                <w:sz w:val="24"/>
+                <w:szCs w:val="20"/>
+              </w:rPr>
+            </w:pPr>
+            <w:proofErr w:type="spellStart"/>
+            <w:r>
+              <w:rPr>
+                <w:sz w:val="24"/>
+                <w:szCs w:val="20"/>
+              </w:rPr>
+              <w:t>ДатаПроверки</w:t>
+            </w:r>
+            <w:proofErr w:type="spellEnd"/>
+          </w:p>
+        </w:tc>
+        <w:tc>
+          <w:tcPr>
+            <w:tcW w:w="0" w:type="auto"/>
+            <w:hideMark/>
+          </w:tcPr>
+          <w:p>
+            <w:pPr>
+              <w:ind w:firstLine="0"/>
+              <w:rPr>
+                <w:sz w:val="24"/>
+                <w:szCs w:val="20"/>
+              </w:rPr>
+            </w:pPr>
+          </w:p>
+        </w:tc>
+        <w:tc>
+          <w:tcPr>
+            <w:tcW w:w="0" w:type="auto"/>
+            <w:hideMark/>
+          </w:tcPr>
+          <w:p>
+            <w:pPr>
+              <w:ind w:firstLine="0"/>
+              <w:rPr>
+                <w:sz w:val="24"/>
+                <w:szCs w:val="20"/>
+              </w:rPr>
+            </w:pPr>
+            <w:r>
+              <w:rPr>
+                <w:sz w:val="24"/>
+                <w:szCs w:val="20"/>
+              </w:rPr>
+              <w:t>DATETIME</w:t>
+            </w:r>
+          </w:p>
+        </w:tc>
+        <w:tc>
+          <w:tcPr>
+            <w:tcW w:w="0" w:type="auto"/>
+            <w:hideMark/>
+          </w:tcPr>
+          <w:p>
+            <w:pPr>
+              <w:ind w:firstLine="0"/>
+              <w:rPr>
+                <w:sz w:val="24"/>
+                <w:szCs w:val="20"/>
+              </w:rPr>
+            </w:pPr>
+            <w:r>
+              <w:rPr>
+                <w:sz w:val="24"/>
+                <w:szCs w:val="20"/>
+              </w:rPr>
+              <w:t>Дата и время осмотра актива</w:t>
+            </w:r>
+          </w:p>
+        </w:tc>
+      </w:tr>
+      <w:tr>
+        <w:tc>
+          <w:tcPr>
+            <w:tcW w:w="0" w:type="auto"/>
+            <w:hideMark/>
+          </w:tcPr>
+          <w:p>
+            <w:pPr>
+              <w:ind w:firstLine="0"/>
+              <w:rPr>
+                <w:sz w:val="24"/>
+                <w:szCs w:val="20"/>
+              </w:rPr>
+            </w:pPr>
+            <w:r>
+              <w:rPr>
+                <w:sz w:val="24"/>
+                <w:szCs w:val="20"/>
+              </w:rPr>
+              <w:lastRenderedPageBreak/>
+              <w:t>Синхронизировано</w:t>
+            </w:r>
+          </w:p>
+        </w:tc>
+        <w:tc>
+          <w:tcPr>
+            <w:tcW w:w="0" w:type="auto"/>
+            <w:hideMark/>
+          </w:tcPr>
+          <w:p>
+            <w:pPr>
+              <w:ind w:firstLine="0"/>
+              <w:rPr>
+                <w:sz w:val="24"/>
+                <w:szCs w:val="20"/>
+              </w:rPr>
+            </w:pPr>
+          </w:p>
+        </w:tc>
+        <w:tc>
+          <w:tcPr>
+            <w:tcW w:w="0" w:type="auto"/>
+            <w:hideMark/>
+          </w:tcPr>
+          <w:p>
+            <w:pPr>
+              <w:ind w:firstLine="0"/>
+              <w:rPr>
+                <w:sz w:val="24"/>
+                <w:szCs w:val="20"/>
+              </w:rPr>
+            </w:pPr>
+            <w:r>
+              <w:rPr>
+                <w:sz w:val="24"/>
+                <w:szCs w:val="20"/>
+              </w:rPr>
+              <w:t>BIT</w:t>
+            </w:r>
+          </w:p>
+        </w:tc>
+        <w:tc>
+          <w:tcPr>
+            <w:tcW w:w="0" w:type="auto"/>
+            <w:hideMark/>
+          </w:tcPr>
+          <w:p>
+            <w:pPr>
+              <w:ind w:firstLine="0"/>
+              <w:rPr>
+                <w:sz w:val="24"/>
+                <w:szCs w:val="20"/>
+              </w:rPr>
+            </w:pPr>
+            <w:r>
+              <w:rPr>
+                <w:sz w:val="24"/>
+                <w:szCs w:val="20"/>
+              </w:rPr>
+              <w:t>Флаг отправки на сервер (0 — нет, 1 — да)</w:t>
+            </w:r>
+          </w:p>
+        </w:tc>
+      </w:tr>
+    </w:tbl>
+    <w:p/>
+    <w:p>
+      <w:r>
+        <w:t>Все таблицы связаны между собой внешними ключами, обеспечивающими ссылочную целостность данных. Это исключает возможность удаления записей, на которые имеются ссылки из других таблиц, и гарантирует непротиворечивость информации. После создания структуры база данных была наполнена тестовыми данными: внесены справочные значения (типы активов, статусы, подразделения) и созданы учётные записи пользователей с различными ролями для отладки приложений.</w:t>
+      </w:r>
+    </w:p>
+    <w:p/>
+    <w:p>
+      <w:r>
+        <w:br w:type="page"/>
+      </w:r>
+    </w:p>
+    <w:p/>
+    <w:p>
+      <w:pPr>
+        <w:pStyle w:val="2"/>
+      </w:pPr>
+      <w:bookmarkStart w:id="25" w:name="_Toc229051418"/>
+      <w:r>
+        <w:t>Реализация интерфейса</w:t>
+      </w:r>
+      <w:bookmarkEnd w:id="25"/>
+    </w:p>
+    <w:p>
+      <w:pPr>
+        <w:rPr>
+          <w:lang w:val="en-US"/>
+        </w:rPr>
+      </w:pPr>
+    </w:p>
+    <w:p>
+      <w:pPr>
         <w:pStyle w:val="3"/>
-      </w:pPr>
-      <w:bookmarkStart w:id="21" w:name="_Toc227950351"/>
-      <w:r>
-        <w:t>Выбор языка программирования</w:t>
-      </w:r>
-      <w:bookmarkEnd w:id="21"/>
-    </w:p>
-    <w:p>
+        <w:rPr>
+          <w:lang w:val="en-US"/>
+        </w:rPr>
+      </w:pPr>
+      <w:bookmarkStart w:id="26" w:name="_Toc229051419"/>
+      <w:r>
+        <w:t>Реализация</w:t>
+      </w:r>
+      <w:r>
+        <w:t xml:space="preserve"> desktop-приложения</w:t>
+      </w:r>
+      <w:bookmarkEnd w:id="26"/>
+    </w:p>
+    <w:p>
+      <w:r>
+        <w:t xml:space="preserve">Пользовательский интерфейс информационной системы реализован с использованием технологии Windows </w:t>
+      </w:r>
       <w:proofErr w:type="spellStart"/>
       <w:r>
-        <w:t>Вавав</w:t>
+        <w:t>Presentation</w:t>
       </w:r>
       <w:proofErr w:type="spellEnd"/>
+      <w:r>
+        <w:t xml:space="preserve"> Foundation (WPF) и языка разметки XAML. Дизайн выполнен в корпоративном стиле с цветовой схемой: основной цвет #2c3c63 (тёмно-синий) для панелей навигации и кнопок, белый фон для рабочих областей, скруглённые углы и тени для создания визуальной глубины. Приложение состоит из набора окон, соответствующих ролям пользователей и выполняемым функциям.</w:t>
+      </w:r>
+    </w:p>
+    <w:p>
+      <w:r>
+        <w:t>Рисунок 1</w:t>
+      </w:r>
+      <w:r>
+        <w:t>5</w:t>
+      </w:r>
+      <w:r>
+        <w:t xml:space="preserve"> представляет форму авторизации — точку входа в систему. Пользователь вводит логин и пароль, назначенные администратором. Система проверяет учётные данные в базе, определяет роль пользователя (Администратор или Сотрудник) и открывает соответствующее главное окно. Дизайн формы выполнен в двухцветном стиле: верхняя часть с логотипом системы на фирменном тёмно-синем фоне, нижняя — белая с полями ввода.</w:t>
+      </w:r>
     </w:p>
     <w:p/>
     <w:p>
       <w:pPr>
+        <w:ind w:firstLine="0"/>
+        <w:jc w:val="center"/>
+        <w:rPr>
+          <w:lang w:val="en-US"/>
+        </w:rPr>
+      </w:pPr>
+      <w:r>
+        <w:rPr>
+          <w:noProof/>
+        </w:rPr>
+        <w:lastRenderedPageBreak/>
+        <w:drawing>
+          <wp:inline distT="0" distB="0" distL="0" distR="0" wp14:anchorId="6C86B6D4" wp14:editId="559F22C3">
+            <wp:extent cx="4088744" cy="4822166"/>
+            <wp:effectExtent l="0" t="0" r="7620" b="0"/>
+            <wp:docPr id="997040612" name="Рисунок 1"/>
+            <wp:cNvGraphicFramePr>
+              <a:graphicFrameLocks xmlns:a="http://schemas.openxmlformats.org/drawingml/2006/main" noChangeAspect="1"/>
+            </wp:cNvGraphicFramePr>
+            <a:graphic xmlns:a="http://schemas.openxmlformats.org/drawingml/2006/main">
+              <a:graphicData uri="http://schemas.openxmlformats.org/drawingml/2006/picture">
+                <pic:pic xmlns:pic="http://schemas.openxmlformats.org/drawingml/2006/picture">
+                  <pic:nvPicPr>
+                    <pic:cNvPr id="0" name="Picture 1"/>
+                    <pic:cNvPicPr>
+                      <a:picLocks noChangeAspect="1" noChangeArrowheads="1"/>
+                    </pic:cNvPicPr>
+                  </pic:nvPicPr>
+                  <pic:blipFill>
+                    <a:blip r:embed="rId22">
+                      <a:extLst>
+                        <a:ext uri="{28A0092B-C50C-407E-A947-70E740481C1C}">
+                          <a14:useLocalDpi xmlns:a14="http://schemas.microsoft.com/office/drawing/2010/main" val="0"/>
+                        </a:ext>
+                      </a:extLst>
+                    </a:blip>
+                    <a:srcRect/>
+                    <a:stretch>
+                      <a:fillRect/>
+                    </a:stretch>
+                  </pic:blipFill>
+                  <pic:spPr bwMode="auto">
+                    <a:xfrm>
+                      <a:off x="0" y="0"/>
+                      <a:ext cx="4107640" cy="4844451"/>
+                    </a:xfrm>
+                    <a:prstGeom prst="rect">
+                      <a:avLst/>
+                    </a:prstGeom>
+                    <a:noFill/>
+                    <a:ln>
+                      <a:noFill/>
+                    </a:ln>
+                  </pic:spPr>
+                </pic:pic>
+              </a:graphicData>
+            </a:graphic>
+          </wp:inline>
+        </w:drawing>
+      </w:r>
+    </w:p>
+    <w:p>
+      <w:pPr>
+        <w:ind w:firstLine="0"/>
+        <w:jc w:val="center"/>
+      </w:pPr>
+      <w:r>
+        <w:t>Рисунок 1</w:t>
+      </w:r>
+      <w:r>
+        <w:t>5</w:t>
+      </w:r>
+      <w:r>
+        <w:t xml:space="preserve"> — Форма авторизации</w:t>
+      </w:r>
+    </w:p>
+    <w:p/>
+    <w:p>
+      <w:r>
+        <w:t>На рисунке 1</w:t>
+      </w:r>
+      <w:r>
+        <w:t>6</w:t>
+      </w:r>
+      <w:r>
+        <w:t xml:space="preserve"> представлен вариант формы авторизации в ситуации, когда пользователь ввёл некорректные учётные данные. Под кнопкой входа отображается сообщение «Неверный логин или пароль». Данный сценарий является типовым механизмом защиты системы от несанкционированного доступа.</w:t>
+      </w:r>
+    </w:p>
+    <w:p/>
+    <w:p>
+      <w:pPr>
+        <w:ind w:firstLine="0"/>
+        <w:jc w:val="center"/>
+      </w:pPr>
+      <w:r>
+        <w:rPr>
+          <w:noProof/>
+        </w:rPr>
+        <w:lastRenderedPageBreak/>
+        <w:drawing>
+          <wp:inline distT="0" distB="0" distL="0" distR="0" wp14:anchorId="23B4ABDC" wp14:editId="57BFF40A">
+            <wp:extent cx="3985191" cy="4761782"/>
+            <wp:effectExtent l="0" t="0" r="0" b="1270"/>
+            <wp:docPr id="594132139" name="Рисунок 2"/>
+            <wp:cNvGraphicFramePr>
+              <a:graphicFrameLocks xmlns:a="http://schemas.openxmlformats.org/drawingml/2006/main" noChangeAspect="1"/>
+            </wp:cNvGraphicFramePr>
+            <a:graphic xmlns:a="http://schemas.openxmlformats.org/drawingml/2006/main">
+              <a:graphicData uri="http://schemas.openxmlformats.org/drawingml/2006/picture">
+                <pic:pic xmlns:pic="http://schemas.openxmlformats.org/drawingml/2006/picture">
+                  <pic:nvPicPr>
+                    <pic:cNvPr id="0" name="Picture 2"/>
+                    <pic:cNvPicPr>
+                      <a:picLocks noChangeAspect="1" noChangeArrowheads="1"/>
+                    </pic:cNvPicPr>
+                  </pic:nvPicPr>
+                  <pic:blipFill>
+                    <a:blip r:embed="rId23">
+                      <a:extLst>
+                        <a:ext uri="{28A0092B-C50C-407E-A947-70E740481C1C}">
+                          <a14:useLocalDpi xmlns:a14="http://schemas.microsoft.com/office/drawing/2010/main" val="0"/>
+                        </a:ext>
+                      </a:extLst>
+                    </a:blip>
+                    <a:srcRect/>
+                    <a:stretch>
+                      <a:fillRect/>
+                    </a:stretch>
+                  </pic:blipFill>
+                  <pic:spPr bwMode="auto">
+                    <a:xfrm>
+                      <a:off x="0" y="0"/>
+                      <a:ext cx="3995517" cy="4774121"/>
+                    </a:xfrm>
+                    <a:prstGeom prst="rect">
+                      <a:avLst/>
+                    </a:prstGeom>
+                    <a:noFill/>
+                    <a:ln>
+                      <a:noFill/>
+                    </a:ln>
+                  </pic:spPr>
+                </pic:pic>
+              </a:graphicData>
+            </a:graphic>
+          </wp:inline>
+        </w:drawing>
+      </w:r>
+    </w:p>
+    <w:p>
+      <w:pPr>
+        <w:ind w:firstLine="0"/>
+        <w:jc w:val="center"/>
+      </w:pPr>
+      <w:r>
+        <w:t>Рисунок 1</w:t>
+      </w:r>
+      <w:r>
+        <w:t>6</w:t>
+      </w:r>
+      <w:r>
+        <w:t xml:space="preserve"> — Форма авторизации (обработка ошибки)</w:t>
+      </w:r>
+    </w:p>
+    <w:p/>
+    <w:p>
+      <w:r>
+        <w:t xml:space="preserve">На рисунке </w:t>
+      </w:r>
+      <w:r>
+        <w:t>17</w:t>
+      </w:r>
+      <w:r>
+        <w:t xml:space="preserve"> представлено главное окно пользователя с ролью «Сотрудник». Интерфейс построен на вкладочной системе: три кнопки в верхней панели переключают содержимое рабочей области без открытия дополнительных окон. Вкладка «Мои активы» отображает таблицу с оборудованием, закреплённым за сотрудником: инвентарный номер, тип, наименование, серийный номер, статус и кабинет.</w:t>
+      </w:r>
+    </w:p>
+    <w:p/>
+    <w:p>
+      <w:pPr>
+        <w:ind w:firstLine="0"/>
+        <w:jc w:val="center"/>
+      </w:pPr>
+      <w:r>
+        <w:rPr>
+          <w:noProof/>
+        </w:rPr>
+        <w:lastRenderedPageBreak/>
+        <w:drawing>
+          <wp:inline distT="0" distB="0" distL="0" distR="0" wp14:anchorId="4A79D76F" wp14:editId="27CCE4D9">
+            <wp:extent cx="5934710" cy="4330700"/>
+            <wp:effectExtent l="0" t="0" r="8890" b="0"/>
+            <wp:docPr id="456870662" name="Рисунок 4"/>
+            <wp:cNvGraphicFramePr>
+              <a:graphicFrameLocks xmlns:a="http://schemas.openxmlformats.org/drawingml/2006/main" noChangeAspect="1"/>
+            </wp:cNvGraphicFramePr>
+            <a:graphic xmlns:a="http://schemas.openxmlformats.org/drawingml/2006/main">
+              <a:graphicData uri="http://schemas.openxmlformats.org/drawingml/2006/picture">
+                <pic:pic xmlns:pic="http://schemas.openxmlformats.org/drawingml/2006/picture">
+                  <pic:nvPicPr>
+                    <pic:cNvPr id="0" name="Picture 4"/>
+                    <pic:cNvPicPr>
+                      <a:picLocks noChangeAspect="1" noChangeArrowheads="1"/>
+                    </pic:cNvPicPr>
+                  </pic:nvPicPr>
+                  <pic:blipFill>
+                    <a:blip r:embed="rId24">
+                      <a:extLst>
+                        <a:ext uri="{28A0092B-C50C-407E-A947-70E740481C1C}">
+                          <a14:useLocalDpi xmlns:a14="http://schemas.microsoft.com/office/drawing/2010/main" val="0"/>
+                        </a:ext>
+                      </a:extLst>
+                    </a:blip>
+                    <a:srcRect/>
+                    <a:stretch>
+                      <a:fillRect/>
+                    </a:stretch>
+                  </pic:blipFill>
+                  <pic:spPr bwMode="auto">
+                    <a:xfrm>
+                      <a:off x="0" y="0"/>
+                      <a:ext cx="5934710" cy="4330700"/>
+                    </a:xfrm>
+                    <a:prstGeom prst="rect">
+                      <a:avLst/>
+                    </a:prstGeom>
+                    <a:noFill/>
+                    <a:ln>
+                      <a:noFill/>
+                    </a:ln>
+                  </pic:spPr>
+                </pic:pic>
+              </a:graphicData>
+            </a:graphic>
+          </wp:inline>
+        </w:drawing>
+      </w:r>
+    </w:p>
+    <w:p>
+      <w:pPr>
+        <w:ind w:firstLine="0"/>
+        <w:jc w:val="center"/>
+      </w:pPr>
+      <w:r>
+        <w:t xml:space="preserve">Рисунок </w:t>
+      </w:r>
+      <w:r>
+        <w:t>17</w:t>
+      </w:r>
+      <w:r>
+        <w:t xml:space="preserve"> — Главное окно сотрудника (вкладка «Мои активы»)</w:t>
+      </w:r>
+    </w:p>
+    <w:p/>
+    <w:p>
+      <w:r>
+        <w:t xml:space="preserve">На рисунке </w:t>
+      </w:r>
+      <w:r>
+        <w:t>18</w:t>
+      </w:r>
+      <w:r>
+        <w:t xml:space="preserve"> представлена вкладка «Запрос на перемещение». Сотрудник выбирает актив из выпадающего списка, указывает причину перемещения и отправляет заявку администратору. После успешной отправки отображается подтверждение, а форма очищается для нового запроса.</w:t>
+      </w:r>
+    </w:p>
+    <w:p/>
+    <w:p>
+      <w:pPr>
+        <w:ind w:firstLine="0"/>
+        <w:jc w:val="center"/>
+      </w:pPr>
+      <w:r>
+        <w:rPr>
+          <w:noProof/>
+        </w:rPr>
+        <w:lastRenderedPageBreak/>
+        <w:drawing>
+          <wp:inline distT="0" distB="0" distL="0" distR="0" wp14:anchorId="35A2B2C0" wp14:editId="3FA49FA4">
+            <wp:extent cx="5934710" cy="4261485"/>
+            <wp:effectExtent l="0" t="0" r="8890" b="5715"/>
+            <wp:docPr id="819868960" name="Рисунок 5"/>
+            <wp:cNvGraphicFramePr>
+              <a:graphicFrameLocks xmlns:a="http://schemas.openxmlformats.org/drawingml/2006/main" noChangeAspect="1"/>
+            </wp:cNvGraphicFramePr>
+            <a:graphic xmlns:a="http://schemas.openxmlformats.org/drawingml/2006/main">
+              <a:graphicData uri="http://schemas.openxmlformats.org/drawingml/2006/picture">
+                <pic:pic xmlns:pic="http://schemas.openxmlformats.org/drawingml/2006/picture">
+                  <pic:nvPicPr>
+                    <pic:cNvPr id="0" name="Picture 5"/>
+                    <pic:cNvPicPr>
+                      <a:picLocks noChangeAspect="1" noChangeArrowheads="1"/>
+                    </pic:cNvPicPr>
+                  </pic:nvPicPr>
+                  <pic:blipFill>
+                    <a:blip r:embed="rId25">
+                      <a:extLst>
+                        <a:ext uri="{28A0092B-C50C-407E-A947-70E740481C1C}">
+                          <a14:useLocalDpi xmlns:a14="http://schemas.microsoft.com/office/drawing/2010/main" val="0"/>
+                        </a:ext>
+                      </a:extLst>
+                    </a:blip>
+                    <a:srcRect/>
+                    <a:stretch>
+                      <a:fillRect/>
+                    </a:stretch>
+                  </pic:blipFill>
+                  <pic:spPr bwMode="auto">
+                    <a:xfrm>
+                      <a:off x="0" y="0"/>
+                      <a:ext cx="5934710" cy="4261485"/>
+                    </a:xfrm>
+                    <a:prstGeom prst="rect">
+                      <a:avLst/>
+                    </a:prstGeom>
+                    <a:noFill/>
+                    <a:ln>
+                      <a:noFill/>
+                    </a:ln>
+                  </pic:spPr>
+                </pic:pic>
+              </a:graphicData>
+            </a:graphic>
+          </wp:inline>
+        </w:drawing>
+      </w:r>
+    </w:p>
+    <w:p>
+      <w:pPr>
+        <w:ind w:firstLine="0"/>
+        <w:jc w:val="center"/>
+      </w:pPr>
+      <w:r>
+        <w:t xml:space="preserve">Рисунок </w:t>
+      </w:r>
+      <w:r>
+        <w:t>18</w:t>
+      </w:r>
+      <w:r>
+        <w:t xml:space="preserve"> — Окно сотрудника (вкладка «Запрос на перемещение»)</w:t>
+      </w:r>
+    </w:p>
+    <w:p/>
+    <w:p>
+      <w:r>
+        <w:t xml:space="preserve">На рисунке </w:t>
+      </w:r>
+      <w:r>
+        <w:t>19</w:t>
+      </w:r>
+      <w:r>
+        <w:t xml:space="preserve"> представлена вкладка «Запрос на ремонт». Сотрудник выбирает неисправное оборудование, описывает характер поломки и отправляет заявку. Система автоматически изменяет статус актива на «В ремонте» и создаёт запись в истории перемещений с пометкой «Ремонт». Администратор получает уведомление в окне заявок.</w:t>
+      </w:r>
+    </w:p>
+    <w:p/>
+    <w:p>
+      <w:pPr>
+        <w:ind w:firstLine="0"/>
+        <w:jc w:val="center"/>
+      </w:pPr>
+      <w:r>
+        <w:rPr>
+          <w:noProof/>
+        </w:rPr>
+        <w:lastRenderedPageBreak/>
+        <w:drawing>
+          <wp:inline distT="0" distB="0" distL="0" distR="0" wp14:anchorId="09FABF93" wp14:editId="7239F8EC">
+            <wp:extent cx="5934710" cy="4278630"/>
+            <wp:effectExtent l="0" t="0" r="8890" b="7620"/>
+            <wp:docPr id="1053142178" name="Рисунок 6"/>
+            <wp:cNvGraphicFramePr>
+              <a:graphicFrameLocks xmlns:a="http://schemas.openxmlformats.org/drawingml/2006/main" noChangeAspect="1"/>
+            </wp:cNvGraphicFramePr>
+            <a:graphic xmlns:a="http://schemas.openxmlformats.org/drawingml/2006/main">
+              <a:graphicData uri="http://schemas.openxmlformats.org/drawingml/2006/picture">
+                <pic:pic xmlns:pic="http://schemas.openxmlformats.org/drawingml/2006/picture">
+                  <pic:nvPicPr>
+                    <pic:cNvPr id="0" name="Picture 6"/>
+                    <pic:cNvPicPr>
+                      <a:picLocks noChangeAspect="1" noChangeArrowheads="1"/>
+                    </pic:cNvPicPr>
+                  </pic:nvPicPr>
+                  <pic:blipFill>
+                    <a:blip r:embed="rId26">
+                      <a:extLst>
+                        <a:ext uri="{28A0092B-C50C-407E-A947-70E740481C1C}">
+                          <a14:useLocalDpi xmlns:a14="http://schemas.microsoft.com/office/drawing/2010/main" val="0"/>
+                        </a:ext>
+                      </a:extLst>
+                    </a:blip>
+                    <a:srcRect/>
+                    <a:stretch>
+                      <a:fillRect/>
+                    </a:stretch>
+                  </pic:blipFill>
+                  <pic:spPr bwMode="auto">
+                    <a:xfrm>
+                      <a:off x="0" y="0"/>
+                      <a:ext cx="5934710" cy="4278630"/>
+                    </a:xfrm>
+                    <a:prstGeom prst="rect">
+                      <a:avLst/>
+                    </a:prstGeom>
+                    <a:noFill/>
+                    <a:ln>
+                      <a:noFill/>
+                    </a:ln>
+                  </pic:spPr>
+                </pic:pic>
+              </a:graphicData>
+            </a:graphic>
+          </wp:inline>
+        </w:drawing>
+      </w:r>
+    </w:p>
+    <w:p>
+      <w:pPr>
+        <w:ind w:firstLine="0"/>
+        <w:jc w:val="center"/>
+      </w:pPr>
+      <w:r>
+        <w:t xml:space="preserve">Рисунок </w:t>
+      </w:r>
+      <w:r>
+        <w:t>19</w:t>
+      </w:r>
+      <w:r>
+        <w:t xml:space="preserve"> — Окно сотрудника (вкладка «Запрос на ремонт»)</w:t>
+      </w:r>
+    </w:p>
+    <w:p/>
+    <w:p>
+      <w:r>
+        <w:t xml:space="preserve">На рисунке </w:t>
+      </w:r>
+      <w:r>
+        <w:t>20</w:t>
+      </w:r>
+      <w:r>
+        <w:t xml:space="preserve"> представлено главное окно пользователя с ролью «Администратор». Окно разделено на три функциональные области. Верхняя панель содержит кнопки быстрого доступа к основным операциям: регистрация нового актива, формирование отчётов, назначение ответственного и просмотр заявок от сотрудников. Здесь же расположено поле поиска по инвентарному номеру, наименованию или серийному номеру. Под панелью навигации находится строка фильтров, позволяющая отбирать активы по типу, статусу и подразделению. Центральную часть занимает таблица со списком активов, содержащая ключевую информацию: инвентарный номер, тип, наименование, серийный номер, статус, материально-ответственное лицо, подразделение и дату поступления.</w:t>
+      </w:r>
+    </w:p>
+    <w:p/>
+    <w:p>
+      <w:pPr>
+        <w:ind w:firstLine="0"/>
+        <w:jc w:val="center"/>
+      </w:pPr>
+      <w:r>
+        <w:rPr>
+          <w:noProof/>
+        </w:rPr>
+        <w:lastRenderedPageBreak/>
+        <w:drawing>
+          <wp:inline distT="0" distB="0" distL="0" distR="0" wp14:anchorId="73441118" wp14:editId="5CE9B1F5">
+            <wp:extent cx="5926455" cy="3813175"/>
+            <wp:effectExtent l="0" t="0" r="0" b="0"/>
+            <wp:docPr id="1892298429" name="Рисунок 7"/>
+            <wp:cNvGraphicFramePr>
+              <a:graphicFrameLocks xmlns:a="http://schemas.openxmlformats.org/drawingml/2006/main" noChangeAspect="1"/>
+            </wp:cNvGraphicFramePr>
+            <a:graphic xmlns:a="http://schemas.openxmlformats.org/drawingml/2006/main">
+              <a:graphicData uri="http://schemas.openxmlformats.org/drawingml/2006/picture">
+                <pic:pic xmlns:pic="http://schemas.openxmlformats.org/drawingml/2006/picture">
+                  <pic:nvPicPr>
+                    <pic:cNvPr id="0" name="Picture 7"/>
+                    <pic:cNvPicPr>
+                      <a:picLocks noChangeAspect="1" noChangeArrowheads="1"/>
+                    </pic:cNvPicPr>
+                  </pic:nvPicPr>
+                  <pic:blipFill>
+                    <a:blip r:embed="rId27">
+                      <a:extLst>
+                        <a:ext uri="{28A0092B-C50C-407E-A947-70E740481C1C}">
+                          <a14:useLocalDpi xmlns:a14="http://schemas.microsoft.com/office/drawing/2010/main" val="0"/>
+                        </a:ext>
+                      </a:extLst>
+                    </a:blip>
+                    <a:srcRect/>
+                    <a:stretch>
+                      <a:fillRect/>
+                    </a:stretch>
+                  </pic:blipFill>
+                  <pic:spPr bwMode="auto">
+                    <a:xfrm>
+                      <a:off x="0" y="0"/>
+                      <a:ext cx="5926455" cy="3813175"/>
+                    </a:xfrm>
+                    <a:prstGeom prst="rect">
+                      <a:avLst/>
+                    </a:prstGeom>
+                    <a:noFill/>
+                    <a:ln>
+                      <a:noFill/>
+                    </a:ln>
+                  </pic:spPr>
+                </pic:pic>
+              </a:graphicData>
+            </a:graphic>
+          </wp:inline>
+        </w:drawing>
+      </w:r>
+    </w:p>
+    <w:p>
+      <w:pPr>
+        <w:ind w:firstLine="0"/>
+        <w:jc w:val="center"/>
+      </w:pPr>
+      <w:r>
+        <w:t xml:space="preserve">Рисунок </w:t>
+      </w:r>
+      <w:r>
+        <w:t>20</w:t>
+      </w:r>
+      <w:r>
+        <w:t xml:space="preserve"> — Главное окно администратора</w:t>
+      </w:r>
+    </w:p>
+    <w:p/>
+    <w:p>
+      <w:r>
+        <w:t xml:space="preserve">На рисунках </w:t>
+      </w:r>
+      <w:r>
+        <w:t>21</w:t>
+      </w:r>
+      <w:r>
+        <w:t xml:space="preserve"> и </w:t>
+      </w:r>
+      <w:r>
+        <w:t>22</w:t>
+      </w:r>
+      <w:r>
+        <w:t xml:space="preserve"> представлено модальное окно для добавления или редактирования актива. Форма содержит поля для заполнения всех атрибутов актива: инвентарный номер, тип оборудования (выпадающий список), наименование, серийный номер, статус, дата поступления и балансовая стоимость. Поля текущего ответственного и подразделения отображаются в режиме «только чтение» — их изменение выполняется через отдельную функцию «Назначить ответственного». Кнопка «Сохранить» запускает проверку обязательных полей и запись в базу данных.</w:t>
+      </w:r>
+    </w:p>
+    <w:p/>
+    <w:p>
+      <w:pPr>
+        <w:ind w:firstLine="0"/>
+        <w:jc w:val="center"/>
+        <w:rPr>
+          <w:lang w:val="en-US"/>
+        </w:rPr>
+      </w:pPr>
+      <w:r>
+        <w:rPr>
+          <w:noProof/>
+          <w:lang w:val="en-US"/>
+        </w:rPr>
+        <w:lastRenderedPageBreak/>
+        <w:drawing>
+          <wp:inline distT="0" distB="0" distL="0" distR="0" wp14:anchorId="0BE9CA9B" wp14:editId="5F935E83">
+            <wp:extent cx="5221873" cy="8436634"/>
+            <wp:effectExtent l="0" t="0" r="0" b="2540"/>
+            <wp:docPr id="303197602" name="Рисунок 8"/>
+            <wp:cNvGraphicFramePr>
+              <a:graphicFrameLocks xmlns:a="http://schemas.openxmlformats.org/drawingml/2006/main" noChangeAspect="1"/>
+            </wp:cNvGraphicFramePr>
+            <a:graphic xmlns:a="http://schemas.openxmlformats.org/drawingml/2006/main">
+              <a:graphicData uri="http://schemas.openxmlformats.org/drawingml/2006/picture">
+                <pic:pic xmlns:pic="http://schemas.openxmlformats.org/drawingml/2006/picture">
+                  <pic:nvPicPr>
+                    <pic:cNvPr id="0" name="Picture 8"/>
+                    <pic:cNvPicPr>
+                      <a:picLocks noChangeAspect="1" noChangeArrowheads="1"/>
+                    </pic:cNvPicPr>
+                  </pic:nvPicPr>
+                  <pic:blipFill>
+                    <a:blip r:embed="rId28">
+                      <a:extLst>
+                        <a:ext uri="{28A0092B-C50C-407E-A947-70E740481C1C}">
+                          <a14:useLocalDpi xmlns:a14="http://schemas.microsoft.com/office/drawing/2010/main" val="0"/>
+                        </a:ext>
+                      </a:extLst>
+                    </a:blip>
+                    <a:srcRect/>
+                    <a:stretch>
+                      <a:fillRect/>
+                    </a:stretch>
+                  </pic:blipFill>
+                  <pic:spPr bwMode="auto">
+                    <a:xfrm>
+                      <a:off x="0" y="0"/>
+                      <a:ext cx="5245882" cy="8475424"/>
+                    </a:xfrm>
+                    <a:prstGeom prst="rect">
+                      <a:avLst/>
+                    </a:prstGeom>
+                    <a:noFill/>
+                    <a:ln>
+                      <a:noFill/>
+                    </a:ln>
+                  </pic:spPr>
+                </pic:pic>
+              </a:graphicData>
+            </a:graphic>
+          </wp:inline>
+        </w:drawing>
+      </w:r>
+    </w:p>
+    <w:p>
+      <w:pPr>
+        <w:ind w:firstLine="0"/>
+        <w:jc w:val="center"/>
+      </w:pPr>
+      <w:r>
+        <w:t xml:space="preserve">Рисунок </w:t>
+      </w:r>
+      <w:r>
+        <w:t>21</w:t>
+      </w:r>
+      <w:r>
+        <w:t xml:space="preserve"> — Форма регистрации нового актива</w:t>
+      </w:r>
+    </w:p>
+    <w:p>
+      <w:pPr>
+        <w:rPr>
+          <w:lang w:val="en-US"/>
+        </w:rPr>
+      </w:pPr>
+    </w:p>
+    <w:p>
+      <w:pPr>
+        <w:ind w:firstLine="0"/>
+        <w:jc w:val="center"/>
+      </w:pPr>
+      <w:r>
+        <w:rPr>
+          <w:noProof/>
+        </w:rPr>
+        <w:lastRenderedPageBreak/>
+        <w:drawing>
+          <wp:inline distT="0" distB="0" distL="0" distR="0" wp14:anchorId="1E4449BC" wp14:editId="35D335D4">
+            <wp:extent cx="5118672" cy="8410755"/>
+            <wp:effectExtent l="0" t="0" r="6350" b="0"/>
+            <wp:docPr id="1418763084" name="Рисунок 9"/>
+            <wp:cNvGraphicFramePr>
+              <a:graphicFrameLocks xmlns:a="http://schemas.openxmlformats.org/drawingml/2006/main" noChangeAspect="1"/>
+            </wp:cNvGraphicFramePr>
+            <a:graphic xmlns:a="http://schemas.openxmlformats.org/drawingml/2006/main">
+              <a:graphicData uri="http://schemas.openxmlformats.org/drawingml/2006/picture">
+                <pic:pic xmlns:pic="http://schemas.openxmlformats.org/drawingml/2006/picture">
+                  <pic:nvPicPr>
+                    <pic:cNvPr id="0" name="Picture 9"/>
+                    <pic:cNvPicPr>
+                      <a:picLocks noChangeAspect="1" noChangeArrowheads="1"/>
+                    </pic:cNvPicPr>
+                  </pic:nvPicPr>
+                  <pic:blipFill>
+                    <a:blip r:embed="rId29">
+                      <a:extLst>
+                        <a:ext uri="{28A0092B-C50C-407E-A947-70E740481C1C}">
+                          <a14:useLocalDpi xmlns:a14="http://schemas.microsoft.com/office/drawing/2010/main" val="0"/>
+                        </a:ext>
+                      </a:extLst>
+                    </a:blip>
+                    <a:srcRect/>
+                    <a:stretch>
+                      <a:fillRect/>
+                    </a:stretch>
+                  </pic:blipFill>
+                  <pic:spPr bwMode="auto">
+                    <a:xfrm>
+                      <a:off x="0" y="0"/>
+                      <a:ext cx="5151972" cy="8465471"/>
+                    </a:xfrm>
+                    <a:prstGeom prst="rect">
+                      <a:avLst/>
+                    </a:prstGeom>
+                    <a:noFill/>
+                    <a:ln>
+                      <a:noFill/>
+                    </a:ln>
+                  </pic:spPr>
+                </pic:pic>
+              </a:graphicData>
+            </a:graphic>
+          </wp:inline>
+        </w:drawing>
+      </w:r>
+    </w:p>
+    <w:p>
+      <w:pPr>
+        <w:ind w:firstLine="0"/>
+        <w:jc w:val="center"/>
+      </w:pPr>
+      <w:r>
+        <w:t xml:space="preserve">Рисунок </w:t>
+      </w:r>
+      <w:r>
+        <w:t>22</w:t>
+      </w:r>
+      <w:r>
+        <w:t xml:space="preserve"> — Форма редактирования актива</w:t>
+      </w:r>
+    </w:p>
+    <w:p/>
+    <w:p>
+      <w:r>
+        <w:lastRenderedPageBreak/>
+        <w:t xml:space="preserve">На рисунке </w:t>
+      </w:r>
+      <w:r>
+        <w:t>23</w:t>
+      </w:r>
+      <w:r>
+        <w:t xml:space="preserve"> представлено диалоговое окно для изменения материально-ответственного лица и подразделения актива. В верхней части отображается информация о выбранном активе и текущий ответственный. Пользователь выбирает нового сотрудника из выпадающего списка, при необходимости меняет подразделение и указывает причину изменений (обязательное поле). При сохранении система автоматически обновляет соответствующие поля в карточке актива и создаёт новую запись в таблице «ИсторияПеремещений».</w:t>
+      </w:r>
+    </w:p>
+    <w:p/>
+    <w:p>
+      <w:pPr>
+        <w:ind w:firstLine="0"/>
+        <w:jc w:val="center"/>
+      </w:pPr>
+      <w:r>
+        <w:rPr>
+          <w:noProof/>
+        </w:rPr>
+        <w:drawing>
+          <wp:inline distT="0" distB="0" distL="0" distR="0" wp14:anchorId="268EAF1A" wp14:editId="3BF0F67E">
+            <wp:extent cx="4632325" cy="4951730"/>
+            <wp:effectExtent l="0" t="0" r="0" b="1270"/>
+            <wp:docPr id="416009361" name="Рисунок 10"/>
+            <wp:cNvGraphicFramePr>
+              <a:graphicFrameLocks xmlns:a="http://schemas.openxmlformats.org/drawingml/2006/main" noChangeAspect="1"/>
+            </wp:cNvGraphicFramePr>
+            <a:graphic xmlns:a="http://schemas.openxmlformats.org/drawingml/2006/main">
+              <a:graphicData uri="http://schemas.openxmlformats.org/drawingml/2006/picture">
+                <pic:pic xmlns:pic="http://schemas.openxmlformats.org/drawingml/2006/picture">
+                  <pic:nvPicPr>
+                    <pic:cNvPr id="0" name="Picture 10"/>
+                    <pic:cNvPicPr>
+                      <a:picLocks noChangeAspect="1" noChangeArrowheads="1"/>
+                    </pic:cNvPicPr>
+                  </pic:nvPicPr>
+                  <pic:blipFill>
+                    <a:blip r:embed="rId30">
+                      <a:extLst>
+                        <a:ext uri="{28A0092B-C50C-407E-A947-70E740481C1C}">
+                          <a14:useLocalDpi xmlns:a14="http://schemas.microsoft.com/office/drawing/2010/main" val="0"/>
+                        </a:ext>
+                      </a:extLst>
+                    </a:blip>
+                    <a:srcRect/>
+                    <a:stretch>
+                      <a:fillRect/>
+                    </a:stretch>
+                  </pic:blipFill>
+                  <pic:spPr bwMode="auto">
+                    <a:xfrm>
+                      <a:off x="0" y="0"/>
+                      <a:ext cx="4632325" cy="4951730"/>
+                    </a:xfrm>
+                    <a:prstGeom prst="rect">
+                      <a:avLst/>
+                    </a:prstGeom>
+                    <a:noFill/>
+                    <a:ln>
+                      <a:noFill/>
+                    </a:ln>
+                  </pic:spPr>
+                </pic:pic>
+              </a:graphicData>
+            </a:graphic>
+          </wp:inline>
+        </w:drawing>
+      </w:r>
+    </w:p>
+    <w:p>
+      <w:pPr>
+        <w:ind w:firstLine="0"/>
+        <w:jc w:val="center"/>
+      </w:pPr>
+      <w:r>
+        <w:t xml:space="preserve">Рисунок </w:t>
+      </w:r>
+      <w:r>
+        <w:t>23</w:t>
+      </w:r>
+      <w:r>
+        <w:t xml:space="preserve"> — Форма назначения ответственного</w:t>
+      </w:r>
+    </w:p>
+    <w:p/>
+    <w:p>
+      <w:r>
+        <w:t xml:space="preserve">На рисунке </w:t>
+      </w:r>
+      <w:r>
+        <w:t>24</w:t>
+      </w:r>
+      <w:r>
+        <w:t xml:space="preserve"> представлено окно просмотра заявок, доступное администратору. В окне отображаются все активные запросы от сотрудников: </w:t>
+      </w:r>
+      <w:r>
+        <w:lastRenderedPageBreak/>
+        <w:t>на ремонт оборудования и на перемещение. Для каждой заявки показаны дата создания, тип, инвентарный номер, наименование актива, ФИО сотрудника и причина обращения. Администратор может отфильтровать заявки по типу (все/ремонт/перемещение), обработать заявку кнопкой «Обработать» или отклонить её. При обработке заявки на ремонт статус актива автоматически меняется на «В эксплуатации», а заявка удаляется из списка. При обработке заявки на перемещение открывается окно назначения ответственного, после успешного сохранения заявка также удаляется.</w:t>
+      </w:r>
+    </w:p>
+    <w:p/>
+    <w:p>
+      <w:pPr>
+        <w:ind w:firstLine="0"/>
+        <w:jc w:val="center"/>
+      </w:pPr>
+      <w:r>
+        <w:rPr>
+          <w:noProof/>
+        </w:rPr>
+        <w:drawing>
+          <wp:inline distT="0" distB="0" distL="0" distR="0" wp14:anchorId="58B2DAD9" wp14:editId="60E0369E">
+            <wp:extent cx="5943600" cy="3295015"/>
+            <wp:effectExtent l="0" t="0" r="0" b="635"/>
+            <wp:docPr id="1272938327" name="Рисунок 11"/>
+            <wp:cNvGraphicFramePr>
+              <a:graphicFrameLocks xmlns:a="http://schemas.openxmlformats.org/drawingml/2006/main" noChangeAspect="1"/>
+            </wp:cNvGraphicFramePr>
+            <a:graphic xmlns:a="http://schemas.openxmlformats.org/drawingml/2006/main">
+              <a:graphicData uri="http://schemas.openxmlformats.org/drawingml/2006/picture">
+                <pic:pic xmlns:pic="http://schemas.openxmlformats.org/drawingml/2006/picture">
+                  <pic:nvPicPr>
+                    <pic:cNvPr id="0" name="Picture 11"/>
+                    <pic:cNvPicPr>
+                      <a:picLocks noChangeAspect="1" noChangeArrowheads="1"/>
+                    </pic:cNvPicPr>
+                  </pic:nvPicPr>
+                  <pic:blipFill>
+                    <a:blip r:embed="rId31">
+                      <a:extLst>
+                        <a:ext uri="{28A0092B-C50C-407E-A947-70E740481C1C}">
+                          <a14:useLocalDpi xmlns:a14="http://schemas.microsoft.com/office/drawing/2010/main" val="0"/>
+                        </a:ext>
+                      </a:extLst>
+                    </a:blip>
+                    <a:srcRect/>
+                    <a:stretch>
+                      <a:fillRect/>
+                    </a:stretch>
+                  </pic:blipFill>
+                  <pic:spPr bwMode="auto">
+                    <a:xfrm>
+                      <a:off x="0" y="0"/>
+                      <a:ext cx="5943600" cy="3295015"/>
+                    </a:xfrm>
+                    <a:prstGeom prst="rect">
+                      <a:avLst/>
+                    </a:prstGeom>
+                    <a:noFill/>
+                    <a:ln>
+                      <a:noFill/>
+                    </a:ln>
+                  </pic:spPr>
+                </pic:pic>
+              </a:graphicData>
+            </a:graphic>
+          </wp:inline>
+        </w:drawing>
+      </w:r>
+    </w:p>
+    <w:p>
+      <w:pPr>
+        <w:ind w:firstLine="0"/>
+        <w:jc w:val="center"/>
+      </w:pPr>
+      <w:r>
+        <w:t xml:space="preserve">Рисунок </w:t>
+      </w:r>
+      <w:r>
+        <w:t>24</w:t>
+      </w:r>
+      <w:r>
+        <w:t xml:space="preserve"> — Окно заявок сотрудников</w:t>
+      </w:r>
+    </w:p>
+    <w:p/>
+    <w:p>
+      <w:r>
+        <w:t xml:space="preserve">На рисунке </w:t>
+      </w:r>
+      <w:r>
+        <w:t>25</w:t>
+      </w:r>
+      <w:r>
+        <w:t xml:space="preserve"> представлено окно формирования отчётов. Администратору доступны три вида отчётов: «Реестр по подразделениям» — группировка активов по отделам с количеством и общей балансовой стоимостью, включая итоговую строку; «Инвентаризационная опись» — полный перечень оборудования с указанием типа, статуса, МОЛ и подразделения; «Отчёт по перемещениям» — журнал всех изменений ответственных и статусов. Любой отчёт можно экспортировать в формат CSV </w:t>
+      </w:r>
+      <w:r>
+        <w:lastRenderedPageBreak/>
+        <w:t>для дальнейшей работы в Excel. Переключение между отчётами осуществляется кнопками на верхней панели, активный отчёт подсвечивается цветом.</w:t>
+      </w:r>
+    </w:p>
+    <w:p/>
+    <w:p>
+      <w:pPr>
+        <w:ind w:firstLine="0"/>
+        <w:jc w:val="center"/>
+      </w:pPr>
+      <w:r>
+        <w:rPr>
+          <w:noProof/>
+        </w:rPr>
+        <w:drawing>
+          <wp:inline distT="0" distB="0" distL="0" distR="0" wp14:anchorId="58287896" wp14:editId="6CC71FD6">
+            <wp:extent cx="5969635" cy="3441700"/>
+            <wp:effectExtent l="0" t="0" r="0" b="6350"/>
+            <wp:docPr id="383232612" name="Рисунок 12"/>
+            <wp:cNvGraphicFramePr>
+              <a:graphicFrameLocks xmlns:a="http://schemas.openxmlformats.org/drawingml/2006/main" noChangeAspect="1"/>
+            </wp:cNvGraphicFramePr>
+            <a:graphic xmlns:a="http://schemas.openxmlformats.org/drawingml/2006/main">
+              <a:graphicData uri="http://schemas.openxmlformats.org/drawingml/2006/picture">
+                <pic:pic xmlns:pic="http://schemas.openxmlformats.org/drawingml/2006/picture">
+                  <pic:nvPicPr>
+                    <pic:cNvPr id="0" name="Picture 12"/>
+                    <pic:cNvPicPr>
+                      <a:picLocks noChangeAspect="1" noChangeArrowheads="1"/>
+                    </pic:cNvPicPr>
+                  </pic:nvPicPr>
+                  <pic:blipFill>
+                    <a:blip r:embed="rId32">
+                      <a:extLst>
+                        <a:ext uri="{28A0092B-C50C-407E-A947-70E740481C1C}">
+                          <a14:useLocalDpi xmlns:a14="http://schemas.microsoft.com/office/drawing/2010/main" val="0"/>
+                        </a:ext>
+                      </a:extLst>
+                    </a:blip>
+                    <a:srcRect/>
+                    <a:stretch>
+                      <a:fillRect/>
+                    </a:stretch>
+                  </pic:blipFill>
+                  <pic:spPr bwMode="auto">
+                    <a:xfrm>
+                      <a:off x="0" y="0"/>
+                      <a:ext cx="5969635" cy="3441700"/>
+                    </a:xfrm>
+                    <a:prstGeom prst="rect">
+                      <a:avLst/>
+                    </a:prstGeom>
+                    <a:noFill/>
+                    <a:ln>
+                      <a:noFill/>
+                    </a:ln>
+                  </pic:spPr>
+                </pic:pic>
+              </a:graphicData>
+            </a:graphic>
+          </wp:inline>
+        </w:drawing>
+      </w:r>
+    </w:p>
+    <w:p>
+      <w:pPr>
+        <w:ind w:firstLine="0"/>
+        <w:jc w:val="center"/>
+      </w:pPr>
+      <w:r>
+        <w:t xml:space="preserve">Рисунок </w:t>
+      </w:r>
+      <w:r>
+        <w:t>25</w:t>
+      </w:r>
+      <w:r>
+        <w:t xml:space="preserve"> — Окно формирования отчётов</w:t>
+      </w:r>
+    </w:p>
+    <w:p/>
+    <w:p>
+      <w:r>
+        <w:t>Таким образом, desktop-приложение реализует полный цикл управления IT-активами: от регистрации нового оборудования до обработки заявок на перемещение и ремонт. Разделение интерфейса по ролям (Администратор и Сотрудник) обеспечивает разграничение доступа: сотрудники могут только просматривать закреплённое за ними имущество и создавать заявки, в то время как администратор имеет полный контроль над реестром, назначением ответственных, формированием отчётности и обработкой входящих запросов.</w:t>
+      </w:r>
+    </w:p>
+    <w:p/>
+    <w:p>
+      <w:pPr>
         <w:pStyle w:val="3"/>
       </w:pPr>
-      <w:bookmarkStart w:id="22" w:name="_Toc227950352"/>
-      <w:r>
-        <w:t>Выбор среды разработки</w:t>
-      </w:r>
-      <w:bookmarkEnd w:id="22"/>
-    </w:p>
-    <w:p>
+      <w:bookmarkStart w:id="27" w:name="_Toc229051420"/>
+      <w:r>
+        <w:t>Реализация</w:t>
+      </w:r>
+      <w:r>
+        <w:rPr>
+          <w:lang w:val="en-US"/>
+        </w:rPr>
+        <w:t xml:space="preserve"> </w:t>
+      </w:r>
+      <w:r>
+        <w:t>мобильного-приложения</w:t>
+      </w:r>
+      <w:bookmarkEnd w:id="27"/>
+    </w:p>
+    <w:p>
+      <w:r>
+        <w:t xml:space="preserve">Мобильное приложение разработано в среде Android Studio на языке Java и предназначено для работы инвентаризатора непосредственно в местах </w:t>
+      </w:r>
+      <w:r>
+        <w:lastRenderedPageBreak/>
+        <w:t>эксплуатации оборудования. Дизайн выполнен в едином корпоративном стиле с цветовой схемой: основной цвет #2c3c63 (тёмно-синий) для панелей навигации и кнопок, белый фон для рабочих областей. Приложение взаимодействует с серверной частью системы через REST API, получая данные об активах и отправляя результаты проверок.</w:t>
+      </w:r>
+    </w:p>
+    <w:p>
+      <w:r>
+        <w:t>На рисунке 26 представлен экран авторизации — точка входа в мобильное приложение. Инвентаризатор вводит логин и пароль, назначенные администратором. Система проверяет учётные данные через API и при успешной авторизации открывает главный экран. В случае ошибки отображается сообщение «Неверный логин или пароль». Дизайн экрана выполнен в двухцветном стиле: верхняя часть с логотипом на тёмно-синем фоне, нижняя — белая с полями ввода.</w:t>
+      </w:r>
+    </w:p>
+    <w:p/>
+    <w:p>
+      <w:pPr>
+        <w:ind w:firstLine="0"/>
+        <w:jc w:val="center"/>
+      </w:pPr>
+      <w:r>
+        <w:rPr>
+          <w:noProof/>
+        </w:rPr>
+        <w:lastRenderedPageBreak/>
+        <w:drawing>
+          <wp:inline distT="0" distB="0" distL="0" distR="0" wp14:anchorId="0F0309D1" wp14:editId="0E33DFBE">
+            <wp:extent cx="2694278" cy="5995359"/>
+            <wp:effectExtent l="0" t="0" r="0" b="5715"/>
+            <wp:docPr id="904745049" name="Рисунок 6"/>
+            <wp:cNvGraphicFramePr>
+              <a:graphicFrameLocks xmlns:a="http://schemas.openxmlformats.org/drawingml/2006/main" noChangeAspect="1"/>
+            </wp:cNvGraphicFramePr>
+            <a:graphic xmlns:a="http://schemas.openxmlformats.org/drawingml/2006/main">
+              <a:graphicData uri="http://schemas.openxmlformats.org/drawingml/2006/picture">
+                <pic:pic xmlns:pic="http://schemas.openxmlformats.org/drawingml/2006/picture">
+                  <pic:nvPicPr>
+                    <pic:cNvPr id="0" name="Picture 6"/>
+                    <pic:cNvPicPr>
+                      <a:picLocks noChangeAspect="1" noChangeArrowheads="1"/>
+                    </pic:cNvPicPr>
+                  </pic:nvPicPr>
+                  <pic:blipFill>
+                    <a:blip r:embed="rId33">
+                      <a:extLst>
+                        <a:ext uri="{28A0092B-C50C-407E-A947-70E740481C1C}">
+                          <a14:useLocalDpi xmlns:a14="http://schemas.microsoft.com/office/drawing/2010/main" val="0"/>
+                        </a:ext>
+                      </a:extLst>
+                    </a:blip>
+                    <a:srcRect/>
+                    <a:stretch>
+                      <a:fillRect/>
+                    </a:stretch>
+                  </pic:blipFill>
+                  <pic:spPr bwMode="auto">
+                    <a:xfrm>
+                      <a:off x="0" y="0"/>
+                      <a:ext cx="2705430" cy="6020174"/>
+                    </a:xfrm>
+                    <a:prstGeom prst="rect">
+                      <a:avLst/>
+                    </a:prstGeom>
+                    <a:noFill/>
+                    <a:ln>
+                      <a:noFill/>
+                    </a:ln>
+                  </pic:spPr>
+                </pic:pic>
+              </a:graphicData>
+            </a:graphic>
+          </wp:inline>
+        </w:drawing>
+      </w:r>
+    </w:p>
+    <w:p>
+      <w:pPr>
+        <w:ind w:firstLine="0"/>
+        <w:jc w:val="center"/>
+      </w:pPr>
+      <w:r>
+        <w:t>Рисунок 26 — Экран авторизации мобильного приложения</w:t>
+      </w:r>
+    </w:p>
+    <w:p/>
+    <w:p>
+      <w:r>
+        <w:t>На рисунке 27 представлен главный экран приложения, на котором инвентаризатору доступны два варианта действий: начать новую инвентаризацию или продолжить ранее созданную активную сессию. Экран содержит приветствие с именем пользователя и две крупные кнопки: «Новая инвентаризация» и «Продолжить активную». В нижней части расположена кнопка выхода из системы.</w:t>
+      </w:r>
+    </w:p>
+    <w:p/>
+    <w:p>
+      <w:pPr>
+        <w:ind w:firstLine="0"/>
+        <w:jc w:val="center"/>
+      </w:pPr>
+      <w:r>
+        <w:rPr>
+          <w:noProof/>
+        </w:rPr>
+        <w:lastRenderedPageBreak/>
+        <w:drawing>
+          <wp:inline distT="0" distB="0" distL="0" distR="0" wp14:anchorId="4FBA843D" wp14:editId="3DA117FC">
+            <wp:extent cx="2918231" cy="6487065"/>
+            <wp:effectExtent l="0" t="0" r="0" b="0"/>
+            <wp:docPr id="1951174566" name="Рисунок 4"/>
+            <wp:cNvGraphicFramePr>
+              <a:graphicFrameLocks xmlns:a="http://schemas.openxmlformats.org/drawingml/2006/main" noChangeAspect="1"/>
+            </wp:cNvGraphicFramePr>
+            <a:graphic xmlns:a="http://schemas.openxmlformats.org/drawingml/2006/main">
+              <a:graphicData uri="http://schemas.openxmlformats.org/drawingml/2006/picture">
+                <pic:pic xmlns:pic="http://schemas.openxmlformats.org/drawingml/2006/picture">
+                  <pic:nvPicPr>
+                    <pic:cNvPr id="0" name="Picture 4"/>
+                    <pic:cNvPicPr>
+                      <a:picLocks noChangeAspect="1" noChangeArrowheads="1"/>
+                    </pic:cNvPicPr>
+                  </pic:nvPicPr>
+                  <pic:blipFill>
+                    <a:blip r:embed="rId34">
+                      <a:extLst>
+                        <a:ext uri="{28A0092B-C50C-407E-A947-70E740481C1C}">
+                          <a14:useLocalDpi xmlns:a14="http://schemas.microsoft.com/office/drawing/2010/main" val="0"/>
+                        </a:ext>
+                      </a:extLst>
+                    </a:blip>
+                    <a:srcRect/>
+                    <a:stretch>
+                      <a:fillRect/>
+                    </a:stretch>
+                  </pic:blipFill>
+                  <pic:spPr bwMode="auto">
+                    <a:xfrm>
+                      <a:off x="0" y="0"/>
+                      <a:ext cx="2920124" cy="6491274"/>
+                    </a:xfrm>
+                    <a:prstGeom prst="rect">
+                      <a:avLst/>
+                    </a:prstGeom>
+                    <a:noFill/>
+                    <a:ln>
+                      <a:noFill/>
+                    </a:ln>
+                  </pic:spPr>
+                </pic:pic>
+              </a:graphicData>
+            </a:graphic>
+          </wp:inline>
+        </w:drawing>
+      </w:r>
+    </w:p>
+    <w:p>
+      <w:pPr>
+        <w:ind w:firstLine="0"/>
+        <w:jc w:val="center"/>
+      </w:pPr>
+      <w:r>
+        <w:t>Рисунок 27 — Главный экран мобильного приложения</w:t>
+      </w:r>
+    </w:p>
+    <w:p/>
+    <w:p>
+      <w:r>
+        <w:t xml:space="preserve">На рисунке 28 представлен экран инвентаризации. В верхней части расположен выпадающий список для выбора подразделения. При выборе подразделения приложение загружает с сервера список активов, закреплённых за данным подразделением. Под списком отображается строка прогресса: «Проверено: N/M» и горизонтальный прогресс-бар. Центральную часть занимает список оборудования с указанием инвентарного номера, </w:t>
+      </w:r>
+      <w:r>
+        <w:lastRenderedPageBreak/>
+        <w:t>наименования, материально-ответственного лица и текущего статуса. В нижней части расположены две кнопки: «Сканировать» для поиска актива по QR-коду и «Синхронизация» для отправки результатов на сервер.</w:t>
+      </w:r>
+    </w:p>
+    <w:p/>
+    <w:p>
+      <w:pPr>
+        <w:ind w:firstLine="0"/>
+        <w:jc w:val="center"/>
+      </w:pPr>
+      <w:r>
+        <w:rPr>
+          <w:noProof/>
+        </w:rPr>
+        <w:drawing>
+          <wp:inline distT="0" distB="0" distL="0" distR="0" wp14:anchorId="3D38229A" wp14:editId="762D369C">
+            <wp:extent cx="2900316" cy="6504317"/>
+            <wp:effectExtent l="0" t="0" r="0" b="0"/>
+            <wp:docPr id="1072120198" name="Рисунок 3"/>
+            <wp:cNvGraphicFramePr>
+              <a:graphicFrameLocks xmlns:a="http://schemas.openxmlformats.org/drawingml/2006/main" noChangeAspect="1"/>
+            </wp:cNvGraphicFramePr>
+            <a:graphic xmlns:a="http://schemas.openxmlformats.org/drawingml/2006/main">
+              <a:graphicData uri="http://schemas.openxmlformats.org/drawingml/2006/picture">
+                <pic:pic xmlns:pic="http://schemas.openxmlformats.org/drawingml/2006/picture">
+                  <pic:nvPicPr>
+                    <pic:cNvPr id="0" name="Picture 3"/>
+                    <pic:cNvPicPr>
+                      <a:picLocks noChangeAspect="1" noChangeArrowheads="1"/>
+                    </pic:cNvPicPr>
+                  </pic:nvPicPr>
+                  <pic:blipFill>
+                    <a:blip r:embed="rId35">
+                      <a:extLst>
+                        <a:ext uri="{28A0092B-C50C-407E-A947-70E740481C1C}">
+                          <a14:useLocalDpi xmlns:a14="http://schemas.microsoft.com/office/drawing/2010/main" val="0"/>
+                        </a:ext>
+                      </a:extLst>
+                    </a:blip>
+                    <a:srcRect/>
+                    <a:stretch>
+                      <a:fillRect/>
+                    </a:stretch>
+                  </pic:blipFill>
+                  <pic:spPr bwMode="auto">
+                    <a:xfrm>
+                      <a:off x="0" y="0"/>
+                      <a:ext cx="2928621" cy="6567794"/>
+                    </a:xfrm>
+                    <a:prstGeom prst="rect">
+                      <a:avLst/>
+                    </a:prstGeom>
+                    <a:noFill/>
+                    <a:ln>
+                      <a:noFill/>
+                    </a:ln>
+                  </pic:spPr>
+                </pic:pic>
+              </a:graphicData>
+            </a:graphic>
+          </wp:inline>
+        </w:drawing>
+      </w:r>
+    </w:p>
+    <w:p>
+      <w:pPr>
+        <w:ind w:firstLine="0"/>
+        <w:jc w:val="center"/>
+      </w:pPr>
+      <w:r>
+        <w:t>Рисунок 28 — Экран инвентаризации</w:t>
+      </w:r>
+    </w:p>
+    <w:p/>
+    <w:p>
+      <w:r>
+        <w:t xml:space="preserve">На рисунке 29 представлен экран сканера. В верхней части экрана отображается </w:t>
+      </w:r>
       <w:proofErr w:type="spellStart"/>
       <w:r>
-        <w:t>Вавав</w:t>
+        <w:t>видеоискатель</w:t>
       </w:r>
       <w:proofErr w:type="spellEnd"/>
+      <w:r>
+        <w:t xml:space="preserve"> камеры для наведения на QR-код актива. Ниже </w:t>
+      </w:r>
+      <w:r>
+        <w:lastRenderedPageBreak/>
+        <w:t>расположено поле для ручного ввода инвентарного номера — это резервный способ поиска, используемый при повреждении метки или отсутствии камеры. Кнопка «Найти» запускает поиск актива в загруженном списке. При успешном обнаружении актив отмечается как проверенный и отображается уведомление с его наименованием.</w:t>
+      </w:r>
     </w:p>
     <w:p/>
     <w:p>
       <w:pPr>
-        <w:pStyle w:val="3"/>
-      </w:pPr>
-      <w:bookmarkStart w:id="23" w:name="_Toc227950353"/>
-      <w:r>
-        <w:t>Выбор средств для работы с базой данных</w:t>
-      </w:r>
-      <w:bookmarkEnd w:id="23"/>
-    </w:p>
-    <w:p>
-      <w:proofErr w:type="spellStart"/>
-      <w:r>
-        <w:t>Вавава</w:t>
-      </w:r>
-      <w:proofErr w:type="spellEnd"/>
+        <w:ind w:firstLine="0"/>
+        <w:jc w:val="center"/>
+      </w:pPr>
+      <w:r>
+        <w:rPr>
+          <w:noProof/>
+        </w:rPr>
+        <w:drawing>
+          <wp:inline distT="0" distB="0" distL="0" distR="0" wp14:anchorId="0ABD189A" wp14:editId="054894B5">
+            <wp:extent cx="3053715" cy="6762936"/>
+            <wp:effectExtent l="0" t="0" r="0" b="0"/>
+            <wp:docPr id="104305907" name="Рисунок 2"/>
+            <wp:cNvGraphicFramePr>
+              <a:graphicFrameLocks xmlns:a="http://schemas.openxmlformats.org/drawingml/2006/main" noChangeAspect="1"/>
+            </wp:cNvGraphicFramePr>
+            <a:graphic xmlns:a="http://schemas.openxmlformats.org/drawingml/2006/main">
+              <a:graphicData uri="http://schemas.openxmlformats.org/drawingml/2006/picture">
+                <pic:pic xmlns:pic="http://schemas.openxmlformats.org/drawingml/2006/picture">
+                  <pic:nvPicPr>
+                    <pic:cNvPr id="0" name="Picture 2"/>
+                    <pic:cNvPicPr>
+                      <a:picLocks noChangeAspect="1" noChangeArrowheads="1"/>
+                    </pic:cNvPicPr>
+                  </pic:nvPicPr>
+                  <pic:blipFill>
+                    <a:blip r:embed="rId36">
+                      <a:extLst>
+                        <a:ext uri="{28A0092B-C50C-407E-A947-70E740481C1C}">
+                          <a14:useLocalDpi xmlns:a14="http://schemas.microsoft.com/office/drawing/2010/main" val="0"/>
+                        </a:ext>
+                      </a:extLst>
+                    </a:blip>
+                    <a:srcRect/>
+                    <a:stretch>
+                      <a:fillRect/>
+                    </a:stretch>
+                  </pic:blipFill>
+                  <pic:spPr bwMode="auto">
+                    <a:xfrm>
+                      <a:off x="0" y="0"/>
+                      <a:ext cx="3056220" cy="6768483"/>
+                    </a:xfrm>
+                    <a:prstGeom prst="rect">
+                      <a:avLst/>
+                    </a:prstGeom>
+                    <a:noFill/>
+                    <a:ln>
+                      <a:noFill/>
+                    </a:ln>
+                  </pic:spPr>
+                </pic:pic>
+              </a:graphicData>
+            </a:graphic>
+          </wp:inline>
+        </w:drawing>
+      </w:r>
+    </w:p>
+    <w:p>
+      <w:pPr>
+        <w:ind w:firstLine="0"/>
+        <w:jc w:val="center"/>
+      </w:pPr>
+      <w:r>
+        <w:t>Рисунок 29 — Экран сканера QR-кодов</w:t>
+      </w:r>
+    </w:p>
+    <w:p/>
+    <w:p>
+      <w:r>
+        <w:t>На рисунке 30 представлен экран детальной информации об активе. Экран открывается при нажатии на актив в списке инвентаризации. В верхней части отображаются все атрибуты оборудования: инвентарный номер, наименование, тип, серийный номер, материально-ответственное лицо и подразделение. Ниже расположен выпадающий список для выбора статуса проверки: «На месте», «Неисправен» или «Отсутствует». Инвентаризатор может добавить текстовый комментарий (например, описание неисправности). Кнопка «Сохранить» фиксирует результат, после чего актив помечается как проверенный, а счётчик прогресса на экране инвентаризации обновляется. Кнопка «История» отображает информацию о предыдущих проверках данного актива. Кнопка «Назад» возвращает к списку активов.</w:t>
+      </w:r>
+    </w:p>
+    <w:p/>
+    <w:p>
+      <w:pPr>
+        <w:ind w:firstLine="0"/>
+        <w:jc w:val="center"/>
+      </w:pPr>
+      <w:r>
+        <w:rPr>
+          <w:noProof/>
+        </w:rPr>
+        <w:lastRenderedPageBreak/>
+        <w:drawing>
+          <wp:inline distT="0" distB="0" distL="0" distR="0" wp14:anchorId="3CD1AA05" wp14:editId="43464892">
+            <wp:extent cx="2786332" cy="6221155"/>
+            <wp:effectExtent l="0" t="0" r="0" b="8255"/>
+            <wp:docPr id="659421542" name="Рисунок 1"/>
+            <wp:cNvGraphicFramePr>
+              <a:graphicFrameLocks xmlns:a="http://schemas.openxmlformats.org/drawingml/2006/main" noChangeAspect="1"/>
+            </wp:cNvGraphicFramePr>
+            <a:graphic xmlns:a="http://schemas.openxmlformats.org/drawingml/2006/main">
+              <a:graphicData uri="http://schemas.openxmlformats.org/drawingml/2006/picture">
+                <pic:pic xmlns:pic="http://schemas.openxmlformats.org/drawingml/2006/picture">
+                  <pic:nvPicPr>
+                    <pic:cNvPr id="0" name="Picture 1"/>
+                    <pic:cNvPicPr>
+                      <a:picLocks noChangeAspect="1" noChangeArrowheads="1"/>
+                    </pic:cNvPicPr>
+                  </pic:nvPicPr>
+                  <pic:blipFill>
+                    <a:blip r:embed="rId37">
+                      <a:extLst>
+                        <a:ext uri="{28A0092B-C50C-407E-A947-70E740481C1C}">
+                          <a14:useLocalDpi xmlns:a14="http://schemas.microsoft.com/office/drawing/2010/main" val="0"/>
+                        </a:ext>
+                      </a:extLst>
+                    </a:blip>
+                    <a:srcRect/>
+                    <a:stretch>
+                      <a:fillRect/>
+                    </a:stretch>
+                  </pic:blipFill>
+                  <pic:spPr bwMode="auto">
+                    <a:xfrm>
+                      <a:off x="0" y="0"/>
+                      <a:ext cx="2798210" cy="6247674"/>
+                    </a:xfrm>
+                    <a:prstGeom prst="rect">
+                      <a:avLst/>
+                    </a:prstGeom>
+                    <a:noFill/>
+                    <a:ln>
+                      <a:noFill/>
+                    </a:ln>
+                  </pic:spPr>
+                </pic:pic>
+              </a:graphicData>
+            </a:graphic>
+          </wp:inline>
+        </w:drawing>
+      </w:r>
+    </w:p>
+    <w:p>
+      <w:pPr>
+        <w:ind w:firstLine="0"/>
+        <w:jc w:val="center"/>
+      </w:pPr>
+      <w:r>
+        <w:t>Рисунок 30 — Экран деталей актива</w:t>
+      </w:r>
+    </w:p>
+    <w:p>
+      <w:pPr>
+        <w:rPr>
+          <w:lang w:val="en-US"/>
+        </w:rPr>
+      </w:pPr>
+    </w:p>
+    <w:p>
+      <w:r>
+        <w:t>Завершающим этапом работы является синхронизация данных. При нажатии кнопки «Синхронизация» на экране инвентаризации все результаты проверок, накопленные в текущей сессии, отправляются на сервер. После успешной отправки отображается уведомление с количеством переданных записей, счётчик проверенных активов сбрасывается, а данные сохраняются в центральной базе. При отсутствии интернет-соединения результаты могут быть сохранены локально и синхронизированы позже.</w:t>
+      </w:r>
+    </w:p>
+    <w:p>
+      <w:pPr>
+        <w:rPr>
+          <w:lang w:val="en-US"/>
+        </w:rPr>
+      </w:pPr>
+      <w:r>
+        <w:lastRenderedPageBreak/>
+        <w:t>Таким образом, мобильное приложение реализует полный цикл полевой инвентаризации: авторизация, выбор подразделения, загрузка списка активов, идентификация оборудования (через QR-код или ручной ввод), фиксация состояния с комментариями и синхронизация результатов с сервером. Приложение работает в единой экосистеме с desktop-версией, обмениваясь данными через REST API, что обеспечивает актуальность информации в реальном времени и исключает двойной ввод данных.</w:t>
+      </w:r>
     </w:p>
     <w:p>
       <w:r>
         <w:br w:type="page"/>
       </w:r>
     </w:p>
-    <w:p/>
-    <w:p>
-      <w:pPr>
-        <w:pStyle w:val="2"/>
-      </w:pPr>
-      <w:bookmarkStart w:id="24" w:name="_Toc227950354"/>
-      <w:r>
-        <w:t>Р</w:t>
-      </w:r>
-      <w:r>
-        <w:t>еализация БД</w:t>
-      </w:r>
-      <w:bookmarkEnd w:id="24"/>
-    </w:p>
-    <w:p/>
-    <w:p>
-      <w:proofErr w:type="spellStart"/>
-      <w:r>
-        <w:t>Вавав</w:t>
-      </w:r>
-      <w:proofErr w:type="spellEnd"/>
-    </w:p>
-    <w:p>
-      <w:r>
-        <w:br w:type="page"/>
-      </w:r>
-    </w:p>
-    <w:p/>
-    <w:p>
-      <w:pPr>
-        <w:pStyle w:val="2"/>
-      </w:pPr>
-      <w:bookmarkStart w:id="25" w:name="_Toc227950355"/>
-      <w:r>
-        <w:t>Реализация интерфейса</w:t>
-      </w:r>
-      <w:bookmarkEnd w:id="25"/>
-    </w:p>
-    <w:p/>
-    <w:p>
-      <w:proofErr w:type="spellStart"/>
-      <w:r>
-        <w:t>Авава</w:t>
-      </w:r>
-      <w:proofErr w:type="spellEnd"/>
-    </w:p>
-    <w:p/>
-    <w:p>
-      <w:pPr>
-        <w:pStyle w:val="3"/>
-        <w:rPr>
-          <w:lang w:val="en-US"/>
-        </w:rPr>
-      </w:pPr>
-      <w:bookmarkStart w:id="26" w:name="_Toc227950356"/>
-      <w:r>
-        <w:t>Реализация</w:t>
-      </w:r>
-      <w:r>
-        <w:t xml:space="preserve"> </w:t>
-      </w:r>
-      <w:r>
-        <w:t>desktop-приложения</w:t>
-      </w:r>
-      <w:bookmarkEnd w:id="26"/>
-    </w:p>
-    <w:p>
-      <w:r>
-        <w:t>Вава</w:t>
-      </w:r>
-    </w:p>
-    <w:p/>
-    <w:p>
-      <w:pPr>
-        <w:pStyle w:val="3"/>
-      </w:pPr>
-      <w:bookmarkStart w:id="27" w:name="_Toc227950357"/>
-      <w:r>
-        <w:t>Реализация</w:t>
-      </w:r>
-      <w:r>
-        <w:rPr>
-          <w:lang w:val="en-US"/>
-        </w:rPr>
-        <w:t xml:space="preserve"> </w:t>
-      </w:r>
-      <w:r>
-        <w:t>мобильного</w:t>
-      </w:r>
-      <w:r>
-        <w:t>-приложения</w:t>
-      </w:r>
-      <w:bookmarkEnd w:id="27"/>
-    </w:p>
-    <w:p>
-      <w:proofErr w:type="spellStart"/>
-      <w:r>
-        <w:t>Вавава</w:t>
-      </w:r>
-      <w:proofErr w:type="spellEnd"/>
-    </w:p>
-    <w:p>
-      <w:r>
-        <w:br w:type="page"/>
-      </w:r>
-    </w:p>
     <w:p>
       <w:pPr>
         <w:pStyle w:val="1"/>
       </w:pPr>
-      <w:bookmarkStart w:id="28" w:name="_Toc227950358"/>
+      <w:bookmarkStart w:id="28" w:name="_Toc229051421"/>
       <w:r>
         <w:lastRenderedPageBreak/>
         <w:t>Э</w:t>
@@ -8610,7 +15782,7 @@
       <w:pPr>
         <w:pStyle w:val="a3"/>
       </w:pPr>
-      <w:bookmarkStart w:id="29" w:name="_Toc227950359"/>
+      <w:bookmarkStart w:id="29" w:name="_Toc229051422"/>
       <w:r>
         <w:lastRenderedPageBreak/>
         <w:t>З</w:t>
@@ -8632,7 +15804,7 @@
       <w:pPr>
         <w:pStyle w:val="a3"/>
       </w:pPr>
-      <w:bookmarkStart w:id="30" w:name="_Toc227950360"/>
+      <w:bookmarkStart w:id="30" w:name="_Toc229051423"/>
       <w:r>
         <w:lastRenderedPageBreak/>
         <w:t>СП</w:t>
@@ -8646,7 +15818,7 @@
     <w:p/>
     <w:p/>
     <w:sectPr>
-      <w:footerReference w:type="default" r:id="rId22"/>
+      <w:footerReference w:type="default" r:id="rId38"/>
       <w:pgSz w:w="11906" w:h="16838"/>
       <w:pgMar w:top="1134" w:right="850" w:bottom="1134" w:left="1701" w:header="0" w:footer="708" w:gutter="0"/>
       <w:cols w:space="708"/>
@@ -8901,6 +16073,119 @@
     </w:lvl>
   </w:abstractNum>
   <w:abstractNum w:abstractNumId="1" w15:restartNumberingAfterBreak="0">
+    <w:nsid w:val="081C512B"/>
+    <w:multiLevelType w:val="multilevel"/>
+    <w:tmpl w:val="5EBE25C8"/>
+    <w:lvl w:ilvl="0">
+      <w:start w:val="1"/>
+      <w:numFmt w:val="decimal"/>
+      <w:lvlText w:val="%1."/>
+      <w:lvlJc w:val="left"/>
+      <w:pPr>
+        <w:tabs>
+          <w:tab w:val="num" w:pos="720"/>
+        </w:tabs>
+        <w:ind w:left="720" w:hanging="360"/>
+      </w:pPr>
+    </w:lvl>
+    <w:lvl w:ilvl="1" w:tentative="1">
+      <w:start w:val="1"/>
+      <w:numFmt w:val="decimal"/>
+      <w:lvlText w:val="%2."/>
+      <w:lvlJc w:val="left"/>
+      <w:pPr>
+        <w:tabs>
+          <w:tab w:val="num" w:pos="1440"/>
+        </w:tabs>
+        <w:ind w:left="1440" w:hanging="360"/>
+      </w:pPr>
+    </w:lvl>
+    <w:lvl w:ilvl="2" w:tentative="1">
+      <w:start w:val="1"/>
+      <w:numFmt w:val="decimal"/>
+      <w:lvlText w:val="%3."/>
+      <w:lvlJc w:val="left"/>
+      <w:pPr>
+        <w:tabs>
+          <w:tab w:val="num" w:pos="2160"/>
+        </w:tabs>
+        <w:ind w:left="2160" w:hanging="360"/>
+      </w:pPr>
+    </w:lvl>
+    <w:lvl w:ilvl="3" w:tentative="1">
+      <w:start w:val="1"/>
+      <w:numFmt w:val="decimal"/>
+      <w:lvlText w:val="%4."/>
+      <w:lvlJc w:val="left"/>
+      <w:pPr>
+        <w:tabs>
+          <w:tab w:val="num" w:pos="2880"/>
+        </w:tabs>
+        <w:ind w:left="2880" w:hanging="360"/>
+      </w:pPr>
+    </w:lvl>
+    <w:lvl w:ilvl="4" w:tentative="1">
+      <w:start w:val="1"/>
+      <w:numFmt w:val="decimal"/>
+      <w:lvlText w:val="%5."/>
+      <w:lvlJc w:val="left"/>
+      <w:pPr>
+        <w:tabs>
+          <w:tab w:val="num" w:pos="3600"/>
+        </w:tabs>
+        <w:ind w:left="3600" w:hanging="360"/>
+      </w:pPr>
+    </w:lvl>
+    <w:lvl w:ilvl="5" w:tentative="1">
+      <w:start w:val="1"/>
+      <w:numFmt w:val="decimal"/>
+      <w:lvlText w:val="%6."/>
+      <w:lvlJc w:val="left"/>
+      <w:pPr>
+        <w:tabs>
+          <w:tab w:val="num" w:pos="4320"/>
+        </w:tabs>
+        <w:ind w:left="4320" w:hanging="360"/>
+      </w:pPr>
+    </w:lvl>
+    <w:lvl w:ilvl="6" w:tentative="1">
+      <w:start w:val="1"/>
+      <w:numFmt w:val="decimal"/>
+      <w:lvlText w:val="%7."/>
+      <w:lvlJc w:val="left"/>
+      <w:pPr>
+        <w:tabs>
+          <w:tab w:val="num" w:pos="5040"/>
+        </w:tabs>
+        <w:ind w:left="5040" w:hanging="360"/>
+      </w:pPr>
+    </w:lvl>
+    <w:lvl w:ilvl="7" w:tentative="1">
+      <w:start w:val="1"/>
+      <w:numFmt w:val="decimal"/>
+      <w:lvlText w:val="%8."/>
+      <w:lvlJc w:val="left"/>
+      <w:pPr>
+        <w:tabs>
+          <w:tab w:val="num" w:pos="5760"/>
+        </w:tabs>
+        <w:ind w:left="5760" w:hanging="360"/>
+      </w:pPr>
+    </w:lvl>
+    <w:lvl w:ilvl="8" w:tentative="1">
+      <w:start w:val="1"/>
+      <w:numFmt w:val="decimal"/>
+      <w:lvlText w:val="%9."/>
+      <w:lvlJc w:val="left"/>
+      <w:pPr>
+        <w:tabs>
+          <w:tab w:val="num" w:pos="6480"/>
+        </w:tabs>
+        <w:ind w:left="6480" w:hanging="360"/>
+      </w:pPr>
+    </w:lvl>
+  </w:abstractNum>
+  <w:abstractNum w:abstractNumId="2" w15:restartNumberingAfterBreak="0">
     <w:nsid w:val="0BE20F5D"/>
     <w:multiLevelType w:val="multilevel"/>
     <w:tmpl w:val="F4A0386A"/>
@@ -9049,7 +16334,7 @@
       </w:rPr>
     </w:lvl>
   </w:abstractNum>
-  <w:abstractNum w:abstractNumId="2" w15:restartNumberingAfterBreak="0">
+  <w:abstractNum w:abstractNumId="3" w15:restartNumberingAfterBreak="0">
     <w:nsid w:val="0E39571B"/>
     <w:multiLevelType w:val="multilevel"/>
     <w:tmpl w:val="EAEA9D5A"/>
@@ -9198,7 +16483,7 @@
       </w:rPr>
     </w:lvl>
   </w:abstractNum>
-  <w:abstractNum w:abstractNumId="3" w15:restartNumberingAfterBreak="0">
+  <w:abstractNum w:abstractNumId="4" w15:restartNumberingAfterBreak="0">
     <w:nsid w:val="121D1E42"/>
     <w:multiLevelType w:val="multilevel"/>
     <w:tmpl w:val="2F10EC7A"/>
@@ -9347,7 +16632,120 @@
       </w:rPr>
     </w:lvl>
   </w:abstractNum>
-  <w:abstractNum w:abstractNumId="4" w15:restartNumberingAfterBreak="0">
+  <w:abstractNum w:abstractNumId="5" w15:restartNumberingAfterBreak="0">
+    <w:nsid w:val="17BC4081"/>
+    <w:multiLevelType w:val="multilevel"/>
+    <w:tmpl w:val="B73E623C"/>
+    <w:lvl w:ilvl="0">
+      <w:start w:val="1"/>
+      <w:numFmt w:val="decimal"/>
+      <w:lvlText w:val="%1."/>
+      <w:lvlJc w:val="left"/>
+      <w:pPr>
+        <w:tabs>
+          <w:tab w:val="num" w:pos="720"/>
+        </w:tabs>
+        <w:ind w:left="720" w:hanging="360"/>
+      </w:pPr>
+    </w:lvl>
+    <w:lvl w:ilvl="1" w:tentative="1">
+      <w:start w:val="1"/>
+      <w:numFmt w:val="decimal"/>
+      <w:lvlText w:val="%2."/>
+      <w:lvlJc w:val="left"/>
+      <w:pPr>
+        <w:tabs>
+          <w:tab w:val="num" w:pos="1440"/>
+        </w:tabs>
+        <w:ind w:left="1440" w:hanging="360"/>
+      </w:pPr>
+    </w:lvl>
+    <w:lvl w:ilvl="2" w:tentative="1">
+      <w:start w:val="1"/>
+      <w:numFmt w:val="decimal"/>
+      <w:lvlText w:val="%3."/>
+      <w:lvlJc w:val="left"/>
+      <w:pPr>
+        <w:tabs>
+          <w:tab w:val="num" w:pos="2160"/>
+        </w:tabs>
+        <w:ind w:left="2160" w:hanging="360"/>
+      </w:pPr>
+    </w:lvl>
+    <w:lvl w:ilvl="3" w:tentative="1">
+      <w:start w:val="1"/>
+      <w:numFmt w:val="decimal"/>
+      <w:lvlText w:val="%4."/>
+      <w:lvlJc w:val="left"/>
+      <w:pPr>
+        <w:tabs>
+          <w:tab w:val="num" w:pos="2880"/>
+        </w:tabs>
+        <w:ind w:left="2880" w:hanging="360"/>
+      </w:pPr>
+    </w:lvl>
+    <w:lvl w:ilvl="4" w:tentative="1">
+      <w:start w:val="1"/>
+      <w:numFmt w:val="decimal"/>
+      <w:lvlText w:val="%5."/>
+      <w:lvlJc w:val="left"/>
+      <w:pPr>
+        <w:tabs>
+          <w:tab w:val="num" w:pos="3600"/>
+        </w:tabs>
+        <w:ind w:left="3600" w:hanging="360"/>
+      </w:pPr>
+    </w:lvl>
+    <w:lvl w:ilvl="5" w:tentative="1">
+      <w:start w:val="1"/>
+      <w:numFmt w:val="decimal"/>
+      <w:lvlText w:val="%6."/>
+      <w:lvlJc w:val="left"/>
+      <w:pPr>
+        <w:tabs>
+          <w:tab w:val="num" w:pos="4320"/>
+        </w:tabs>
+        <w:ind w:left="4320" w:hanging="360"/>
+      </w:pPr>
+    </w:lvl>
+    <w:lvl w:ilvl="6" w:tentative="1">
+      <w:start w:val="1"/>
+      <w:numFmt w:val="decimal"/>
+      <w:lvlText w:val="%7."/>
+      <w:lvlJc w:val="left"/>
+      <w:pPr>
+        <w:tabs>
+          <w:tab w:val="num" w:pos="5040"/>
+        </w:tabs>
+        <w:ind w:left="5040" w:hanging="360"/>
+      </w:pPr>
+    </w:lvl>
+    <w:lvl w:ilvl="7" w:tentative="1">
+      <w:start w:val="1"/>
+      <w:numFmt w:val="decimal"/>
+      <w:lvlText w:val="%8."/>
+      <w:lvlJc w:val="left"/>
+      <w:pPr>
+        <w:tabs>
+          <w:tab w:val="num" w:pos="5760"/>
+        </w:tabs>
+        <w:ind w:left="5760" w:hanging="360"/>
+      </w:pPr>
+    </w:lvl>
+    <w:lvl w:ilvl="8" w:tentative="1">
+      <w:start w:val="1"/>
+      <w:numFmt w:val="decimal"/>
+      <w:lvlText w:val="%9."/>
+      <w:lvlJc w:val="left"/>
+      <w:pPr>
+        <w:tabs>
+          <w:tab w:val="num" w:pos="6480"/>
+        </w:tabs>
+        <w:ind w:left="6480" w:hanging="360"/>
+      </w:pPr>
+    </w:lvl>
+  </w:abstractNum>
+  <w:abstractNum w:abstractNumId="6" w15:restartNumberingAfterBreak="0">
     <w:nsid w:val="194C3A0D"/>
     <w:multiLevelType w:val="multilevel"/>
     <w:tmpl w:val="DEF0483E"/>
@@ -9496,7 +16894,7 @@
       </w:rPr>
     </w:lvl>
   </w:abstractNum>
-  <w:abstractNum w:abstractNumId="5" w15:restartNumberingAfterBreak="0">
+  <w:abstractNum w:abstractNumId="7" w15:restartNumberingAfterBreak="0">
     <w:nsid w:val="1C4654B4"/>
     <w:multiLevelType w:val="multilevel"/>
     <w:tmpl w:val="1FE2AC5A"/>
@@ -9582,7 +16980,7 @@
       </w:pPr>
     </w:lvl>
   </w:abstractNum>
-  <w:abstractNum w:abstractNumId="6" w15:restartNumberingAfterBreak="0">
+  <w:abstractNum w:abstractNumId="8" w15:restartNumberingAfterBreak="0">
     <w:nsid w:val="1DC427AD"/>
     <w:multiLevelType w:val="hybridMultilevel"/>
     <w:tmpl w:val="87961588"/>
@@ -9695,7 +17093,7 @@
       </w:rPr>
     </w:lvl>
   </w:abstractNum>
-  <w:abstractNum w:abstractNumId="7" w15:restartNumberingAfterBreak="0">
+  <w:abstractNum w:abstractNumId="9" w15:restartNumberingAfterBreak="0">
     <w:nsid w:val="2222184F"/>
     <w:multiLevelType w:val="hybridMultilevel"/>
     <w:tmpl w:val="C2C23D92"/>
@@ -9808,7 +17206,7 @@
       </w:rPr>
     </w:lvl>
   </w:abstractNum>
-  <w:abstractNum w:abstractNumId="8" w15:restartNumberingAfterBreak="0">
+  <w:abstractNum w:abstractNumId="10" w15:restartNumberingAfterBreak="0">
     <w:nsid w:val="24575AC8"/>
     <w:multiLevelType w:val="multilevel"/>
     <w:tmpl w:val="D10C32B0"/>
@@ -9921,7 +17319,120 @@
       </w:pPr>
     </w:lvl>
   </w:abstractNum>
-  <w:abstractNum w:abstractNumId="9" w15:restartNumberingAfterBreak="0">
+  <w:abstractNum w:abstractNumId="11" w15:restartNumberingAfterBreak="0">
+    <w:nsid w:val="2A105306"/>
+    <w:multiLevelType w:val="hybridMultilevel"/>
+    <w:tmpl w:val="C08EB290"/>
+    <w:lvl w:ilvl="0" w:tplc="2CAC5278">
+      <w:start w:val="1"/>
+      <w:numFmt w:val="bullet"/>
+      <w:lvlText w:val=""/>
+      <w:lvlJc w:val="left"/>
+      <w:pPr>
+        <w:ind w:left="1429" w:hanging="360"/>
+      </w:pPr>
+      <w:rPr>
+        <w:rFonts w:ascii="Symbol" w:hAnsi="Symbol" w:hint="default"/>
+      </w:rPr>
+    </w:lvl>
+    <w:lvl w:ilvl="1" w:tplc="04190003" w:tentative="1">
+      <w:start w:val="1"/>
+      <w:numFmt w:val="bullet"/>
+      <w:lvlText w:val="o"/>
+      <w:lvlJc w:val="left"/>
+      <w:pPr>
+        <w:ind w:left="2149" w:hanging="360"/>
+      </w:pPr>
+      <w:rPr>
+        <w:rFonts w:ascii="Courier New" w:hAnsi="Courier New" w:cs="Courier New" w:hint="default"/>
+      </w:rPr>
+    </w:lvl>
+    <w:lvl w:ilvl="2" w:tplc="04190005" w:tentative="1">
+      <w:start w:val="1"/>
+      <w:numFmt w:val="bullet"/>
+      <w:lvlText w:val=""/>
+      <w:lvlJc w:val="left"/>
+      <w:pPr>
+        <w:ind w:left="2869" w:hanging="360"/>
+      </w:pPr>
+      <w:rPr>
+        <w:rFonts w:ascii="Wingdings" w:hAnsi="Wingdings" w:hint="default"/>
+      </w:rPr>
+    </w:lvl>
+    <w:lvl w:ilvl="3" w:tplc="04190001" w:tentative="1">
+      <w:start w:val="1"/>
+      <w:numFmt w:val="bullet"/>
+      <w:lvlText w:val=""/>
+      <w:lvlJc w:val="left"/>
+      <w:pPr>
+        <w:ind w:left="3589" w:hanging="360"/>
+      </w:pPr>
+      <w:rPr>
+        <w:rFonts w:ascii="Symbol" w:hAnsi="Symbol" w:hint="default"/>
+      </w:rPr>
+    </w:lvl>
+    <w:lvl w:ilvl="4" w:tplc="04190003" w:tentative="1">
+      <w:start w:val="1"/>
+      <w:numFmt w:val="bullet"/>
+      <w:lvlText w:val="o"/>
+      <w:lvlJc w:val="left"/>
+      <w:pPr>
+        <w:ind w:left="4309" w:hanging="360"/>
+      </w:pPr>
+      <w:rPr>
+        <w:rFonts w:ascii="Courier New" w:hAnsi="Courier New" w:cs="Courier New" w:hint="default"/>
+      </w:rPr>
+    </w:lvl>
+    <w:lvl w:ilvl="5" w:tplc="04190005" w:tentative="1">
+      <w:start w:val="1"/>
+      <w:numFmt w:val="bullet"/>
+      <w:lvlText w:val=""/>
+      <w:lvlJc w:val="left"/>
+      <w:pPr>
+        <w:ind w:left="5029" w:hanging="360"/>
+      </w:pPr>
+      <w:rPr>
+        <w:rFonts w:ascii="Wingdings" w:hAnsi="Wingdings" w:hint="default"/>
+      </w:rPr>
+    </w:lvl>
+    <w:lvl w:ilvl="6" w:tplc="04190001" w:tentative="1">
+      <w:start w:val="1"/>
+      <w:numFmt w:val="bullet"/>
+      <w:lvlText w:val=""/>
+      <w:lvlJc w:val="left"/>
+      <w:pPr>
+        <w:ind w:left="5749" w:hanging="360"/>
+      </w:pPr>
+      <w:rPr>
+        <w:rFonts w:ascii="Symbol" w:hAnsi="Symbol" w:hint="default"/>
+      </w:rPr>
+    </w:lvl>
+    <w:lvl w:ilvl="7" w:tplc="04190003" w:tentative="1">
+      <w:start w:val="1"/>
+      <w:numFmt w:val="bullet"/>
+      <w:lvlText w:val="o"/>
+      <w:lvlJc w:val="left"/>
+      <w:pPr>
+        <w:ind w:left="6469" w:hanging="360"/>
+      </w:pPr>
+      <w:rPr>
+        <w:rFonts w:ascii="Courier New" w:hAnsi="Courier New" w:cs="Courier New" w:hint="default"/>
+      </w:rPr>
+    </w:lvl>
+    <w:lvl w:ilvl="8" w:tplc="04190005" w:tentative="1">
+      <w:start w:val="1"/>
+      <w:numFmt w:val="bullet"/>
+      <w:lvlText w:val=""/>
+      <w:lvlJc w:val="left"/>
+      <w:pPr>
+        <w:ind w:left="7189" w:hanging="360"/>
+      </w:pPr>
+      <w:rPr>
+        <w:rFonts w:ascii="Wingdings" w:hAnsi="Wingdings" w:hint="default"/>
+      </w:rPr>
+    </w:lvl>
+  </w:abstractNum>
+  <w:abstractNum w:abstractNumId="12" w15:restartNumberingAfterBreak="0">
     <w:nsid w:val="2A6B0629"/>
     <w:multiLevelType w:val="hybridMultilevel"/>
     <w:tmpl w:val="FBBA91F2"/>
@@ -10007,7 +17518,7 @@
       </w:pPr>
     </w:lvl>
   </w:abstractNum>
-  <w:abstractNum w:abstractNumId="10" w15:restartNumberingAfterBreak="0">
+  <w:abstractNum w:abstractNumId="13" w15:restartNumberingAfterBreak="0">
     <w:nsid w:val="2B6743B2"/>
     <w:multiLevelType w:val="hybridMultilevel"/>
     <w:tmpl w:val="8A72D112"/>
@@ -10120,7 +17631,7 @@
       </w:rPr>
     </w:lvl>
   </w:abstractNum>
-  <w:abstractNum w:abstractNumId="11" w15:restartNumberingAfterBreak="0">
+  <w:abstractNum w:abstractNumId="14" w15:restartNumberingAfterBreak="0">
     <w:nsid w:val="2CB13075"/>
     <w:multiLevelType w:val="multilevel"/>
     <w:tmpl w:val="0D3AC224"/>
@@ -10241,7 +17752,7 @@
       </w:rPr>
     </w:lvl>
   </w:abstractNum>
-  <w:abstractNum w:abstractNumId="12" w15:restartNumberingAfterBreak="0">
+  <w:abstractNum w:abstractNumId="15" w15:restartNumberingAfterBreak="0">
     <w:nsid w:val="2D606793"/>
     <w:multiLevelType w:val="hybridMultilevel"/>
     <w:tmpl w:val="89D653D4"/>
@@ -10354,7 +17865,7 @@
       </w:rPr>
     </w:lvl>
   </w:abstractNum>
-  <w:abstractNum w:abstractNumId="13" w15:restartNumberingAfterBreak="0">
+  <w:abstractNum w:abstractNumId="16" w15:restartNumberingAfterBreak="0">
     <w:nsid w:val="2F84177E"/>
     <w:multiLevelType w:val="multilevel"/>
     <w:tmpl w:val="0A48AB2A"/>
@@ -10503,7 +18014,7 @@
       </w:rPr>
     </w:lvl>
   </w:abstractNum>
-  <w:abstractNum w:abstractNumId="14" w15:restartNumberingAfterBreak="0">
+  <w:abstractNum w:abstractNumId="17" w15:restartNumberingAfterBreak="0">
     <w:nsid w:val="369A7E88"/>
     <w:multiLevelType w:val="multilevel"/>
     <w:tmpl w:val="F1D053A8"/>
@@ -10616,7 +18127,7 @@
       </w:pPr>
     </w:lvl>
   </w:abstractNum>
-  <w:abstractNum w:abstractNumId="15" w15:restartNumberingAfterBreak="0">
+  <w:abstractNum w:abstractNumId="18" w15:restartNumberingAfterBreak="0">
     <w:nsid w:val="3824091A"/>
     <w:multiLevelType w:val="multilevel"/>
     <w:tmpl w:val="91DC2074"/>
@@ -10765,7 +18276,7 @@
       </w:rPr>
     </w:lvl>
   </w:abstractNum>
-  <w:abstractNum w:abstractNumId="16" w15:restartNumberingAfterBreak="0">
+  <w:abstractNum w:abstractNumId="19" w15:restartNumberingAfterBreak="0">
     <w:nsid w:val="3C026145"/>
     <w:multiLevelType w:val="hybridMultilevel"/>
     <w:tmpl w:val="B43C005E"/>
@@ -10878,7 +18389,7 @@
       </w:rPr>
     </w:lvl>
   </w:abstractNum>
-  <w:abstractNum w:abstractNumId="17" w15:restartNumberingAfterBreak="0">
+  <w:abstractNum w:abstractNumId="20" w15:restartNumberingAfterBreak="0">
     <w:nsid w:val="3DB32E1C"/>
     <w:multiLevelType w:val="multilevel"/>
     <w:tmpl w:val="CA3E5B8A"/>
@@ -11027,7 +18538,7 @@
       </w:rPr>
     </w:lvl>
   </w:abstractNum>
-  <w:abstractNum w:abstractNumId="18" w15:restartNumberingAfterBreak="0">
+  <w:abstractNum w:abstractNumId="21" w15:restartNumberingAfterBreak="0">
     <w:nsid w:val="3F1E1550"/>
     <w:multiLevelType w:val="multilevel"/>
     <w:tmpl w:val="E1C03E36"/>
@@ -11176,7 +18687,7 @@
       </w:rPr>
     </w:lvl>
   </w:abstractNum>
-  <w:abstractNum w:abstractNumId="19" w15:restartNumberingAfterBreak="0">
+  <w:abstractNum w:abstractNumId="22" w15:restartNumberingAfterBreak="0">
     <w:nsid w:val="47C51688"/>
     <w:multiLevelType w:val="hybridMultilevel"/>
     <w:tmpl w:val="3C82AACC"/>
@@ -11289,7 +18800,7 @@
       </w:rPr>
     </w:lvl>
   </w:abstractNum>
-  <w:abstractNum w:abstractNumId="20" w15:restartNumberingAfterBreak="0">
+  <w:abstractNum w:abstractNumId="23" w15:restartNumberingAfterBreak="0">
     <w:nsid w:val="49465745"/>
     <w:multiLevelType w:val="multilevel"/>
     <w:tmpl w:val="915C2412"/>
@@ -11402,7 +18913,120 @@
       </w:pPr>
     </w:lvl>
   </w:abstractNum>
-  <w:abstractNum w:abstractNumId="21" w15:restartNumberingAfterBreak="0">
+  <w:abstractNum w:abstractNumId="24" w15:restartNumberingAfterBreak="0">
+    <w:nsid w:val="494B07BE"/>
+    <w:multiLevelType w:val="hybridMultilevel"/>
+    <w:tmpl w:val="BD783D98"/>
+    <w:lvl w:ilvl="0" w:tplc="2CAC5278">
+      <w:start w:val="1"/>
+      <w:numFmt w:val="bullet"/>
+      <w:lvlText w:val=""/>
+      <w:lvlJc w:val="left"/>
+      <w:pPr>
+        <w:ind w:left="1429" w:hanging="360"/>
+      </w:pPr>
+      <w:rPr>
+        <w:rFonts w:ascii="Symbol" w:hAnsi="Symbol" w:hint="default"/>
+      </w:rPr>
+    </w:lvl>
+    <w:lvl w:ilvl="1" w:tplc="04190003" w:tentative="1">
+      <w:start w:val="1"/>
+      <w:numFmt w:val="bullet"/>
+      <w:lvlText w:val="o"/>
+      <w:lvlJc w:val="left"/>
+      <w:pPr>
+        <w:ind w:left="2149" w:hanging="360"/>
+      </w:pPr>
+      <w:rPr>
+        <w:rFonts w:ascii="Courier New" w:hAnsi="Courier New" w:cs="Courier New" w:hint="default"/>
+      </w:rPr>
+    </w:lvl>
+    <w:lvl w:ilvl="2" w:tplc="04190005" w:tentative="1">
+      <w:start w:val="1"/>
+      <w:numFmt w:val="bullet"/>
+      <w:lvlText w:val=""/>
+      <w:lvlJc w:val="left"/>
+      <w:pPr>
+        <w:ind w:left="2869" w:hanging="360"/>
+      </w:pPr>
+      <w:rPr>
+        <w:rFonts w:ascii="Wingdings" w:hAnsi="Wingdings" w:hint="default"/>
+      </w:rPr>
+    </w:lvl>
+    <w:lvl w:ilvl="3" w:tplc="04190001" w:tentative="1">
+      <w:start w:val="1"/>
+      <w:numFmt w:val="bullet"/>
+      <w:lvlText w:val=""/>
+      <w:lvlJc w:val="left"/>
+      <w:pPr>
+        <w:ind w:left="3589" w:hanging="360"/>
+      </w:pPr>
+      <w:rPr>
+        <w:rFonts w:ascii="Symbol" w:hAnsi="Symbol" w:hint="default"/>
+      </w:rPr>
+    </w:lvl>
+    <w:lvl w:ilvl="4" w:tplc="04190003" w:tentative="1">
+      <w:start w:val="1"/>
+      <w:numFmt w:val="bullet"/>
+      <w:lvlText w:val="o"/>
+      <w:lvlJc w:val="left"/>
+      <w:pPr>
+        <w:ind w:left="4309" w:hanging="360"/>
+      </w:pPr>
+      <w:rPr>
+        <w:rFonts w:ascii="Courier New" w:hAnsi="Courier New" w:cs="Courier New" w:hint="default"/>
+      </w:rPr>
+    </w:lvl>
+    <w:lvl w:ilvl="5" w:tplc="04190005" w:tentative="1">
+      <w:start w:val="1"/>
+      <w:numFmt w:val="bullet"/>
+      <w:lvlText w:val=""/>
+      <w:lvlJc w:val="left"/>
+      <w:pPr>
+        <w:ind w:left="5029" w:hanging="360"/>
+      </w:pPr>
+      <w:rPr>
+        <w:rFonts w:ascii="Wingdings" w:hAnsi="Wingdings" w:hint="default"/>
+      </w:rPr>
+    </w:lvl>
+    <w:lvl w:ilvl="6" w:tplc="04190001" w:tentative="1">
+      <w:start w:val="1"/>
+      <w:numFmt w:val="bullet"/>
+      <w:lvlText w:val=""/>
+      <w:lvlJc w:val="left"/>
+      <w:pPr>
+        <w:ind w:left="5749" w:hanging="360"/>
+      </w:pPr>
+      <w:rPr>
+        <w:rFonts w:ascii="Symbol" w:hAnsi="Symbol" w:hint="default"/>
+      </w:rPr>
+    </w:lvl>
+    <w:lvl w:ilvl="7" w:tplc="04190003" w:tentative="1">
+      <w:start w:val="1"/>
+      <w:numFmt w:val="bullet"/>
+      <w:lvlText w:val="o"/>
+      <w:lvlJc w:val="left"/>
+      <w:pPr>
+        <w:ind w:left="6469" w:hanging="360"/>
+      </w:pPr>
+      <w:rPr>
+        <w:rFonts w:ascii="Courier New" w:hAnsi="Courier New" w:cs="Courier New" w:hint="default"/>
+      </w:rPr>
+    </w:lvl>
+    <w:lvl w:ilvl="8" w:tplc="04190005" w:tentative="1">
+      <w:start w:val="1"/>
+      <w:numFmt w:val="bullet"/>
+      <w:lvlText w:val=""/>
+      <w:lvlJc w:val="left"/>
+      <w:pPr>
+        <w:ind w:left="7189" w:hanging="360"/>
+      </w:pPr>
+      <w:rPr>
+        <w:rFonts w:ascii="Wingdings" w:hAnsi="Wingdings" w:hint="default"/>
+      </w:rPr>
+    </w:lvl>
+  </w:abstractNum>
+  <w:abstractNum w:abstractNumId="25" w15:restartNumberingAfterBreak="0">
     <w:nsid w:val="49F75BBA"/>
     <w:multiLevelType w:val="hybridMultilevel"/>
     <w:tmpl w:val="4AFAB2BA"/>
@@ -11515,7 +19139,7 @@
       </w:rPr>
     </w:lvl>
   </w:abstractNum>
-  <w:abstractNum w:abstractNumId="22" w15:restartNumberingAfterBreak="0">
+  <w:abstractNum w:abstractNumId="26" w15:restartNumberingAfterBreak="0">
     <w:nsid w:val="4A0C7F98"/>
     <w:multiLevelType w:val="hybridMultilevel"/>
     <w:tmpl w:val="6F92BB62"/>
@@ -11628,7 +19252,7 @@
       </w:rPr>
     </w:lvl>
   </w:abstractNum>
-  <w:abstractNum w:abstractNumId="23" w15:restartNumberingAfterBreak="0">
+  <w:abstractNum w:abstractNumId="27" w15:restartNumberingAfterBreak="0">
     <w:nsid w:val="546162BF"/>
     <w:multiLevelType w:val="multilevel"/>
     <w:tmpl w:val="1BFE6258"/>
@@ -11741,7 +19365,93 @@
       </w:pPr>
     </w:lvl>
   </w:abstractNum>
-  <w:abstractNum w:abstractNumId="24" w15:restartNumberingAfterBreak="0">
+  <w:abstractNum w:abstractNumId="28" w15:restartNumberingAfterBreak="0">
+    <w:nsid w:val="573E337D"/>
+    <w:multiLevelType w:val="hybridMultilevel"/>
+    <w:tmpl w:val="B76E9248"/>
+    <w:lvl w:ilvl="0" w:tplc="0419000F">
+      <w:start w:val="1"/>
+      <w:numFmt w:val="decimal"/>
+      <w:lvlText w:val="%1."/>
+      <w:lvlJc w:val="left"/>
+      <w:pPr>
+        <w:ind w:left="1429" w:hanging="360"/>
+      </w:pPr>
+    </w:lvl>
+    <w:lvl w:ilvl="1" w:tplc="04190019" w:tentative="1">
+      <w:start w:val="1"/>
+      <w:numFmt w:val="lowerLetter"/>
+      <w:lvlText w:val="%2."/>
+      <w:lvlJc w:val="left"/>
+      <w:pPr>
+        <w:ind w:left="2149" w:hanging="360"/>
+      </w:pPr>
+    </w:lvl>
+    <w:lvl w:ilvl="2" w:tplc="0419001B" w:tentative="1">
+      <w:start w:val="1"/>
+      <w:numFmt w:val="lowerRoman"/>
+      <w:lvlText w:val="%3."/>
+      <w:lvlJc w:val="right"/>
+      <w:pPr>
+        <w:ind w:left="2869" w:hanging="180"/>
+      </w:pPr>
+    </w:lvl>
+    <w:lvl w:ilvl="3" w:tplc="0419000F" w:tentative="1">
+      <w:start w:val="1"/>
+      <w:numFmt w:val="decimal"/>
+      <w:lvlText w:val="%4."/>
+      <w:lvlJc w:val="left"/>
+      <w:pPr>
+        <w:ind w:left="3589" w:hanging="360"/>
+      </w:pPr>
+    </w:lvl>
+    <w:lvl w:ilvl="4" w:tplc="04190019" w:tentative="1">
+      <w:start w:val="1"/>
+      <w:numFmt w:val="lowerLetter"/>
+      <w:lvlText w:val="%5."/>
+      <w:lvlJc w:val="left"/>
+      <w:pPr>
+        <w:ind w:left="4309" w:hanging="360"/>
+      </w:pPr>
+    </w:lvl>
+    <w:lvl w:ilvl="5" w:tplc="0419001B" w:tentative="1">
+      <w:start w:val="1"/>
+      <w:numFmt w:val="lowerRoman"/>
+      <w:lvlText w:val="%6."/>
+      <w:lvlJc w:val="right"/>
+      <w:pPr>
+        <w:ind w:left="5029" w:hanging="180"/>
+      </w:pPr>
+    </w:lvl>
+    <w:lvl w:ilvl="6" w:tplc="0419000F" w:tentative="1">
+      <w:start w:val="1"/>
+      <w:numFmt w:val="decimal"/>
+      <w:lvlText w:val="%7."/>
+      <w:lvlJc w:val="left"/>
+      <w:pPr>
+        <w:ind w:left="5749" w:hanging="360"/>
+      </w:pPr>
+    </w:lvl>
+    <w:lvl w:ilvl="7" w:tplc="04190019" w:tentative="1">
+      <w:start w:val="1"/>
+      <w:numFmt w:val="lowerLetter"/>
+      <w:lvlText w:val="%8."/>
+      <w:lvlJc w:val="left"/>
+      <w:pPr>
+        <w:ind w:left="6469" w:hanging="360"/>
+      </w:pPr>
+    </w:lvl>
+    <w:lvl w:ilvl="8" w:tplc="0419001B" w:tentative="1">
+      <w:start w:val="1"/>
+      <w:numFmt w:val="lowerRoman"/>
+      <w:lvlText w:val="%9."/>
+      <w:lvlJc w:val="right"/>
+      <w:pPr>
+        <w:ind w:left="7189" w:hanging="180"/>
+      </w:pPr>
+    </w:lvl>
+  </w:abstractNum>
+  <w:abstractNum w:abstractNumId="29" w15:restartNumberingAfterBreak="0">
     <w:nsid w:val="583A78DE"/>
     <w:multiLevelType w:val="hybridMultilevel"/>
     <w:tmpl w:val="757CA10C"/>
@@ -11854,7 +19564,7 @@
       </w:rPr>
     </w:lvl>
   </w:abstractNum>
-  <w:abstractNum w:abstractNumId="25" w15:restartNumberingAfterBreak="0">
+  <w:abstractNum w:abstractNumId="30" w15:restartNumberingAfterBreak="0">
     <w:nsid w:val="58DE16DC"/>
     <w:multiLevelType w:val="multilevel"/>
     <w:tmpl w:val="58D2FE66"/>
@@ -12003,7 +19713,7 @@
       </w:rPr>
     </w:lvl>
   </w:abstractNum>
-  <w:abstractNum w:abstractNumId="26" w15:restartNumberingAfterBreak="0">
+  <w:abstractNum w:abstractNumId="31" w15:restartNumberingAfterBreak="0">
     <w:nsid w:val="5AA70B5C"/>
     <w:multiLevelType w:val="multilevel"/>
     <w:tmpl w:val="BA746364"/>
@@ -12152,7 +19862,7 @@
       </w:rPr>
     </w:lvl>
   </w:abstractNum>
-  <w:abstractNum w:abstractNumId="27" w15:restartNumberingAfterBreak="0">
+  <w:abstractNum w:abstractNumId="32" w15:restartNumberingAfterBreak="0">
     <w:nsid w:val="5BC73776"/>
     <w:multiLevelType w:val="multilevel"/>
     <w:tmpl w:val="526EA648"/>
@@ -12301,7 +20011,7 @@
       </w:rPr>
     </w:lvl>
   </w:abstractNum>
-  <w:abstractNum w:abstractNumId="28" w15:restartNumberingAfterBreak="0">
+  <w:abstractNum w:abstractNumId="33" w15:restartNumberingAfterBreak="0">
     <w:nsid w:val="5BF57E88"/>
     <w:multiLevelType w:val="multilevel"/>
     <w:tmpl w:val="36DCF218"/>
@@ -12450,7 +20160,7 @@
       </w:rPr>
     </w:lvl>
   </w:abstractNum>
-  <w:abstractNum w:abstractNumId="29" w15:restartNumberingAfterBreak="0">
+  <w:abstractNum w:abstractNumId="34" w15:restartNumberingAfterBreak="0">
     <w:nsid w:val="66907222"/>
     <w:multiLevelType w:val="hybridMultilevel"/>
     <w:tmpl w:val="98240364"/>
@@ -12563,7 +20273,7 @@
       </w:rPr>
     </w:lvl>
   </w:abstractNum>
-  <w:abstractNum w:abstractNumId="30" w15:restartNumberingAfterBreak="0">
+  <w:abstractNum w:abstractNumId="35" w15:restartNumberingAfterBreak="0">
     <w:nsid w:val="66B926A5"/>
     <w:multiLevelType w:val="multilevel"/>
     <w:tmpl w:val="744CE6D4"/>
@@ -12712,7 +20422,93 @@
       </w:rPr>
     </w:lvl>
   </w:abstractNum>
-  <w:abstractNum w:abstractNumId="31" w15:restartNumberingAfterBreak="0">
+  <w:abstractNum w:abstractNumId="36" w15:restartNumberingAfterBreak="0">
+    <w:nsid w:val="690D6668"/>
+    <w:multiLevelType w:val="hybridMultilevel"/>
+    <w:tmpl w:val="B76E9248"/>
+    <w:lvl w:ilvl="0" w:tplc="FFFFFFFF">
+      <w:start w:val="1"/>
+      <w:numFmt w:val="decimal"/>
+      <w:lvlText w:val="%1."/>
+      <w:lvlJc w:val="left"/>
+      <w:pPr>
+        <w:ind w:left="1429" w:hanging="360"/>
+      </w:pPr>
+    </w:lvl>
+    <w:lvl w:ilvl="1" w:tplc="FFFFFFFF" w:tentative="1">
+      <w:start w:val="1"/>
+      <w:numFmt w:val="lowerLetter"/>
+      <w:lvlText w:val="%2."/>
+      <w:lvlJc w:val="left"/>
+      <w:pPr>
+        <w:ind w:left="2149" w:hanging="360"/>
+      </w:pPr>
+    </w:lvl>
+    <w:lvl w:ilvl="2" w:tplc="FFFFFFFF" w:tentative="1">
+      <w:start w:val="1"/>
+      <w:numFmt w:val="lowerRoman"/>
+      <w:lvlText w:val="%3."/>
+      <w:lvlJc w:val="right"/>
+      <w:pPr>
+        <w:ind w:left="2869" w:hanging="180"/>
+      </w:pPr>
+    </w:lvl>
+    <w:lvl w:ilvl="3" w:tplc="FFFFFFFF" w:tentative="1">
+      <w:start w:val="1"/>
+      <w:numFmt w:val="decimal"/>
+      <w:lvlText w:val="%4."/>
+      <w:lvlJc w:val="left"/>
+      <w:pPr>
+        <w:ind w:left="3589" w:hanging="360"/>
+      </w:pPr>
+    </w:lvl>
+    <w:lvl w:ilvl="4" w:tplc="FFFFFFFF" w:tentative="1">
+      <w:start w:val="1"/>
+      <w:numFmt w:val="lowerLetter"/>
+      <w:lvlText w:val="%5."/>
+      <w:lvlJc w:val="left"/>
+      <w:pPr>
+        <w:ind w:left="4309" w:hanging="360"/>
+      </w:pPr>
+    </w:lvl>
+    <w:lvl w:ilvl="5" w:tplc="FFFFFFFF" w:tentative="1">
+      <w:start w:val="1"/>
+      <w:numFmt w:val="lowerRoman"/>
+      <w:lvlText w:val="%6."/>
+      <w:lvlJc w:val="right"/>
+      <w:pPr>
+        <w:ind w:left="5029" w:hanging="180"/>
+      </w:pPr>
+    </w:lvl>
+    <w:lvl w:ilvl="6" w:tplc="FFFFFFFF" w:tentative="1">
+      <w:start w:val="1"/>
+      <w:numFmt w:val="decimal"/>
+      <w:lvlText w:val="%7."/>
+      <w:lvlJc w:val="left"/>
+      <w:pPr>
+        <w:ind w:left="5749" w:hanging="360"/>
+      </w:pPr>
+    </w:lvl>
+    <w:lvl w:ilvl="7" w:tplc="FFFFFFFF" w:tentative="1">
+      <w:start w:val="1"/>
+      <w:numFmt w:val="lowerLetter"/>
+      <w:lvlText w:val="%8."/>
+      <w:lvlJc w:val="left"/>
+      <w:pPr>
+        <w:ind w:left="6469" w:hanging="360"/>
+      </w:pPr>
+    </w:lvl>
+    <w:lvl w:ilvl="8" w:tplc="FFFFFFFF" w:tentative="1">
+      <w:start w:val="1"/>
+      <w:numFmt w:val="lowerRoman"/>
+      <w:lvlText w:val="%9."/>
+      <w:lvlJc w:val="right"/>
+      <w:pPr>
+        <w:ind w:left="7189" w:hanging="180"/>
+      </w:pPr>
+    </w:lvl>
+  </w:abstractNum>
+  <w:abstractNum w:abstractNumId="37" w15:restartNumberingAfterBreak="0">
     <w:nsid w:val="711E624B"/>
     <w:multiLevelType w:val="hybridMultilevel"/>
     <w:tmpl w:val="CE6EFA00"/>
@@ -12801,7 +20597,7 @@
       </w:pPr>
     </w:lvl>
   </w:abstractNum>
-  <w:abstractNum w:abstractNumId="32" w15:restartNumberingAfterBreak="0">
+  <w:abstractNum w:abstractNumId="38" w15:restartNumberingAfterBreak="0">
     <w:nsid w:val="726A1EF4"/>
     <w:multiLevelType w:val="multilevel"/>
     <w:tmpl w:val="667E5328"/>
@@ -12896,7 +20692,93 @@
       </w:pPr>
     </w:lvl>
   </w:abstractNum>
-  <w:abstractNum w:abstractNumId="33" w15:restartNumberingAfterBreak="0">
+  <w:abstractNum w:abstractNumId="39" w15:restartNumberingAfterBreak="0">
+    <w:nsid w:val="75FD418F"/>
+    <w:multiLevelType w:val="hybridMultilevel"/>
+    <w:tmpl w:val="A54861F0"/>
+    <w:lvl w:ilvl="0" w:tplc="FFFFFFFF">
+      <w:start w:val="1"/>
+      <w:numFmt w:val="decimal"/>
+      <w:lvlText w:val="%1."/>
+      <w:lvlJc w:val="left"/>
+      <w:pPr>
+        <w:ind w:left="2138" w:hanging="360"/>
+      </w:pPr>
+    </w:lvl>
+    <w:lvl w:ilvl="1" w:tplc="04190019" w:tentative="1">
+      <w:start w:val="1"/>
+      <w:numFmt w:val="lowerLetter"/>
+      <w:lvlText w:val="%2."/>
+      <w:lvlJc w:val="left"/>
+      <w:pPr>
+        <w:ind w:left="2149" w:hanging="360"/>
+      </w:pPr>
+    </w:lvl>
+    <w:lvl w:ilvl="2" w:tplc="0419001B" w:tentative="1">
+      <w:start w:val="1"/>
+      <w:numFmt w:val="lowerRoman"/>
+      <w:lvlText w:val="%3."/>
+      <w:lvlJc w:val="right"/>
+      <w:pPr>
+        <w:ind w:left="2869" w:hanging="180"/>
+      </w:pPr>
+    </w:lvl>
+    <w:lvl w:ilvl="3" w:tplc="0419000F" w:tentative="1">
+      <w:start w:val="1"/>
+      <w:numFmt w:val="decimal"/>
+      <w:lvlText w:val="%4."/>
+      <w:lvlJc w:val="left"/>
+      <w:pPr>
+        <w:ind w:left="3589" w:hanging="360"/>
+      </w:pPr>
+    </w:lvl>
+    <w:lvl w:ilvl="4" w:tplc="04190019" w:tentative="1">
+      <w:start w:val="1"/>
+      <w:numFmt w:val="lowerLetter"/>
+      <w:lvlText w:val="%5."/>
+      <w:lvlJc w:val="left"/>
+      <w:pPr>
+        <w:ind w:left="4309" w:hanging="360"/>
+      </w:pPr>
+    </w:lvl>
+    <w:lvl w:ilvl="5" w:tplc="0419001B" w:tentative="1">
+      <w:start w:val="1"/>
+      <w:numFmt w:val="lowerRoman"/>
+      <w:lvlText w:val="%6."/>
+      <w:lvlJc w:val="right"/>
+      <w:pPr>
+        <w:ind w:left="5029" w:hanging="180"/>
+      </w:pPr>
+    </w:lvl>
+    <w:lvl w:ilvl="6" w:tplc="0419000F" w:tentative="1">
+      <w:start w:val="1"/>
+      <w:numFmt w:val="decimal"/>
+      <w:lvlText w:val="%7."/>
+      <w:lvlJc w:val="left"/>
+      <w:pPr>
+        <w:ind w:left="5749" w:hanging="360"/>
+      </w:pPr>
+    </w:lvl>
+    <w:lvl w:ilvl="7" w:tplc="04190019" w:tentative="1">
+      <w:start w:val="1"/>
+      <w:numFmt w:val="lowerLetter"/>
+      <w:lvlText w:val="%8."/>
+      <w:lvlJc w:val="left"/>
+      <w:pPr>
+        <w:ind w:left="6469" w:hanging="360"/>
+      </w:pPr>
+    </w:lvl>
+    <w:lvl w:ilvl="8" w:tplc="0419001B" w:tentative="1">
+      <w:start w:val="1"/>
+      <w:numFmt w:val="lowerRoman"/>
+      <w:lvlText w:val="%9."/>
+      <w:lvlJc w:val="right"/>
+      <w:pPr>
+        <w:ind w:left="7189" w:hanging="180"/>
+      </w:pPr>
+    </w:lvl>
+  </w:abstractNum>
+  <w:abstractNum w:abstractNumId="40" w15:restartNumberingAfterBreak="0">
     <w:nsid w:val="78BE6F77"/>
     <w:multiLevelType w:val="multilevel"/>
     <w:tmpl w:val="127A2C6A"/>
@@ -13009,7 +20891,7 @@
       </w:pPr>
     </w:lvl>
   </w:abstractNum>
-  <w:abstractNum w:abstractNumId="34" w15:restartNumberingAfterBreak="0">
+  <w:abstractNum w:abstractNumId="41" w15:restartNumberingAfterBreak="0">
     <w:nsid w:val="79B57A4C"/>
     <w:multiLevelType w:val="multilevel"/>
     <w:tmpl w:val="FF340F12"/>
@@ -13158,7 +21040,7 @@
       </w:rPr>
     </w:lvl>
   </w:abstractNum>
-  <w:abstractNum w:abstractNumId="35" w15:restartNumberingAfterBreak="0">
+  <w:abstractNum w:abstractNumId="42" w15:restartNumberingAfterBreak="0">
     <w:nsid w:val="7BA37036"/>
     <w:multiLevelType w:val="multilevel"/>
     <w:tmpl w:val="3A7633D4"/>
@@ -13271,7 +21153,7 @@
       </w:pPr>
     </w:lvl>
   </w:abstractNum>
-  <w:abstractNum w:abstractNumId="36" w15:restartNumberingAfterBreak="0">
+  <w:abstractNum w:abstractNumId="43" w15:restartNumberingAfterBreak="0">
     <w:nsid w:val="7D75413D"/>
     <w:multiLevelType w:val="multilevel"/>
     <w:tmpl w:val="0DE20246"/>
@@ -13384,7 +21266,7 @@
       </w:pPr>
     </w:lvl>
   </w:abstractNum>
-  <w:abstractNum w:abstractNumId="37" w15:restartNumberingAfterBreak="0">
+  <w:abstractNum w:abstractNumId="44" w15:restartNumberingAfterBreak="0">
     <w:nsid w:val="7EE97C28"/>
     <w:multiLevelType w:val="multilevel"/>
     <w:tmpl w:val="D7B4D106"/>
@@ -13534,118 +21416,139 @@
     </w:lvl>
   </w:abstractNum>
   <w:num w:numId="1" w16cid:durableId="1676490963">
-    <w:abstractNumId w:val="9"/>
+    <w:abstractNumId w:val="12"/>
   </w:num>
   <w:num w:numId="2" w16cid:durableId="50926999">
-    <w:abstractNumId w:val="31"/>
+    <w:abstractNumId w:val="37"/>
   </w:num>
   <w:num w:numId="3" w16cid:durableId="300114369">
+    <w:abstractNumId w:val="27"/>
+  </w:num>
+  <w:num w:numId="4" w16cid:durableId="181208634">
+    <w:abstractNumId w:val="3"/>
+  </w:num>
+  <w:num w:numId="5" w16cid:durableId="649360043">
+    <w:abstractNumId w:val="20"/>
+  </w:num>
+  <w:num w:numId="6" w16cid:durableId="51077063">
+    <w:abstractNumId w:val="8"/>
+  </w:num>
+  <w:num w:numId="7" w16cid:durableId="1137911300">
+    <w:abstractNumId w:val="7"/>
+  </w:num>
+  <w:num w:numId="8" w16cid:durableId="794448998">
+    <w:abstractNumId w:val="14"/>
+  </w:num>
+  <w:num w:numId="9" w16cid:durableId="284192424">
+    <w:abstractNumId w:val="38"/>
+  </w:num>
+  <w:num w:numId="10" w16cid:durableId="201334002">
+    <w:abstractNumId w:val="15"/>
+  </w:num>
+  <w:num w:numId="11" w16cid:durableId="1662078001">
+    <w:abstractNumId w:val="26"/>
+  </w:num>
+  <w:num w:numId="12" w16cid:durableId="14231282">
+    <w:abstractNumId w:val="25"/>
+  </w:num>
+  <w:num w:numId="13" w16cid:durableId="877013806">
+    <w:abstractNumId w:val="22"/>
+  </w:num>
+  <w:num w:numId="14" w16cid:durableId="1965648428">
+    <w:abstractNumId w:val="29"/>
+  </w:num>
+  <w:num w:numId="15" w16cid:durableId="1376275873">
+    <w:abstractNumId w:val="34"/>
+  </w:num>
+  <w:num w:numId="16" w16cid:durableId="320935821">
+    <w:abstractNumId w:val="13"/>
+  </w:num>
+  <w:num w:numId="17" w16cid:durableId="370301839">
+    <w:abstractNumId w:val="17"/>
+  </w:num>
+  <w:num w:numId="18" w16cid:durableId="524253192">
+    <w:abstractNumId w:val="40"/>
+  </w:num>
+  <w:num w:numId="19" w16cid:durableId="327709771">
+    <w:abstractNumId w:val="42"/>
+  </w:num>
+  <w:num w:numId="20" w16cid:durableId="1706786039">
+    <w:abstractNumId w:val="43"/>
+  </w:num>
+  <w:num w:numId="21" w16cid:durableId="979001293">
+    <w:abstractNumId w:val="10"/>
+  </w:num>
+  <w:num w:numId="22" w16cid:durableId="86966861">
     <w:abstractNumId w:val="23"/>
   </w:num>
-  <w:num w:numId="4" w16cid:durableId="181208634">
-    <w:abstractNumId w:val="2"/>
+  <w:num w:numId="23" w16cid:durableId="971180140">
+    <w:abstractNumId w:val="18"/>
   </w:num>
-  <w:num w:numId="5" w16cid:durableId="649360043">
-    <w:abstractNumId w:val="17"/>
-  </w:num>
-  <w:num w:numId="6" w16cid:durableId="51077063">
-    <w:abstractNumId w:val="6"/>
-  </w:num>
-  <w:num w:numId="7" w16cid:durableId="1137911300">
-    <w:abstractNumId w:val="5"/>
-  </w:num>
-  <w:num w:numId="8" w16cid:durableId="794448998">
-    <w:abstractNumId w:val="11"/>
-  </w:num>
-  <w:num w:numId="9" w16cid:durableId="284192424">
+  <w:num w:numId="24" w16cid:durableId="1802917280">
     <w:abstractNumId w:val="32"/>
   </w:num>
-  <w:num w:numId="10" w16cid:durableId="201334002">
-    <w:abstractNumId w:val="12"/>
-  </w:num>
-  <w:num w:numId="11" w16cid:durableId="1662078001">
-    <w:abstractNumId w:val="22"/>
-  </w:num>
-  <w:num w:numId="12" w16cid:durableId="14231282">
-    <w:abstractNumId w:val="21"/>
-  </w:num>
-  <w:num w:numId="13" w16cid:durableId="877013806">
-    <w:abstractNumId w:val="19"/>
-  </w:num>
-  <w:num w:numId="14" w16cid:durableId="1965648428">
-    <w:abstractNumId w:val="24"/>
-  </w:num>
-  <w:num w:numId="15" w16cid:durableId="1376275873">
-    <w:abstractNumId w:val="29"/>
-  </w:num>
-  <w:num w:numId="16" w16cid:durableId="320935821">
-    <w:abstractNumId w:val="10"/>
-  </w:num>
-  <w:num w:numId="17" w16cid:durableId="370301839">
-    <w:abstractNumId w:val="14"/>
-  </w:num>
-  <w:num w:numId="18" w16cid:durableId="524253192">
-    <w:abstractNumId w:val="33"/>
-  </w:num>
-  <w:num w:numId="19" w16cid:durableId="327709771">
-    <w:abstractNumId w:val="35"/>
-  </w:num>
-  <w:num w:numId="20" w16cid:durableId="1706786039">
-    <w:abstractNumId w:val="36"/>
-  </w:num>
-  <w:num w:numId="21" w16cid:durableId="979001293">
-    <w:abstractNumId w:val="8"/>
-  </w:num>
-  <w:num w:numId="22" w16cid:durableId="86966861">
-    <w:abstractNumId w:val="20"/>
-  </w:num>
-  <w:num w:numId="23" w16cid:durableId="971180140">
-    <w:abstractNumId w:val="15"/>
-  </w:num>
-  <w:num w:numId="24" w16cid:durableId="1802917280">
-    <w:abstractNumId w:val="27"/>
-  </w:num>
   <w:num w:numId="25" w16cid:durableId="1038093078">
-    <w:abstractNumId w:val="34"/>
+    <w:abstractNumId w:val="41"/>
   </w:num>
   <w:num w:numId="26" w16cid:durableId="1965190981">
     <w:abstractNumId w:val="0"/>
   </w:num>
   <w:num w:numId="27" w16cid:durableId="822431064">
-    <w:abstractNumId w:val="37"/>
+    <w:abstractNumId w:val="44"/>
   </w:num>
   <w:num w:numId="28" w16cid:durableId="1219702691">
+    <w:abstractNumId w:val="35"/>
+  </w:num>
+  <w:num w:numId="29" w16cid:durableId="1314094591">
+    <w:abstractNumId w:val="21"/>
+  </w:num>
+  <w:num w:numId="30" w16cid:durableId="870147022">
     <w:abstractNumId w:val="30"/>
   </w:num>
-  <w:num w:numId="29" w16cid:durableId="1314094591">
-    <w:abstractNumId w:val="18"/>
+  <w:num w:numId="31" w16cid:durableId="657464757">
+    <w:abstractNumId w:val="33"/>
   </w:num>
-  <w:num w:numId="30" w16cid:durableId="870147022">
-    <w:abstractNumId w:val="25"/>
+  <w:num w:numId="32" w16cid:durableId="1824858382">
+    <w:abstractNumId w:val="19"/>
   </w:num>
-  <w:num w:numId="31" w16cid:durableId="657464757">
+  <w:num w:numId="33" w16cid:durableId="253436385">
+    <w:abstractNumId w:val="4"/>
+  </w:num>
+  <w:num w:numId="34" w16cid:durableId="1387680817">
+    <w:abstractNumId w:val="2"/>
+  </w:num>
+  <w:num w:numId="35" w16cid:durableId="333921782">
+    <w:abstractNumId w:val="31"/>
+  </w:num>
+  <w:num w:numId="36" w16cid:durableId="334765857">
+    <w:abstractNumId w:val="6"/>
+  </w:num>
+  <w:num w:numId="37" w16cid:durableId="1973360114">
+    <w:abstractNumId w:val="9"/>
+  </w:num>
+  <w:num w:numId="38" w16cid:durableId="12339461">
+    <w:abstractNumId w:val="16"/>
+  </w:num>
+  <w:num w:numId="39" w16cid:durableId="665127960">
+    <w:abstractNumId w:val="11"/>
+  </w:num>
+  <w:num w:numId="40" w16cid:durableId="173418079">
+    <w:abstractNumId w:val="24"/>
+  </w:num>
+  <w:num w:numId="41" w16cid:durableId="2140951717">
+    <w:abstractNumId w:val="5"/>
+  </w:num>
+  <w:num w:numId="42" w16cid:durableId="1527254841">
+    <w:abstractNumId w:val="1"/>
+  </w:num>
+  <w:num w:numId="43" w16cid:durableId="2115711998">
     <w:abstractNumId w:val="28"/>
   </w:num>
-  <w:num w:numId="32" w16cid:durableId="1824858382">
-    <w:abstractNumId w:val="16"/>
+  <w:num w:numId="44" w16cid:durableId="1790926885">
+    <w:abstractNumId w:val="36"/>
   </w:num>
-  <w:num w:numId="33" w16cid:durableId="253436385">
-    <w:abstractNumId w:val="3"/>
-  </w:num>
-  <w:num w:numId="34" w16cid:durableId="1387680817">
-    <w:abstractNumId w:val="1"/>
-  </w:num>
-  <w:num w:numId="35" w16cid:durableId="333921782">
-    <w:abstractNumId w:val="26"/>
-  </w:num>
-  <w:num w:numId="36" w16cid:durableId="334765857">
-    <w:abstractNumId w:val="4"/>
-  </w:num>
-  <w:num w:numId="37" w16cid:durableId="1973360114">
-    <w:abstractNumId w:val="7"/>
-  </w:num>
-  <w:num w:numId="38" w16cid:durableId="12339461">
-    <w:abstractNumId w:val="13"/>
+  <w:num w:numId="45" w16cid:durableId="1361323616">
+    <w:abstractNumId w:val="39"/>
   </w:num>
 </w:numbering>
 </file>
@@ -14284,6 +22187,7 @@
   <w:style w:type="character" w:default="1" w:styleId="a0">
     <w:name w:val="Default Paragraph Font"/>
     <w:uiPriority w:val="1"/>
+    <w:semiHidden/>
     <w:unhideWhenUsed/>
   </w:style>
   <w:style w:type="table" w:default="1" w:styleId="a1">
@@ -14464,6 +22368,7 @@
       <w:numPr>
         <w:ilvl w:val="1"/>
       </w:numPr>
+      <w:ind w:firstLine="709"/>
     </w:pPr>
     <w:rPr>
       <w:rFonts w:eastAsiaTheme="majorEastAsia" w:cstheme="majorBidi"/>
@@ -14765,6 +22670,18 @@
       <w:szCs w:val="18"/>
       <w:lang w:eastAsia="ar-SA"/>
       <w14:ligatures w14:val="none"/>
+    </w:rPr>
+  </w:style>
+  <w:style w:type="character" w:styleId="af4">
+    <w:name w:val="Unresolved Mention"/>
+    <w:basedOn w:val="a0"/>
+    <w:uiPriority w:val="99"/>
+    <w:semiHidden/>
+    <w:unhideWhenUsed/>
+    <w:rsid w:val="006C3E9C"/>
+    <w:rPr>
+      <w:color w:val="605E5C"/>
+      <w:shd w:val="clear" w:color="auto" w:fill="E1DFDD"/>
     </w:rPr>
   </w:style>
 </w:styles>
